--- a/spa/docx/51.content.docx
+++ b/spa/docx/51.content.docx
@@ -11,6 +11,15 @@
         <w:pStyle w:val="Heading2"/>
       </w:pPr>
       <w:r>
+        <w:t>Resource: Notas de Estudio (Tyndale)</w:t>
+      </w:r>
+      <w:r/>
+    </w:p>
+    <w:p>
+      <w:pPr>
+        <w:pStyle w:val="Heading2"/>
+      </w:pPr>
+      <w:r>
         <w:t>License Information</w:t>
       </w:r>
       <w:r/>
@@ -21,7 +30,7 @@
         <w:rPr>
           <w:b/>
         </w:rPr>
-        <w:t>Study Notes (Tyndale)</w:t>
+        <w:t>Notas de Estudio (Tyndale)</w:t>
       </w:r>
       <w:r>
         <w:t xml:space="preserve"> (Spanish) is based on</w:t>
@@ -74,7 +83,7 @@
         <w:pStyle w:val="Heading1"/>
       </w:pPr>
       <w:r>
-        <w:t>Study Notes (Tyndale)</w:t>
+        <w:t>Notas de Estudio (Tyndale)</w:t>
       </w:r>
     </w:p>
     <w:p>
@@ -83,6 +92,51 @@
           <w:headerReference w:type="even" r:id="rId8"/>
           <w:headerReference w:type="default" r:id="rId9"/>
           <w:footerReference w:type="default" r:id="rId10"/>
+          <w:footnotePr>
+            <w:numRestart w:val="eachSect"/>
+          </w:footnotePr>
+          <w:type w:val="continuous"/>
+          <w:pgSz w:w="12240" w:h="15840" w:code="1"/>
+          <w:pgMar w:top="1440" w:right="1440" w:bottom="1440" w:left="1440" w:header="504" w:footer="504" w:gutter="0"/>
+          <w:cols w:space="708"/>
+          <w:titlePg/>
+          <w:docGrid w:linePitch="360"/>
+        </w:sectPr>
+      </w:pPr>
+    </w:p>
+    <w:p>
+      <w:r/>
+    </w:p>
+    <w:p>
+      <w:pPr>
+        <w:pStyle w:val="Heading2"/>
+      </w:pPr>
+      <w:r>
+        <w:t>COL</w:t>
+      </w:r>
+      <w:r/>
+    </w:p>
+    <w:p>
+      <w:r/>
+      <w:r>
+        <w:rPr>
+          <w:i/>
+        </w:rPr>
+        <w:t>Colosenses 1:1, Colosenses 1:2, Colosenses 1:3–14, Colosenses 1:4, Colosenses 1:5, Colosenses 1:6, Colosenses 1:7, Colosenses 1:9–10, Colosenses 1:12–13, Colosenses 1:15, Colosenses 1:15–20, Colosenses 1:16, Colosenses 1:18, Colosenses 1:19, Colosenses 1:20, Colosenses 1:21, Colosenses 1:21–23, Colosenses 1:22, Colosenses 1:23, Colosenses 1:24, Colosenses 1:24–2:5, Colosenses 1:26, Colosenses 2:1–5, Colosenses 2:2, Colosenses 2:3, Colosenses 2:6–15, Colosenses 2:8, Colosenses 2:11, Colosenses 2:12, Colosenses 2:14, Colosenses 2:15, Colosenses 2:16, Colosenses 2:16–23, Colosenses 2:17, Colosenses 2:18, Colosenses 2:20, Colosenses 2:23, Colosenses 3:1, Colosenses 3:1–11, Colosenses 3:3–4, Colosenses 3:5, Colosenses 3:6, Colosenses 3:8, Colosenses 3:9–10, Colosenses 3:11, Colosenses 3:12–17, Colosenses 3:15, Colosenses 3:16, Colosenses 3:17, Colosenses 3:18, Colosenses 3:18–4.1, Colosenses 3:19, Colosenses 3:22–24, Colosenses 4:1, Colosenses 4:2, Colosenses 4:2–6, Colosenses 4:3, Colosenses 4:5, Colosenses 4:6, Colosenses 4:7, Colosenses 4:7–18, Colosenses 4:9, Colosenses 4:10, Colosenses 4:10–14, Colosenses 4:11, Colosenses 4:13, Colosenses 4:14, Colosenses 4:15, Colosenses 4:16, Colosenses 4:17, Colosenses 4:18</w:t>
+      </w:r>
+      <w:r/>
+    </w:p>
+    <w:p>
+      <w:r/>
+      <w:r>
+        <w:t xml:space="preserve"> </w:t>
+      </w:r>
+      <w:r/>
+      <w:r/>
+    </w:p>
+    <w:p>
+      <w:pPr>
+        <w:sectPr>
           <w:footnotePr>
             <w:numRestart w:val="eachSect"/>
           </w:footnotePr>

--- a/spa/docx/51.content.docx
+++ b/spa/docx/51.content.docx
@@ -4,49 +4,89 @@
   <w:body>
     <w:p/>
     <w:p>
-      <w:r/>
+      <w:pPr/>
+      <w:r>
+        <w:rPr>
+          <w:lang w:val="es_ES" w:bidi="es_ES"/>
+        </w:rPr>
+      </w:r>
     </w:p>
     <w:p>
       <w:pPr>
         <w:pStyle w:val="Heading2"/>
       </w:pPr>
       <w:r>
+        <w:rPr>
+          <w:lang w:val="es_ES" w:bidi="es_ES"/>
+        </w:rPr>
         <w:t>Resource: Notas de Estudio (Tyndale)</w:t>
       </w:r>
-      <w:r/>
+      <w:r>
+        <w:rPr>
+          <w:lang w:val="es_ES" w:bidi="es_ES"/>
+        </w:rPr>
+      </w:r>
     </w:p>
     <w:p>
       <w:pPr>
         <w:pStyle w:val="Heading2"/>
       </w:pPr>
       <w:r>
+        <w:rPr>
+          <w:lang w:val="es_ES" w:bidi="es_ES"/>
+        </w:rPr>
         <w:t>License Information</w:t>
       </w:r>
-      <w:r/>
-    </w:p>
-    <w:p>
-      <w:r/>
+      <w:r>
+        <w:rPr>
+          <w:lang w:val="es_ES" w:bidi="es_ES"/>
+        </w:rPr>
+      </w:r>
+    </w:p>
+    <w:p>
+      <w:pPr/>
+      <w:r>
+        <w:rPr>
+          <w:lang w:val="es_ES" w:bidi="es_ES"/>
+        </w:rPr>
+      </w:r>
       <w:r>
         <w:rPr>
           <w:b/>
+          <w:lang w:val="es_ES" w:bidi="es_ES"/>
         </w:rPr>
         <w:t>Notas de Estudio (Tyndale)</w:t>
       </w:r>
       <w:r>
+        <w:rPr>
+          <w:lang w:val="es_ES" w:bidi="es_ES"/>
+        </w:rPr>
         <w:t xml:space="preserve"> (Spanish) is based on</w:t>
       </w:r>
       <w:r>
+        <w:rPr>
+          <w:lang w:val="es_ES" w:bidi="es_ES"/>
+        </w:rPr>
         <w:t xml:space="preserve">: </w:t>
       </w:r>
       <w:r>
+        <w:rPr>
+          <w:lang w:val="es_ES" w:bidi="es_ES"/>
+        </w:rPr>
         <w:t>Tyndale Open Study Notes</w:t>
       </w:r>
       <w:r>
+        <w:rPr>
+          <w:lang w:val="es_ES" w:bidi="es_ES"/>
+        </w:rPr>
         <w:t xml:space="preserve">, </w:t>
       </w:r>
       <w:hyperlink r:id="rId13">
         <w:r>
           <w:rPr>
+            <w:lang w:val="es_ES" w:bidi="es_ES"/>
+          </w:rPr>
+          <w:rPr>
             <w:color w:val="0000EE"/>
             <w:u w:val="single"/>
           </w:rPr>
@@ -54,11 +94,17 @@
         </w:r>
       </w:hyperlink>
       <w:r>
+        <w:rPr>
+          <w:lang w:val="es_ES" w:bidi="es_ES"/>
+        </w:rPr>
         <w:t xml:space="preserve">, 2019, which is licensed under a </w:t>
       </w:r>
       <w:hyperlink r:id="rId14">
         <w:r>
           <w:rPr>
+            <w:lang w:val="es_ES" w:bidi="es_ES"/>
+          </w:rPr>
+          <w:rPr>
             <w:color w:val="0000EE"/>
             <w:u w:val="single"/>
           </w:rPr>
@@ -66,23 +112,49 @@
         </w:r>
       </w:hyperlink>
       <w:r>
+        <w:rPr>
+          <w:lang w:val="es_ES" w:bidi="es_ES"/>
+        </w:rPr>
         <w:t>.</w:t>
       </w:r>
-      <w:r/>
-    </w:p>
-    <w:p>
-      <w:r/>
-      <w:r>
+      <w:r>
+        <w:rPr>
+          <w:lang w:val="es_ES" w:bidi="es_ES"/>
+        </w:rPr>
+      </w:r>
+    </w:p>
+    <w:p>
+      <w:pPr/>
+      <w:r>
+        <w:rPr>
+          <w:lang w:val="es_ES" w:bidi="es_ES"/>
+        </w:rPr>
+      </w:r>
+      <w:r>
+        <w:rPr>
+          <w:lang w:val="es_ES" w:bidi="es_ES"/>
+        </w:rPr>
         <w:t>This PDF version is provided under the same license.</w:t>
       </w:r>
-      <w:r/>
-      <w:r/>
+      <w:r>
+        <w:rPr>
+          <w:lang w:val="es_ES" w:bidi="es_ES"/>
+        </w:rPr>
+      </w:r>
+      <w:r>
+        <w:rPr>
+          <w:lang w:val="es_ES" w:bidi="es_ES"/>
+        </w:rPr>
+      </w:r>
     </w:p>
     <w:p>
       <w:pPr>
         <w:pStyle w:val="Heading1"/>
       </w:pPr>
       <w:r>
+        <w:rPr>
+          <w:lang w:val="es_ES" w:bidi="es_ES"/>
+        </w:rPr>
         <w:t>Notas de Estudio (Tyndale)</w:t>
       </w:r>
     </w:p>
@@ -105,34 +177,72 @@
       </w:pPr>
     </w:p>
     <w:p>
-      <w:r/>
+      <w:pPr/>
+      <w:r>
+        <w:rPr>
+          <w:lang w:val="es_ES" w:bidi="es_ES"/>
+        </w:rPr>
+      </w:r>
     </w:p>
     <w:p>
       <w:pPr>
         <w:pStyle w:val="Heading2"/>
       </w:pPr>
       <w:r>
+        <w:rPr>
+          <w:lang w:val="es_ES" w:bidi="es_ES"/>
+        </w:rPr>
         <w:t>COL</w:t>
       </w:r>
-      <w:r/>
-    </w:p>
-    <w:p>
-      <w:r/>
+      <w:r>
+        <w:rPr>
+          <w:lang w:val="es_ES" w:bidi="es_ES"/>
+        </w:rPr>
+      </w:r>
+    </w:p>
+    <w:p>
+      <w:pPr/>
+      <w:r>
+        <w:rPr>
+          <w:lang w:val="es_ES" w:bidi="es_ES"/>
+        </w:rPr>
+      </w:r>
       <w:r>
         <w:rPr>
           <w:i/>
+          <w:lang w:val="es_ES" w:bidi="es_ES"/>
         </w:rPr>
         <w:t>Colosenses 1:1, Colosenses 1:2, Colosenses 1:3–14, Colosenses 1:4, Colosenses 1:5, Colosenses 1:6, Colosenses 1:7, Colosenses 1:9–10, Colosenses 1:12–13, Colosenses 1:15, Colosenses 1:15–20, Colosenses 1:16, Colosenses 1:18, Colosenses 1:19, Colosenses 1:20, Colosenses 1:21, Colosenses 1:21–23, Colosenses 1:22, Colosenses 1:23, Colosenses 1:24, Colosenses 1:24–2:5, Colosenses 1:26, Colosenses 2:1–5, Colosenses 2:2, Colosenses 2:3, Colosenses 2:6–15, Colosenses 2:8, Colosenses 2:11, Colosenses 2:12, Colosenses 2:14, Colosenses 2:15, Colosenses 2:16, Colosenses 2:16–23, Colosenses 2:17, Colosenses 2:18, Colosenses 2:20, Colosenses 2:23, Colosenses 3:1, Colosenses 3:1–11, Colosenses 3:3–4, Colosenses 3:5, Colosenses 3:6, Colosenses 3:8, Colosenses 3:9–10, Colosenses 3:11, Colosenses 3:12–17, Colosenses 3:15, Colosenses 3:16, Colosenses 3:17, Colosenses 3:18, Colosenses 3:18–4.1, Colosenses 3:19, Colosenses 3:22–24, Colosenses 4:1, Colosenses 4:2, Colosenses 4:2–6, Colosenses 4:3, Colosenses 4:5, Colosenses 4:6, Colosenses 4:7, Colosenses 4:7–18, Colosenses 4:9, Colosenses 4:10, Colosenses 4:10–14, Colosenses 4:11, Colosenses 4:13, Colosenses 4:14, Colosenses 4:15, Colosenses 4:16, Colosenses 4:17, Colosenses 4:18</w:t>
       </w:r>
-      <w:r/>
-    </w:p>
-    <w:p>
-      <w:r/>
-      <w:r>
+      <w:r>
+        <w:rPr>
+          <w:lang w:val="es_ES" w:bidi="es_ES"/>
+        </w:rPr>
+      </w:r>
+    </w:p>
+    <w:p>
+      <w:pPr/>
+      <w:r>
+        <w:rPr>
+          <w:lang w:val="es_ES" w:bidi="es_ES"/>
+        </w:rPr>
+      </w:r>
+      <w:r>
+        <w:rPr>
+          <w:lang w:val="es_ES" w:bidi="es_ES"/>
+        </w:rPr>
         <w:t xml:space="preserve"> </w:t>
       </w:r>
-      <w:r/>
-      <w:r/>
+      <w:r>
+        <w:rPr>
+          <w:lang w:val="es_ES" w:bidi="es_ES"/>
+        </w:rPr>
+      </w:r>
+      <w:r>
+        <w:rPr>
+          <w:lang w:val="es_ES" w:bidi="es_ES"/>
+        </w:rPr>
+      </w:r>
     </w:p>
     <w:p>
       <w:pPr>
@@ -150,36 +260,76 @@
       </w:pPr>
     </w:p>
     <w:p>
-      <w:r/>
+      <w:pPr/>
+      <w:r>
+        <w:rPr>
+          <w:lang w:val="es_ES" w:bidi="es_ES"/>
+        </w:rPr>
+      </w:r>
     </w:p>
     <w:p>
       <w:pPr>
         <w:pStyle w:val="Heading2"/>
       </w:pPr>
       <w:r>
+        <w:rPr>
+          <w:lang w:val="es_ES" w:bidi="es_ES"/>
+        </w:rPr>
         <w:t>Colosenses 1:1</w:t>
       </w:r>
-      <w:r/>
-    </w:p>
-    <w:p>
-      <w:r/>
-      <w:r>
+      <w:r>
+        <w:rPr>
+          <w:lang w:val="es_ES" w:bidi="es_ES"/>
+        </w:rPr>
+      </w:r>
+    </w:p>
+    <w:p>
+      <w:pPr/>
+      <w:r>
+        <w:rPr>
+          <w:lang w:val="es_ES" w:bidi="es_ES"/>
+        </w:rPr>
+      </w:r>
+      <w:r>
+        <w:rPr>
+          <w:lang w:val="es_ES" w:bidi="es_ES"/>
+        </w:rPr>
         <w:t>Timoteo era uno de los colaboradores más cercanos de Pablo. Su relación era muy estrecha. El trabajo de Timoteo era tan importante que Pablo lo incluyó como remitente de esta carta. También lo incluyó en 2 Corintios, Filipenses, 1 y 2 Tesalonicenses, y Filemón.</w:t>
       </w:r>
-      <w:r/>
-      <w:r/>
-    </w:p>
-    <w:p>
-      <w:r/>
+      <w:r>
+        <w:rPr>
+          <w:lang w:val="es_ES" w:bidi="es_ES"/>
+        </w:rPr>
+      </w:r>
+      <w:r>
+        <w:rPr>
+          <w:lang w:val="es_ES" w:bidi="es_ES"/>
+        </w:rPr>
+      </w:r>
+    </w:p>
+    <w:p>
+      <w:pPr/>
+      <w:r>
+        <w:rPr>
+          <w:lang w:val="es_ES" w:bidi="es_ES"/>
+        </w:rPr>
+      </w:r>
     </w:p>
     <w:p>
       <w:pPr>
         <w:pStyle w:val="Heading2"/>
       </w:pPr>
       <w:r>
+        <w:rPr>
+          <w:lang w:val="es_ES" w:bidi="es_ES"/>
+        </w:rPr>
         <w:t>Colosenses 1:2</w:t>
       </w:r>
-      <w:r/>
+      <w:r>
+        <w:rPr>
+          <w:lang w:val="es_ES" w:bidi="es_ES"/>
+        </w:rPr>
+      </w:r>
     </w:p>
     <w:p>
       <w:pPr>
@@ -187,8 +337,15 @@
         <w:spacing w:line="240" w:lineRule="auto"/>
         <w:ind w:left="720"/>
       </w:pPr>
-      <w:r/>
-      <w:r>
+      <w:r>
+        <w:rPr>
+          <w:lang w:val="es_ES" w:bidi="es_ES"/>
+        </w:rPr>
+      </w:r>
+      <w:r>
+        <w:rPr>
+          <w:lang w:val="es_ES" w:bidi="es_ES"/>
+        </w:rPr>
         <w:t xml:space="preserve">Colosas estaba en el valle del río Lico, en el oeste de Asia Menor. Estaba a unos 193 kilómetros al este de Éfeso y a 16 kilómetros al sureste de Laodicea. Su ubicación en una importante vía romana la exponía a las tendencias sociales y religiosas de la época. </w:t>
       </w:r>
     </w:p>
@@ -198,62 +355,132 @@
         <w:spacing w:line="240" w:lineRule="auto"/>
         <w:ind w:left="720"/>
       </w:pPr>
-      <w:r/>
-      <w:r>
+      <w:r>
+        <w:rPr>
+          <w:lang w:val="es_ES" w:bidi="es_ES"/>
+        </w:rPr>
+      </w:r>
+      <w:r>
+        <w:rPr>
+          <w:lang w:val="es_ES" w:bidi="es_ES"/>
+        </w:rPr>
         <w:t>"hermanos": del griego a</w:t>
       </w:r>
       <w:r>
         <w:rPr>
           <w:i/>
+          <w:lang w:val="es_ES" w:bidi="es_ES"/>
         </w:rPr>
         <w:t>delphoi</w:t>
       </w:r>
       <w:r>
+        <w:rPr>
+          <w:lang w:val="es_ES" w:bidi="es_ES"/>
+        </w:rPr>
         <w:t>, término utilizado para designar a los miembros de una familia, tanto masculinos como femeninos.</w:t>
       </w:r>
-      <w:r/>
-      <w:r/>
-    </w:p>
-    <w:p>
-      <w:r/>
+      <w:r>
+        <w:rPr>
+          <w:lang w:val="es_ES" w:bidi="es_ES"/>
+        </w:rPr>
+      </w:r>
+      <w:r>
+        <w:rPr>
+          <w:lang w:val="es_ES" w:bidi="es_ES"/>
+        </w:rPr>
+      </w:r>
+    </w:p>
+    <w:p>
+      <w:pPr/>
+      <w:r>
+        <w:rPr>
+          <w:lang w:val="es_ES" w:bidi="es_ES"/>
+        </w:rPr>
+      </w:r>
     </w:p>
     <w:p>
       <w:pPr>
         <w:pStyle w:val="Heading2"/>
       </w:pPr>
       <w:r>
+        <w:rPr>
+          <w:lang w:val="es_ES" w:bidi="es_ES"/>
+        </w:rPr>
         <w:t>Colosenses 1:3–14</w:t>
       </w:r>
-      <w:r/>
-    </w:p>
-    <w:p>
-      <w:r/>
-      <w:r>
+      <w:r>
+        <w:rPr>
+          <w:lang w:val="es_ES" w:bidi="es_ES"/>
+        </w:rPr>
+      </w:r>
+    </w:p>
+    <w:p>
+      <w:pPr/>
+      <w:r>
+        <w:rPr>
+          <w:lang w:val="es_ES" w:bidi="es_ES"/>
+        </w:rPr>
+      </w:r>
+      <w:r>
+        <w:rPr>
+          <w:lang w:val="es_ES" w:bidi="es_ES"/>
+        </w:rPr>
         <w:t>Esta sección comienza con una acción de gracias, habitual en las cartas del Nuevo Testamento. Pablo da gracias a Dios por el crecimiento de la fe de los colosenses. El ora para que la comprendan aún más. A través de esta oración, Pablo muestra su preocupación por la influencia de los falsos maestros.</w:t>
       </w:r>
-      <w:r/>
-      <w:r/>
-    </w:p>
-    <w:p>
-      <w:r/>
+      <w:r>
+        <w:rPr>
+          <w:lang w:val="es_ES" w:bidi="es_ES"/>
+        </w:rPr>
+      </w:r>
+      <w:r>
+        <w:rPr>
+          <w:lang w:val="es_ES" w:bidi="es_ES"/>
+        </w:rPr>
+      </w:r>
+    </w:p>
+    <w:p>
+      <w:pPr/>
+      <w:r>
+        <w:rPr>
+          <w:lang w:val="es_ES" w:bidi="es_ES"/>
+        </w:rPr>
+      </w:r>
     </w:p>
     <w:p>
       <w:pPr>
         <w:pStyle w:val="Heading2"/>
       </w:pPr>
       <w:r>
+        <w:rPr>
+          <w:lang w:val="es_ES" w:bidi="es_ES"/>
+        </w:rPr>
         <w:t>Colosenses 1:4</w:t>
       </w:r>
-      <w:r/>
-    </w:p>
-    <w:p>
-      <w:r/>
-      <w:r>
+      <w:r>
+        <w:rPr>
+          <w:lang w:val="es_ES" w:bidi="es_ES"/>
+        </w:rPr>
+      </w:r>
+    </w:p>
+    <w:p>
+      <w:pPr/>
+      <w:r>
+        <w:rPr>
+          <w:lang w:val="es_ES" w:bidi="es_ES"/>
+        </w:rPr>
+      </w:r>
+      <w:r>
+        <w:rPr>
+          <w:lang w:val="es_ES" w:bidi="es_ES"/>
+        </w:rPr>
         <w:t>"todos los santos": el Nuevo Testamento llama santos a todos los cristianos. Son apartados por Dios como su pueblo santo (</w:t>
       </w:r>
       <w:hyperlink r:id="rId15">
         <w:r>
           <w:rPr>
+            <w:lang w:val="es_ES" w:bidi="es_ES"/>
+          </w:rPr>
+          <w:rPr>
             <w:color w:val="0000EE"/>
             <w:u w:val="single"/>
           </w:rPr>
@@ -261,31 +488,65 @@
         </w:r>
       </w:hyperlink>
       <w:r>
+        <w:rPr>
+          <w:lang w:val="es_ES" w:bidi="es_ES"/>
+        </w:rPr>
         <w:t>).</w:t>
       </w:r>
-      <w:r/>
-      <w:r/>
-    </w:p>
-    <w:p>
-      <w:r/>
+      <w:r>
+        <w:rPr>
+          <w:lang w:val="es_ES" w:bidi="es_ES"/>
+        </w:rPr>
+      </w:r>
+      <w:r>
+        <w:rPr>
+          <w:lang w:val="es_ES" w:bidi="es_ES"/>
+        </w:rPr>
+      </w:r>
+    </w:p>
+    <w:p>
+      <w:pPr/>
+      <w:r>
+        <w:rPr>
+          <w:lang w:val="es_ES" w:bidi="es_ES"/>
+        </w:rPr>
+      </w:r>
     </w:p>
     <w:p>
       <w:pPr>
         <w:pStyle w:val="Heading2"/>
       </w:pPr>
       <w:r>
+        <w:rPr>
+          <w:lang w:val="es_ES" w:bidi="es_ES"/>
+        </w:rPr>
         <w:t>Colosenses 1:5</w:t>
       </w:r>
-      <w:r/>
-    </w:p>
-    <w:p>
-      <w:r/>
-      <w:r>
+      <w:r>
+        <w:rPr>
+          <w:lang w:val="es_ES" w:bidi="es_ES"/>
+        </w:rPr>
+      </w:r>
+    </w:p>
+    <w:p>
+      <w:pPr/>
+      <w:r>
+        <w:rPr>
+          <w:lang w:val="es_ES" w:bidi="es_ES"/>
+        </w:rPr>
+      </w:r>
+      <w:r>
+        <w:rPr>
+          <w:lang w:val="es_ES" w:bidi="es_ES"/>
+        </w:rPr>
         <w:t>La confidente esperanza de los cristianos colosenses les proporciona un fundamento seguro para su fe y su amor (</w:t>
       </w:r>
       <w:hyperlink r:id="rId16">
         <w:r>
           <w:rPr>
+            <w:lang w:val="es_ES" w:bidi="es_ES"/>
+          </w:rPr>
+          <w:rPr>
             <w:color w:val="0000EE"/>
             <w:u w:val="single"/>
           </w:rPr>
@@ -293,31 +554,65 @@
         </w:r>
       </w:hyperlink>
       <w:r>
+        <w:rPr>
+          <w:lang w:val="es_ES" w:bidi="es_ES"/>
+        </w:rPr>
         <w:t>). • Lo que Dios ha reservado para los creyentes aún no se ha revelado plenamente, pero ya existe en el cielo.</w:t>
       </w:r>
-      <w:r/>
-      <w:r/>
-    </w:p>
-    <w:p>
-      <w:r/>
+      <w:r>
+        <w:rPr>
+          <w:lang w:val="es_ES" w:bidi="es_ES"/>
+        </w:rPr>
+      </w:r>
+      <w:r>
+        <w:rPr>
+          <w:lang w:val="es_ES" w:bidi="es_ES"/>
+        </w:rPr>
+      </w:r>
+    </w:p>
+    <w:p>
+      <w:pPr/>
+      <w:r>
+        <w:rPr>
+          <w:lang w:val="es_ES" w:bidi="es_ES"/>
+        </w:rPr>
+      </w:r>
     </w:p>
     <w:p>
       <w:pPr>
         <w:pStyle w:val="Heading2"/>
       </w:pPr>
       <w:r>
+        <w:rPr>
+          <w:lang w:val="es_ES" w:bidi="es_ES"/>
+        </w:rPr>
         <w:t>Colosenses 1:6</w:t>
       </w:r>
-      <w:r/>
-    </w:p>
-    <w:p>
-      <w:r/>
-      <w:r>
+      <w:r>
+        <w:rPr>
+          <w:lang w:val="es_ES" w:bidi="es_ES"/>
+        </w:rPr>
+      </w:r>
+    </w:p>
+    <w:p>
+      <w:pPr/>
+      <w:r>
+        <w:rPr>
+          <w:lang w:val="es_ES" w:bidi="es_ES"/>
+        </w:rPr>
+      </w:r>
+      <w:r>
+        <w:rPr>
+          <w:lang w:val="es_ES" w:bidi="es_ES"/>
+        </w:rPr>
         <w:t xml:space="preserve">"por todo el mundo; y fructifica y crece": las buenas nuevas son eficaces para cambiar vidas y favorecer el crecimiento espiritual (cp. </w:t>
       </w:r>
       <w:hyperlink r:id="rId17">
         <w:r>
           <w:rPr>
+            <w:lang w:val="es_ES" w:bidi="es_ES"/>
+          </w:rPr>
+          <w:rPr>
             <w:color w:val="0000EE"/>
             <w:u w:val="single"/>
           </w:rPr>
@@ -325,31 +620,65 @@
         </w:r>
       </w:hyperlink>
       <w:r>
+        <w:rPr>
+          <w:lang w:val="es_ES" w:bidi="es_ES"/>
+        </w:rPr>
         <w:t>).</w:t>
       </w:r>
-      <w:r/>
-      <w:r/>
-    </w:p>
-    <w:p>
-      <w:r/>
+      <w:r>
+        <w:rPr>
+          <w:lang w:val="es_ES" w:bidi="es_ES"/>
+        </w:rPr>
+      </w:r>
+      <w:r>
+        <w:rPr>
+          <w:lang w:val="es_ES" w:bidi="es_ES"/>
+        </w:rPr>
+      </w:r>
+    </w:p>
+    <w:p>
+      <w:pPr/>
+      <w:r>
+        <w:rPr>
+          <w:lang w:val="es_ES" w:bidi="es_ES"/>
+        </w:rPr>
+      </w:r>
     </w:p>
     <w:p>
       <w:pPr>
         <w:pStyle w:val="Heading2"/>
       </w:pPr>
       <w:r>
+        <w:rPr>
+          <w:lang w:val="es_ES" w:bidi="es_ES"/>
+        </w:rPr>
         <w:t>Colosenses 1:7</w:t>
       </w:r>
-      <w:r/>
-    </w:p>
-    <w:p>
-      <w:r/>
-      <w:r>
+      <w:r>
+        <w:rPr>
+          <w:lang w:val="es_ES" w:bidi="es_ES"/>
+        </w:rPr>
+      </w:r>
+    </w:p>
+    <w:p>
+      <w:pPr/>
+      <w:r>
+        <w:rPr>
+          <w:lang w:val="es_ES" w:bidi="es_ES"/>
+        </w:rPr>
+      </w:r>
+      <w:r>
+        <w:rPr>
+          <w:lang w:val="es_ES" w:bidi="es_ES"/>
+        </w:rPr>
         <w:t xml:space="preserve">Epafras (ver también </w:t>
       </w:r>
       <w:hyperlink r:id="rId18">
         <w:r>
           <w:rPr>
+            <w:lang w:val="es_ES" w:bidi="es_ES"/>
+          </w:rPr>
+          <w:rPr>
             <w:color w:val="0000EE"/>
             <w:u w:val="single"/>
           </w:rPr>
@@ -357,11 +686,17 @@
         </w:r>
       </w:hyperlink>
       <w:r>
+        <w:rPr>
+          <w:lang w:val="es_ES" w:bidi="es_ES"/>
+        </w:rPr>
         <w:t xml:space="preserve"> </w:t>
       </w:r>
       <w:hyperlink r:id="rId19">
         <w:r>
           <w:rPr>
+            <w:lang w:val="es_ES" w:bidi="es_ES"/>
+          </w:rPr>
+          <w:rPr>
             <w:color w:val="0000EE"/>
             <w:u w:val="single"/>
           </w:rPr>
@@ -369,11 +704,17 @@
         </w:r>
       </w:hyperlink>
       <w:r>
+        <w:rPr>
+          <w:lang w:val="es_ES" w:bidi="es_ES"/>
+        </w:rPr>
         <w:t xml:space="preserve">) probablemente se convirtió cuando Pablo ministraba en Éfeso (ver </w:t>
       </w:r>
       <w:hyperlink r:id="rId20">
         <w:r>
           <w:rPr>
+            <w:lang w:val="es_ES" w:bidi="es_ES"/>
+          </w:rPr>
+          <w:rPr>
             <w:color w:val="0000EE"/>
             <w:u w:val="single"/>
           </w:rPr>
@@ -381,31 +722,65 @@
         </w:r>
       </w:hyperlink>
       <w:r>
+        <w:rPr>
+          <w:lang w:val="es_ES" w:bidi="es_ES"/>
+        </w:rPr>
         <w:t>) y luego regresó a Colosas para llevar las buenas nuevas a su ciudad natal.</w:t>
       </w:r>
-      <w:r/>
-      <w:r/>
-    </w:p>
-    <w:p>
-      <w:r/>
+      <w:r>
+        <w:rPr>
+          <w:lang w:val="es_ES" w:bidi="es_ES"/>
+        </w:rPr>
+      </w:r>
+      <w:r>
+        <w:rPr>
+          <w:lang w:val="es_ES" w:bidi="es_ES"/>
+        </w:rPr>
+      </w:r>
+    </w:p>
+    <w:p>
+      <w:pPr/>
+      <w:r>
+        <w:rPr>
+          <w:lang w:val="es_ES" w:bidi="es_ES"/>
+        </w:rPr>
+      </w:r>
     </w:p>
     <w:p>
       <w:pPr>
         <w:pStyle w:val="Heading2"/>
       </w:pPr>
       <w:r>
+        <w:rPr>
+          <w:lang w:val="es_ES" w:bidi="es_ES"/>
+        </w:rPr>
         <w:t>Colosenses 1:9–10</w:t>
       </w:r>
-      <w:r/>
-    </w:p>
-    <w:p>
-      <w:r/>
-      <w:r>
+      <w:r>
+        <w:rPr>
+          <w:lang w:val="es_ES" w:bidi="es_ES"/>
+        </w:rPr>
+      </w:r>
+    </w:p>
+    <w:p>
+      <w:pPr/>
+      <w:r>
+        <w:rPr>
+          <w:lang w:val="es_ES" w:bidi="es_ES"/>
+        </w:rPr>
+      </w:r>
+      <w:r>
+        <w:rPr>
+          <w:lang w:val="es_ES" w:bidi="es_ES"/>
+        </w:rPr>
         <w:t>Pablo ruega a Dios que conceda a sus lectores una comprensión más profunda de las buenas nuevas y plena expresión en sus vidas. El crecimiento espiritual produce una comprensión más clara y profunda de la verdad cristiana y de la conducta que agrada al Señor, mediante la cual el creyente tendrá la resistencia y la paciencia para mantenerse firme contra el mal (</w:t>
       </w:r>
       <w:hyperlink r:id="rId21">
         <w:r>
           <w:rPr>
+            <w:lang w:val="es_ES" w:bidi="es_ES"/>
+          </w:rPr>
+          <w:rPr>
             <w:color w:val="0000EE"/>
             <w:u w:val="single"/>
           </w:rPr>
@@ -413,31 +788,65 @@
         </w:r>
       </w:hyperlink>
       <w:r>
+        <w:rPr>
+          <w:lang w:val="es_ES" w:bidi="es_ES"/>
+        </w:rPr>
         <w:t>).</w:t>
       </w:r>
-      <w:r/>
-      <w:r/>
-    </w:p>
-    <w:p>
-      <w:r/>
+      <w:r>
+        <w:rPr>
+          <w:lang w:val="es_ES" w:bidi="es_ES"/>
+        </w:rPr>
+      </w:r>
+      <w:r>
+        <w:rPr>
+          <w:lang w:val="es_ES" w:bidi="es_ES"/>
+        </w:rPr>
+      </w:r>
+    </w:p>
+    <w:p>
+      <w:pPr/>
+      <w:r>
+        <w:rPr>
+          <w:lang w:val="es_ES" w:bidi="es_ES"/>
+        </w:rPr>
+      </w:r>
     </w:p>
     <w:p>
       <w:pPr>
         <w:pStyle w:val="Heading2"/>
       </w:pPr>
       <w:r>
+        <w:rPr>
+          <w:lang w:val="es_ES" w:bidi="es_ES"/>
+        </w:rPr>
         <w:t>Colosenses 1:12–13</w:t>
       </w:r>
-      <w:r/>
-    </w:p>
-    <w:p>
-      <w:r/>
-      <w:r>
+      <w:r>
+        <w:rPr>
+          <w:lang w:val="es_ES" w:bidi="es_ES"/>
+        </w:rPr>
+      </w:r>
+    </w:p>
+    <w:p>
+      <w:pPr/>
+      <w:r>
+        <w:rPr>
+          <w:lang w:val="es_ES" w:bidi="es_ES"/>
+        </w:rPr>
+      </w:r>
+      <w:r>
+        <w:rPr>
+          <w:lang w:val="es_ES" w:bidi="es_ES"/>
+        </w:rPr>
         <w:t xml:space="preserve">"Dando gracias al Padre": La humilde gratitud a Dios por la salvación es un poderoso antídoto contra el engaño de las falsas enseñanzas (ver también </w:t>
       </w:r>
       <w:hyperlink r:id="rId22">
         <w:r>
           <w:rPr>
+            <w:lang w:val="es_ES" w:bidi="es_ES"/>
+          </w:rPr>
+          <w:rPr>
             <w:color w:val="0000EE"/>
             <w:u w:val="single"/>
           </w:rPr>
@@ -445,11 +854,17 @@
         </w:r>
       </w:hyperlink>
       <w:r>
+        <w:rPr>
+          <w:lang w:val="es_ES" w:bidi="es_ES"/>
+        </w:rPr>
         <w:t xml:space="preserve"> </w:t>
       </w:r>
       <w:hyperlink r:id="rId23">
         <w:r>
           <w:rPr>
+            <w:lang w:val="es_ES" w:bidi="es_ES"/>
+          </w:rPr>
+          <w:rPr>
             <w:color w:val="0000EE"/>
             <w:u w:val="single"/>
           </w:rPr>
@@ -457,11 +872,17 @@
         </w:r>
       </w:hyperlink>
       <w:r>
+        <w:rPr>
+          <w:lang w:val="es_ES" w:bidi="es_ES"/>
+        </w:rPr>
         <w:t xml:space="preserve"> </w:t>
       </w:r>
       <w:hyperlink r:id="rId24">
         <w:r>
           <w:rPr>
+            <w:lang w:val="es_ES" w:bidi="es_ES"/>
+          </w:rPr>
+          <w:rPr>
             <w:color w:val="0000EE"/>
             <w:u w:val="single"/>
           </w:rPr>
@@ -469,11 +890,17 @@
         </w:r>
       </w:hyperlink>
       <w:r>
+        <w:rPr>
+          <w:lang w:val="es_ES" w:bidi="es_ES"/>
+        </w:rPr>
         <w:t xml:space="preserve">). • La herencia es lo que Dios ha prometido a su pueblo (por ejemplo, ver </w:t>
       </w:r>
       <w:hyperlink r:id="rId25">
         <w:r>
           <w:rPr>
+            <w:lang w:val="es_ES" w:bidi="es_ES"/>
+          </w:rPr>
+          <w:rPr>
             <w:color w:val="0000EE"/>
             <w:u w:val="single"/>
           </w:rPr>
@@ -481,11 +908,17 @@
         </w:r>
       </w:hyperlink>
       <w:r>
+        <w:rPr>
+          <w:lang w:val="es_ES" w:bidi="es_ES"/>
+        </w:rPr>
         <w:t xml:space="preserve"> </w:t>
       </w:r>
       <w:hyperlink r:id="rId26">
         <w:r>
           <w:rPr>
+            <w:lang w:val="es_ES" w:bidi="es_ES"/>
+          </w:rPr>
+          <w:rPr>
             <w:color w:val="0000EE"/>
             <w:u w:val="single"/>
           </w:rPr>
@@ -493,11 +926,17 @@
         </w:r>
       </w:hyperlink>
       <w:r>
+        <w:rPr>
+          <w:lang w:val="es_ES" w:bidi="es_ES"/>
+        </w:rPr>
         <w:t xml:space="preserve"> </w:t>
       </w:r>
       <w:hyperlink r:id="rId27">
         <w:r>
           <w:rPr>
+            <w:lang w:val="es_ES" w:bidi="es_ES"/>
+          </w:rPr>
+          <w:rPr>
             <w:color w:val="0000EE"/>
             <w:u w:val="single"/>
           </w:rPr>
@@ -505,11 +944,17 @@
         </w:r>
       </w:hyperlink>
       <w:r>
+        <w:rPr>
+          <w:lang w:val="es_ES" w:bidi="es_ES"/>
+        </w:rPr>
         <w:t xml:space="preserve">). En el Nuevo Testamento, la herencia consiste en la salvación y la liberación final (ver también </w:t>
       </w:r>
       <w:hyperlink r:id="rId28">
         <w:r>
           <w:rPr>
+            <w:lang w:val="es_ES" w:bidi="es_ES"/>
+          </w:rPr>
+          <w:rPr>
             <w:color w:val="0000EE"/>
             <w:u w:val="single"/>
           </w:rPr>
@@ -517,11 +962,17 @@
         </w:r>
       </w:hyperlink>
       <w:r>
+        <w:rPr>
+          <w:lang w:val="es_ES" w:bidi="es_ES"/>
+        </w:rPr>
         <w:t xml:space="preserve"> </w:t>
       </w:r>
       <w:hyperlink r:id="rId29">
         <w:r>
           <w:rPr>
+            <w:lang w:val="es_ES" w:bidi="es_ES"/>
+          </w:rPr>
+          <w:rPr>
             <w:color w:val="0000EE"/>
             <w:u w:val="single"/>
           </w:rPr>
@@ -529,11 +980,17 @@
         </w:r>
       </w:hyperlink>
       <w:r>
+        <w:rPr>
+          <w:lang w:val="es_ES" w:bidi="es_ES"/>
+        </w:rPr>
         <w:t xml:space="preserve"> </w:t>
       </w:r>
       <w:hyperlink r:id="rId30">
         <w:r>
           <w:rPr>
+            <w:lang w:val="es_ES" w:bidi="es_ES"/>
+          </w:rPr>
+          <w:rPr>
             <w:color w:val="0000EE"/>
             <w:u w:val="single"/>
           </w:rPr>
@@ -541,22 +998,45 @@
         </w:r>
       </w:hyperlink>
       <w:r>
+        <w:rPr>
+          <w:lang w:val="es_ES" w:bidi="es_ES"/>
+        </w:rPr>
         <w:t>).</w:t>
       </w:r>
-      <w:r/>
-      <w:r/>
-    </w:p>
-    <w:p>
-      <w:r/>
+      <w:r>
+        <w:rPr>
+          <w:lang w:val="es_ES" w:bidi="es_ES"/>
+        </w:rPr>
+      </w:r>
+      <w:r>
+        <w:rPr>
+          <w:lang w:val="es_ES" w:bidi="es_ES"/>
+        </w:rPr>
+      </w:r>
+    </w:p>
+    <w:p>
+      <w:pPr/>
+      <w:r>
+        <w:rPr>
+          <w:lang w:val="es_ES" w:bidi="es_ES"/>
+        </w:rPr>
+      </w:r>
     </w:p>
     <w:p>
       <w:pPr>
         <w:pStyle w:val="Heading2"/>
       </w:pPr>
       <w:r>
+        <w:rPr>
+          <w:lang w:val="es_ES" w:bidi="es_ES"/>
+        </w:rPr>
         <w:t>Colosenses 1:15</w:t>
       </w:r>
-      <w:r/>
+      <w:r>
+        <w:rPr>
+          <w:lang w:val="es_ES" w:bidi="es_ES"/>
+        </w:rPr>
+      </w:r>
     </w:p>
     <w:p>
       <w:pPr>
@@ -564,22 +1044,36 @@
         <w:spacing w:line="240" w:lineRule="auto"/>
         <w:ind w:left="720"/>
       </w:pPr>
-      <w:r/>
-      <w:r>
+      <w:r>
+        <w:rPr>
+          <w:lang w:val="es_ES" w:bidi="es_ES"/>
+        </w:rPr>
+      </w:r>
+      <w:r>
+        <w:rPr>
+          <w:lang w:val="es_ES" w:bidi="es_ES"/>
+        </w:rPr>
         <w:t xml:space="preserve">"la imagen": en la traducción griega del Antiguo Testamento, </w:t>
       </w:r>
       <w:r>
         <w:rPr>
           <w:i/>
+          <w:lang w:val="es_ES" w:bidi="es_ES"/>
         </w:rPr>
         <w:t>eikōn</w:t>
       </w:r>
       <w:r>
+        <w:rPr>
+          <w:lang w:val="es_ES" w:bidi="es_ES"/>
+        </w:rPr>
         <w:t xml:space="preserve"> significa "imagen" o "representación". Describe a los humanos como hechos a imagen de Dios (</w:t>
       </w:r>
       <w:hyperlink r:id="rId31">
         <w:r>
           <w:rPr>
+            <w:lang w:val="es_ES" w:bidi="es_ES"/>
+          </w:rPr>
+          <w:rPr>
             <w:color w:val="0000EE"/>
             <w:u w:val="single"/>
           </w:rPr>
@@ -587,11 +1081,17 @@
         </w:r>
       </w:hyperlink>
       <w:r>
+        <w:rPr>
+          <w:lang w:val="es_ES" w:bidi="es_ES"/>
+        </w:rPr>
         <w:t xml:space="preserve">). También se refiere a la figura de la sabiduría en los escritos judíos (ver Sabiduría de Salomón 7:25–26). Los escritores del Nuevo Testamento describen a Cristo como "la sabiduría de Dios" para explicar su importancia (comparar </w:t>
       </w:r>
       <w:hyperlink r:id="rId32">
         <w:r>
           <w:rPr>
+            <w:lang w:val="es_ES" w:bidi="es_ES"/>
+          </w:rPr>
+          <w:rPr>
             <w:color w:val="0000EE"/>
             <w:u w:val="single"/>
           </w:rPr>
@@ -599,11 +1099,17 @@
         </w:r>
       </w:hyperlink>
       <w:r>
+        <w:rPr>
+          <w:lang w:val="es_ES" w:bidi="es_ES"/>
+        </w:rPr>
         <w:t>,</w:t>
       </w:r>
       <w:hyperlink r:id="rId33">
         <w:r>
           <w:rPr>
+            <w:lang w:val="es_ES" w:bidi="es_ES"/>
+          </w:rPr>
+          <w:rPr>
             <w:color w:val="0000EE"/>
             <w:u w:val="single"/>
           </w:rPr>
@@ -611,6 +1117,9 @@
         </w:r>
       </w:hyperlink>
       <w:r>
+        <w:rPr>
+          <w:lang w:val="es_ES" w:bidi="es_ES"/>
+        </w:rPr>
         <w:t>).</w:t>
       </w:r>
     </w:p>
@@ -620,13 +1129,23 @@
         <w:spacing w:line="240" w:lineRule="auto"/>
         <w:ind w:left="720"/>
       </w:pPr>
-      <w:r/>
-      <w:r>
+      <w:r>
+        <w:rPr>
+          <w:lang w:val="es_ES" w:bidi="es_ES"/>
+        </w:rPr>
+      </w:r>
+      <w:r>
+        <w:rPr>
+          <w:lang w:val="es_ES" w:bidi="es_ES"/>
+        </w:rPr>
         <w:t xml:space="preserve">"el primogénito de toda criatura": Esta frase fue crucial en los primeros debates cristianos sobre la naturaleza de Cristo. La palabra primogénito no implica que Dios lo creó. Es un título del Antiguo Testamento que indica supremacía en rango y prioridad en el tiempo (ver, por ejemplo, </w:t>
       </w:r>
       <w:hyperlink r:id="rId34">
         <w:r>
           <w:rPr>
+            <w:lang w:val="es_ES" w:bidi="es_ES"/>
+          </w:rPr>
+          <w:rPr>
             <w:color w:val="0000EE"/>
             <w:u w:val="single"/>
           </w:rPr>
@@ -634,31 +1153,65 @@
         </w:r>
       </w:hyperlink>
       <w:r>
+        <w:rPr>
+          <w:lang w:val="es_ES" w:bidi="es_ES"/>
+        </w:rPr>
         <w:t>).</w:t>
       </w:r>
-      <w:r/>
-      <w:r/>
-    </w:p>
-    <w:p>
-      <w:r/>
+      <w:r>
+        <w:rPr>
+          <w:lang w:val="es_ES" w:bidi="es_ES"/>
+        </w:rPr>
+      </w:r>
+      <w:r>
+        <w:rPr>
+          <w:lang w:val="es_ES" w:bidi="es_ES"/>
+        </w:rPr>
+      </w:r>
+    </w:p>
+    <w:p>
+      <w:pPr/>
+      <w:r>
+        <w:rPr>
+          <w:lang w:val="es_ES" w:bidi="es_ES"/>
+        </w:rPr>
+      </w:r>
     </w:p>
     <w:p>
       <w:pPr>
         <w:pStyle w:val="Heading2"/>
       </w:pPr>
       <w:r>
+        <w:rPr>
+          <w:lang w:val="es_ES" w:bidi="es_ES"/>
+        </w:rPr>
         <w:t>Colosenses 1:15–20</w:t>
       </w:r>
-      <w:r/>
-    </w:p>
-    <w:p>
-      <w:r/>
-      <w:r>
+      <w:r>
+        <w:rPr>
+          <w:lang w:val="es_ES" w:bidi="es_ES"/>
+        </w:rPr>
+      </w:r>
+    </w:p>
+    <w:p>
+      <w:pPr/>
+      <w:r>
+        <w:rPr>
+          <w:lang w:val="es_ES" w:bidi="es_ES"/>
+        </w:rPr>
+      </w:r>
+      <w:r>
+        <w:rPr>
+          <w:lang w:val="es_ES" w:bidi="es_ES"/>
+        </w:rPr>
         <w:t>Pablo presenta a Jesús como el creador supremo (</w:t>
       </w:r>
       <w:hyperlink r:id="rId35">
         <w:r>
           <w:rPr>
+            <w:lang w:val="es_ES" w:bidi="es_ES"/>
+          </w:rPr>
+          <w:rPr>
             <w:color w:val="0000EE"/>
             <w:u w:val="single"/>
           </w:rPr>
@@ -666,11 +1219,17 @@
         </w:r>
       </w:hyperlink>
       <w:r>
+        <w:rPr>
+          <w:lang w:val="es_ES" w:bidi="es_ES"/>
+        </w:rPr>
         <w:t>) y redentor (</w:t>
       </w:r>
       <w:hyperlink r:id="rId36">
         <w:r>
           <w:rPr>
+            <w:lang w:val="es_ES" w:bidi="es_ES"/>
+          </w:rPr>
+          <w:rPr>
             <w:color w:val="0000EE"/>
             <w:u w:val="single"/>
           </w:rPr>
@@ -678,31 +1237,65 @@
         </w:r>
       </w:hyperlink>
       <w:r>
+        <w:rPr>
+          <w:lang w:val="es_ES" w:bidi="es_ES"/>
+        </w:rPr>
         <w:t>). La serie de declaraciones breves, las elevadas concepciones de Cristo y el paralelismo del lenguaje y pensamiento sugieren fuertemente que estos versículos citan un himno cristiano temprano sobre Jesús que Pablo aplicó a la situación de los cristianos colosenses.</w:t>
       </w:r>
-      <w:r/>
-      <w:r/>
-    </w:p>
-    <w:p>
-      <w:r/>
+      <w:r>
+        <w:rPr>
+          <w:lang w:val="es_ES" w:bidi="es_ES"/>
+        </w:rPr>
+      </w:r>
+      <w:r>
+        <w:rPr>
+          <w:lang w:val="es_ES" w:bidi="es_ES"/>
+        </w:rPr>
+      </w:r>
+    </w:p>
+    <w:p>
+      <w:pPr/>
+      <w:r>
+        <w:rPr>
+          <w:lang w:val="es_ES" w:bidi="es_ES"/>
+        </w:rPr>
+      </w:r>
     </w:p>
     <w:p>
       <w:pPr>
         <w:pStyle w:val="Heading2"/>
       </w:pPr>
       <w:r>
+        <w:rPr>
+          <w:lang w:val="es_ES" w:bidi="es_ES"/>
+        </w:rPr>
         <w:t>Colosenses 1:16</w:t>
       </w:r>
-      <w:r/>
-    </w:p>
-    <w:p>
-      <w:r/>
-      <w:r>
+      <w:r>
+        <w:rPr>
+          <w:lang w:val="es_ES" w:bidi="es_ES"/>
+        </w:rPr>
+      </w:r>
+    </w:p>
+    <w:p>
+      <w:pPr/>
+      <w:r>
+        <w:rPr>
+          <w:lang w:val="es_ES" w:bidi="es_ES"/>
+        </w:rPr>
+      </w:r>
+      <w:r>
+        <w:rPr>
+          <w:lang w:val="es_ES" w:bidi="es_ES"/>
+        </w:rPr>
         <w:t xml:space="preserve">"visibles é invisibles; sean tronos, sean dominios, sean principados, sean potestades": se refieren a diversos poderes espirituales. Esta línea destaca la supremacía de Cristo sobre estos seres que estaban recibiendo mucha atención de los falsos maestros (ver </w:t>
       </w:r>
       <w:hyperlink r:id="rId37">
         <w:r>
           <w:rPr>
+            <w:lang w:val="es_ES" w:bidi="es_ES"/>
+          </w:rPr>
+          <w:rPr>
             <w:color w:val="0000EE"/>
             <w:u w:val="single"/>
           </w:rPr>
@@ -710,43 +1303,84 @@
         </w:r>
       </w:hyperlink>
       <w:r>
+        <w:rPr>
+          <w:lang w:val="es_ES" w:bidi="es_ES"/>
+        </w:rPr>
         <w:t>). • "todo fué criado por él y para él": Cristo es tanto el medio por el cual todas las cosas fueron creadas como el propósito de toda la creación.</w:t>
       </w:r>
-      <w:r/>
-      <w:r/>
-    </w:p>
-    <w:p>
-      <w:r/>
+      <w:r>
+        <w:rPr>
+          <w:lang w:val="es_ES" w:bidi="es_ES"/>
+        </w:rPr>
+      </w:r>
+      <w:r>
+        <w:rPr>
+          <w:lang w:val="es_ES" w:bidi="es_ES"/>
+        </w:rPr>
+      </w:r>
+    </w:p>
+    <w:p>
+      <w:pPr/>
+      <w:r>
+        <w:rPr>
+          <w:lang w:val="es_ES" w:bidi="es_ES"/>
+        </w:rPr>
+      </w:r>
     </w:p>
     <w:p>
       <w:pPr>
         <w:pStyle w:val="Heading2"/>
       </w:pPr>
       <w:r>
+        <w:rPr>
+          <w:lang w:val="es_ES" w:bidi="es_ES"/>
+        </w:rPr>
         <w:t>Colosenses 1:18</w:t>
       </w:r>
-      <w:r/>
-    </w:p>
-    <w:p>
-      <w:r/>
-      <w:r>
+      <w:r>
+        <w:rPr>
+          <w:lang w:val="es_ES" w:bidi="es_ES"/>
+        </w:rPr>
+      </w:r>
+    </w:p>
+    <w:p>
+      <w:pPr/>
+      <w:r>
+        <w:rPr>
+          <w:lang w:val="es_ES" w:bidi="es_ES"/>
+        </w:rPr>
+      </w:r>
+      <w:r>
+        <w:rPr>
+          <w:lang w:val="es_ES" w:bidi="es_ES"/>
+        </w:rPr>
         <w:t>"él es la cabeza"</w:t>
       </w:r>
       <w:r>
+        <w:rPr>
+          <w:lang w:val="es_ES" w:bidi="es_ES"/>
+        </w:rPr>
         <w:t xml:space="preserve">: la palabra griega </w:t>
       </w:r>
       <w:r>
         <w:rPr>
           <w:i/>
+          <w:lang w:val="es_ES" w:bidi="es_ES"/>
         </w:rPr>
         <w:t xml:space="preserve">kephalē </w:t>
       </w:r>
       <w:r>
+        <w:rPr>
+          <w:lang w:val="es_ES" w:bidi="es_ES"/>
+        </w:rPr>
         <w:t xml:space="preserve">(cabeza) generalmente tiene el sentido de autoridad superior o jefe cuando Pablo la utiliza como metáfora (ver también </w:t>
       </w:r>
       <w:hyperlink r:id="rId38">
         <w:r>
           <w:rPr>
+            <w:lang w:val="es_ES" w:bidi="es_ES"/>
+          </w:rPr>
+          <w:rPr>
             <w:color w:val="0000EE"/>
             <w:u w:val="single"/>
           </w:rPr>
@@ -756,6 +1390,9 @@
       <w:hyperlink r:id="rId39">
         <w:r>
           <w:rPr>
+            <w:lang w:val="es_ES" w:bidi="es_ES"/>
+          </w:rPr>
+          <w:rPr>
             <w:color w:val="0000EE"/>
             <w:u w:val="single"/>
           </w:rPr>
@@ -763,11 +1400,17 @@
         </w:r>
       </w:hyperlink>
       <w:r>
+        <w:rPr>
+          <w:lang w:val="es_ES" w:bidi="es_ES"/>
+        </w:rPr>
         <w:t xml:space="preserve"> </w:t>
       </w:r>
       <w:hyperlink r:id="rId40">
         <w:r>
           <w:rPr>
+            <w:lang w:val="es_ES" w:bidi="es_ES"/>
+          </w:rPr>
+          <w:rPr>
             <w:color w:val="0000EE"/>
             <w:u w:val="single"/>
           </w:rPr>
@@ -775,11 +1418,17 @@
         </w:r>
       </w:hyperlink>
       <w:r>
+        <w:rPr>
+          <w:lang w:val="es_ES" w:bidi="es_ES"/>
+        </w:rPr>
         <w:t xml:space="preserve"> </w:t>
       </w:r>
       <w:hyperlink r:id="rId41">
         <w:r>
           <w:rPr>
+            <w:lang w:val="es_ES" w:bidi="es_ES"/>
+          </w:rPr>
+          <w:rPr>
             <w:color w:val="0000EE"/>
             <w:u w:val="single"/>
           </w:rPr>
@@ -787,11 +1436,17 @@
         </w:r>
       </w:hyperlink>
       <w:r>
+        <w:rPr>
+          <w:lang w:val="es_ES" w:bidi="es_ES"/>
+        </w:rPr>
         <w:t xml:space="preserve"> </w:t>
       </w:r>
       <w:hyperlink r:id="rId42">
         <w:r>
           <w:rPr>
+            <w:lang w:val="es_ES" w:bidi="es_ES"/>
+          </w:rPr>
+          <w:rPr>
             <w:color w:val="0000EE"/>
             <w:u w:val="single"/>
           </w:rPr>
@@ -799,11 +1454,17 @@
         </w:r>
       </w:hyperlink>
       <w:r>
+        <w:rPr>
+          <w:lang w:val="es_ES" w:bidi="es_ES"/>
+        </w:rPr>
         <w:t xml:space="preserve">). • "del cuerpo que es la iglesia": la metáfora de la iglesia como el cuerpo de Cristo expresa la unidad esencial entre Cristo y la iglesia (ver también </w:t>
       </w:r>
       <w:hyperlink r:id="rId43">
         <w:r>
           <w:rPr>
+            <w:lang w:val="es_ES" w:bidi="es_ES"/>
+          </w:rPr>
+          <w:rPr>
             <w:color w:val="0000EE"/>
             <w:u w:val="single"/>
           </w:rPr>
@@ -811,11 +1472,17 @@
         </w:r>
       </w:hyperlink>
       <w:r>
+        <w:rPr>
+          <w:lang w:val="es_ES" w:bidi="es_ES"/>
+        </w:rPr>
         <w:t xml:space="preserve"> </w:t>
       </w:r>
       <w:hyperlink r:id="rId39">
         <w:r>
           <w:rPr>
+            <w:lang w:val="es_ES" w:bidi="es_ES"/>
+          </w:rPr>
+          <w:rPr>
             <w:color w:val="0000EE"/>
             <w:u w:val="single"/>
           </w:rPr>
@@ -823,11 +1490,17 @@
         </w:r>
       </w:hyperlink>
       <w:r>
+        <w:rPr>
+          <w:lang w:val="es_ES" w:bidi="es_ES"/>
+        </w:rPr>
         <w:t xml:space="preserve"> </w:t>
       </w:r>
       <w:hyperlink r:id="rId44">
         <w:r>
           <w:rPr>
+            <w:lang w:val="es_ES" w:bidi="es_ES"/>
+          </w:rPr>
+          <w:rPr>
             <w:color w:val="0000EE"/>
             <w:u w:val="single"/>
           </w:rPr>
@@ -835,11 +1508,17 @@
         </w:r>
       </w:hyperlink>
       <w:r>
+        <w:rPr>
+          <w:lang w:val="es_ES" w:bidi="es_ES"/>
+        </w:rPr>
         <w:t xml:space="preserve"> </w:t>
       </w:r>
       <w:hyperlink r:id="rId45">
         <w:r>
           <w:rPr>
+            <w:lang w:val="es_ES" w:bidi="es_ES"/>
+          </w:rPr>
+          <w:rPr>
             <w:color w:val="0000EE"/>
             <w:u w:val="single"/>
           </w:rPr>
@@ -847,11 +1526,17 @@
         </w:r>
       </w:hyperlink>
       <w:r>
+        <w:rPr>
+          <w:lang w:val="es_ES" w:bidi="es_ES"/>
+        </w:rPr>
         <w:t xml:space="preserve"> </w:t>
       </w:r>
       <w:hyperlink r:id="rId46">
         <w:r>
           <w:rPr>
+            <w:lang w:val="es_ES" w:bidi="es_ES"/>
+          </w:rPr>
+          <w:rPr>
             <w:color w:val="0000EE"/>
             <w:u w:val="single"/>
           </w:rPr>
@@ -859,11 +1544,17 @@
         </w:r>
       </w:hyperlink>
       <w:r>
+        <w:rPr>
+          <w:lang w:val="es_ES" w:bidi="es_ES"/>
+        </w:rPr>
         <w:t xml:space="preserve"> </w:t>
       </w:r>
       <w:hyperlink r:id="rId47">
         <w:r>
           <w:rPr>
+            <w:lang w:val="es_ES" w:bidi="es_ES"/>
+          </w:rPr>
+          <w:rPr>
             <w:color w:val="0000EE"/>
             <w:u w:val="single"/>
           </w:rPr>
@@ -873,6 +1564,9 @@
       <w:hyperlink r:id="rId48">
         <w:r>
           <w:rPr>
+            <w:lang w:val="es_ES" w:bidi="es_ES"/>
+          </w:rPr>
+          <w:rPr>
             <w:color w:val="0000EE"/>
             <w:u w:val="single"/>
           </w:rPr>
@@ -880,11 +1574,17 @@
         </w:r>
       </w:hyperlink>
       <w:r>
+        <w:rPr>
+          <w:lang w:val="es_ES" w:bidi="es_ES"/>
+        </w:rPr>
         <w:t xml:space="preserve"> </w:t>
       </w:r>
       <w:hyperlink r:id="rId42">
         <w:r>
           <w:rPr>
+            <w:lang w:val="es_ES" w:bidi="es_ES"/>
+          </w:rPr>
+          <w:rPr>
             <w:color w:val="0000EE"/>
             <w:u w:val="single"/>
           </w:rPr>
@@ -894,6 +1594,9 @@
       <w:hyperlink r:id="rId49">
         <w:r>
           <w:rPr>
+            <w:lang w:val="es_ES" w:bidi="es_ES"/>
+          </w:rPr>
+          <w:rPr>
             <w:color w:val="0000EE"/>
             <w:u w:val="single"/>
           </w:rPr>
@@ -901,43 +1604,89 @@
         </w:r>
       </w:hyperlink>
       <w:r>
+        <w:rPr>
+          <w:lang w:val="es_ES" w:bidi="es_ES"/>
+        </w:rPr>
         <w:t>). • "</w:t>
       </w:r>
       <w:r>
+        <w:rPr>
+          <w:lang w:val="es_ES" w:bidi="es_ES"/>
+        </w:rPr>
         <w:t>el primogénito de los muertos" (o supremo sobre todos los que resucitan)</w:t>
       </w:r>
       <w:r>
+        <w:rPr>
+          <w:lang w:val="es_ES" w:bidi="es_ES"/>
+        </w:rPr>
         <w:t xml:space="preserve">: Ver </w:t>
       </w:r>
       <w:r>
+        <w:rPr>
+          <w:lang w:val="es_ES" w:bidi="es_ES"/>
+        </w:rPr>
         <w:t>nota de estudio sobre Col 1:15</w:t>
       </w:r>
       <w:r>
+        <w:rPr>
+          <w:lang w:val="es_ES" w:bidi="es_ES"/>
+        </w:rPr>
         <w:t>.</w:t>
       </w:r>
-      <w:r/>
-      <w:r/>
-    </w:p>
-    <w:p>
-      <w:r/>
+      <w:r>
+        <w:rPr>
+          <w:lang w:val="es_ES" w:bidi="es_ES"/>
+        </w:rPr>
+      </w:r>
+      <w:r>
+        <w:rPr>
+          <w:lang w:val="es_ES" w:bidi="es_ES"/>
+        </w:rPr>
+      </w:r>
+    </w:p>
+    <w:p>
+      <w:pPr/>
+      <w:r>
+        <w:rPr>
+          <w:lang w:val="es_ES" w:bidi="es_ES"/>
+        </w:rPr>
+      </w:r>
     </w:p>
     <w:p>
       <w:pPr>
         <w:pStyle w:val="Heading2"/>
       </w:pPr>
       <w:r>
+        <w:rPr>
+          <w:lang w:val="es_ES" w:bidi="es_ES"/>
+        </w:rPr>
         <w:t>Colosenses 1:19</w:t>
       </w:r>
-      <w:r/>
-    </w:p>
-    <w:p>
-      <w:r/>
-      <w:r>
+      <w:r>
+        <w:rPr>
+          <w:lang w:val="es_ES" w:bidi="es_ES"/>
+        </w:rPr>
+      </w:r>
+    </w:p>
+    <w:p>
+      <w:pPr/>
+      <w:r>
+        <w:rPr>
+          <w:lang w:val="es_ES" w:bidi="es_ES"/>
+        </w:rPr>
+      </w:r>
+      <w:r>
+        <w:rPr>
+          <w:lang w:val="es_ES" w:bidi="es_ES"/>
+        </w:rPr>
         <w:t xml:space="preserve">Dios en toda su plenitud enfatiza que él ha elegido revelarse plenamente en Jesucristo. Por lo tanto, ver a Jesús y comprenderlo significa ver y comprender a Dios (ver </w:t>
       </w:r>
       <w:hyperlink r:id="rId50">
         <w:r>
           <w:rPr>
+            <w:lang w:val="es_ES" w:bidi="es_ES"/>
+          </w:rPr>
+          <w:rPr>
             <w:color w:val="0000EE"/>
             <w:u w:val="single"/>
           </w:rPr>
@@ -945,11 +1694,17 @@
         </w:r>
       </w:hyperlink>
       <w:r>
+        <w:rPr>
+          <w:lang w:val="es_ES" w:bidi="es_ES"/>
+        </w:rPr>
         <w:t xml:space="preserve">). Los falsos maestros parecían decir que los cristianos necesitaban recurrir a otros seres espirituales para conocer mejor a Dios (ver </w:t>
       </w:r>
       <w:hyperlink r:id="rId51">
         <w:r>
           <w:rPr>
+            <w:lang w:val="es_ES" w:bidi="es_ES"/>
+          </w:rPr>
+          <w:rPr>
             <w:color w:val="0000EE"/>
             <w:u w:val="single"/>
           </w:rPr>
@@ -959,6 +1714,9 @@
       <w:hyperlink r:id="rId52">
         <w:r>
           <w:rPr>
+            <w:lang w:val="es_ES" w:bidi="es_ES"/>
+          </w:rPr>
+          <w:rPr>
             <w:color w:val="0000EE"/>
             <w:u w:val="single"/>
           </w:rPr>
@@ -966,11 +1724,17 @@
         </w:r>
       </w:hyperlink>
       <w:r>
+        <w:rPr>
+          <w:lang w:val="es_ES" w:bidi="es_ES"/>
+        </w:rPr>
         <w:t xml:space="preserve">). Pero Cristo es suficiente para todo nuestro conocimiento de Dios (cp. </w:t>
       </w:r>
       <w:hyperlink r:id="rId53">
         <w:r>
           <w:rPr>
+            <w:lang w:val="es_ES" w:bidi="es_ES"/>
+          </w:rPr>
+          <w:rPr>
             <w:color w:val="0000EE"/>
             <w:u w:val="single"/>
           </w:rPr>
@@ -978,57 +1742,125 @@
         </w:r>
       </w:hyperlink>
       <w:r>
+        <w:rPr>
+          <w:lang w:val="es_ES" w:bidi="es_ES"/>
+        </w:rPr>
         <w:t>).</w:t>
       </w:r>
-      <w:r/>
-      <w:r/>
-    </w:p>
-    <w:p>
-      <w:r/>
+      <w:r>
+        <w:rPr>
+          <w:lang w:val="es_ES" w:bidi="es_ES"/>
+        </w:rPr>
+      </w:r>
+      <w:r>
+        <w:rPr>
+          <w:lang w:val="es_ES" w:bidi="es_ES"/>
+        </w:rPr>
+      </w:r>
+    </w:p>
+    <w:p>
+      <w:pPr/>
+      <w:r>
+        <w:rPr>
+          <w:lang w:val="es_ES" w:bidi="es_ES"/>
+        </w:rPr>
+      </w:r>
     </w:p>
     <w:p>
       <w:pPr>
         <w:pStyle w:val="Heading2"/>
       </w:pPr>
       <w:r>
+        <w:rPr>
+          <w:lang w:val="es_ES" w:bidi="es_ES"/>
+        </w:rPr>
         <w:t>Colosenses 1:20</w:t>
       </w:r>
-      <w:r/>
-    </w:p>
-    <w:p>
-      <w:r/>
-      <w:r>
+      <w:r>
+        <w:rPr>
+          <w:lang w:val="es_ES" w:bidi="es_ES"/>
+        </w:rPr>
+      </w:r>
+    </w:p>
+    <w:p>
+      <w:pPr/>
+      <w:r>
+        <w:rPr>
+          <w:lang w:val="es_ES" w:bidi="es_ES"/>
+        </w:rPr>
+      </w:r>
+      <w:r>
+        <w:rPr>
+          <w:lang w:val="es_ES" w:bidi="es_ES"/>
+        </w:rPr>
         <w:t>Por medio de Cristo, Dios ha reconciliado todas las cosas consigo, restableciendo su dominio sobre toda la creación, incluido tanto el reino espiritual y como el terrenal.</w:t>
       </w:r>
-      <w:r/>
-      <w:r/>
-    </w:p>
-    <w:p>
-      <w:r/>
+      <w:r>
+        <w:rPr>
+          <w:lang w:val="es_ES" w:bidi="es_ES"/>
+        </w:rPr>
+      </w:r>
+      <w:r>
+        <w:rPr>
+          <w:lang w:val="es_ES" w:bidi="es_ES"/>
+        </w:rPr>
+      </w:r>
+    </w:p>
+    <w:p>
+      <w:pPr/>
+      <w:r>
+        <w:rPr>
+          <w:lang w:val="es_ES" w:bidi="es_ES"/>
+        </w:rPr>
+      </w:r>
     </w:p>
     <w:p>
       <w:pPr>
         <w:pStyle w:val="Heading2"/>
       </w:pPr>
       <w:r>
+        <w:rPr>
+          <w:lang w:val="es_ES" w:bidi="es_ES"/>
+        </w:rPr>
         <w:t>Colosenses 1:21</w:t>
       </w:r>
-      <w:r/>
-    </w:p>
-    <w:p>
-      <w:r/>
-      <w:r>
+      <w:r>
+        <w:rPr>
+          <w:lang w:val="es_ES" w:bidi="es_ES"/>
+        </w:rPr>
+      </w:r>
+    </w:p>
+    <w:p>
+      <w:pPr/>
+      <w:r>
+        <w:rPr>
+          <w:lang w:val="es_ES" w:bidi="es_ES"/>
+        </w:rPr>
+      </w:r>
+      <w:r>
+        <w:rPr>
+          <w:lang w:val="es_ES" w:bidi="es_ES"/>
+        </w:rPr>
         <w:t>La frase "</w:t>
       </w:r>
       <w:r>
+        <w:rPr>
+          <w:lang w:val="es_ES" w:bidi="es_ES"/>
+        </w:rPr>
         <w:t>extraños y enemigos de ánimo en malas obras</w:t>
       </w:r>
       <w:r>
+        <w:rPr>
+          <w:lang w:val="es_ES" w:bidi="es_ES"/>
+        </w:rPr>
         <w:t xml:space="preserve">" probablemente se refiere a la condición como gentiles (ver </w:t>
       </w:r>
       <w:hyperlink r:id="rId54">
         <w:r>
           <w:rPr>
+            <w:lang w:val="es_ES" w:bidi="es_ES"/>
+          </w:rPr>
+          <w:rPr>
             <w:color w:val="0000EE"/>
             <w:u w:val="single"/>
           </w:rPr>
@@ -1036,31 +1868,65 @@
         </w:r>
       </w:hyperlink>
       <w:r>
+        <w:rPr>
+          <w:lang w:val="es_ES" w:bidi="es_ES"/>
+        </w:rPr>
         <w:t>).</w:t>
       </w:r>
-      <w:r/>
-      <w:r/>
-    </w:p>
-    <w:p>
-      <w:r/>
+      <w:r>
+        <w:rPr>
+          <w:lang w:val="es_ES" w:bidi="es_ES"/>
+        </w:rPr>
+      </w:r>
+      <w:r>
+        <w:rPr>
+          <w:lang w:val="es_ES" w:bidi="es_ES"/>
+        </w:rPr>
+      </w:r>
+    </w:p>
+    <w:p>
+      <w:pPr/>
+      <w:r>
+        <w:rPr>
+          <w:lang w:val="es_ES" w:bidi="es_ES"/>
+        </w:rPr>
+      </w:r>
     </w:p>
     <w:p>
       <w:pPr>
         <w:pStyle w:val="Heading2"/>
       </w:pPr>
       <w:r>
+        <w:rPr>
+          <w:lang w:val="es_ES" w:bidi="es_ES"/>
+        </w:rPr>
         <w:t>Colosenses 1:21–23</w:t>
       </w:r>
-      <w:r/>
-    </w:p>
-    <w:p>
-      <w:r/>
-      <w:r>
+      <w:r>
+        <w:rPr>
+          <w:lang w:val="es_ES" w:bidi="es_ES"/>
+        </w:rPr>
+      </w:r>
+    </w:p>
+    <w:p>
+      <w:pPr/>
+      <w:r>
+        <w:rPr>
+          <w:lang w:val="es_ES" w:bidi="es_ES"/>
+        </w:rPr>
+      </w:r>
+      <w:r>
+        <w:rPr>
+          <w:lang w:val="es_ES" w:bidi="es_ES"/>
+        </w:rPr>
         <w:t xml:space="preserve">Pablo aplica la verdad de </w:t>
       </w:r>
       <w:hyperlink r:id="rId55">
         <w:r>
           <w:rPr>
+            <w:lang w:val="es_ES" w:bidi="es_ES"/>
+          </w:rPr>
+          <w:rPr>
             <w:color w:val="0000EE"/>
             <w:u w:val="single"/>
           </w:rPr>
@@ -1068,51 +1934,113 @@
         </w:r>
       </w:hyperlink>
       <w:r>
+        <w:rPr>
+          <w:lang w:val="es_ES" w:bidi="es_ES"/>
+        </w:rPr>
         <w:t xml:space="preserve"> a los cristianos de Colosenses. Como personas que se han reconciliado con Dios, disfrutan de un nuevo estatus espiritual y necesitan mantenerse firmes en la verdad que se les ha enseñado.</w:t>
       </w:r>
-      <w:r/>
-      <w:r/>
-    </w:p>
-    <w:p>
-      <w:r/>
+      <w:r>
+        <w:rPr>
+          <w:lang w:val="es_ES" w:bidi="es_ES"/>
+        </w:rPr>
+      </w:r>
+      <w:r>
+        <w:rPr>
+          <w:lang w:val="es_ES" w:bidi="es_ES"/>
+        </w:rPr>
+      </w:r>
+    </w:p>
+    <w:p>
+      <w:pPr/>
+      <w:r>
+        <w:rPr>
+          <w:lang w:val="es_ES" w:bidi="es_ES"/>
+        </w:rPr>
+      </w:r>
     </w:p>
     <w:p>
       <w:pPr>
         <w:pStyle w:val="Heading2"/>
       </w:pPr>
       <w:r>
+        <w:rPr>
+          <w:lang w:val="es_ES" w:bidi="es_ES"/>
+        </w:rPr>
         <w:t>Colosenses 1:22</w:t>
       </w:r>
-      <w:r/>
-    </w:p>
-    <w:p>
-      <w:r/>
-      <w:r>
+      <w:r>
+        <w:rPr>
+          <w:lang w:val="es_ES" w:bidi="es_ES"/>
+        </w:rPr>
+      </w:r>
+    </w:p>
+    <w:p>
+      <w:pPr/>
+      <w:r>
+        <w:rPr>
+          <w:lang w:val="es_ES" w:bidi="es_ES"/>
+        </w:rPr>
+      </w:r>
+      <w:r>
+        <w:rPr>
+          <w:lang w:val="es_ES" w:bidi="es_ES"/>
+        </w:rPr>
         <w:t>Los colosenses, como todos los creyentes, eran santos e irreprochables a los ojos de Dios, no por su propia perfección, sino porque habían sido reconciliados con Dios a través de la muerte de Cristo.</w:t>
       </w:r>
-      <w:r/>
-      <w:r/>
-    </w:p>
-    <w:p>
-      <w:r/>
+      <w:r>
+        <w:rPr>
+          <w:lang w:val="es_ES" w:bidi="es_ES"/>
+        </w:rPr>
+      </w:r>
+      <w:r>
+        <w:rPr>
+          <w:lang w:val="es_ES" w:bidi="es_ES"/>
+        </w:rPr>
+      </w:r>
+    </w:p>
+    <w:p>
+      <w:pPr/>
+      <w:r>
+        <w:rPr>
+          <w:lang w:val="es_ES" w:bidi="es_ES"/>
+        </w:rPr>
+      </w:r>
     </w:p>
     <w:p>
       <w:pPr>
         <w:pStyle w:val="Heading2"/>
       </w:pPr>
       <w:r>
+        <w:rPr>
+          <w:lang w:val="es_ES" w:bidi="es_ES"/>
+        </w:rPr>
         <w:t>Colosenses 1:23</w:t>
       </w:r>
-      <w:r/>
-    </w:p>
-    <w:p>
-      <w:r/>
-      <w:r>
+      <w:r>
+        <w:rPr>
+          <w:lang w:val="es_ES" w:bidi="es_ES"/>
+        </w:rPr>
+      </w:r>
+    </w:p>
+    <w:p>
+      <w:pPr/>
+      <w:r>
+        <w:rPr>
+          <w:lang w:val="es_ES" w:bidi="es_ES"/>
+        </w:rPr>
+      </w:r>
+      <w:r>
+        <w:rPr>
+          <w:lang w:val="es_ES" w:bidi="es_ES"/>
+        </w:rPr>
         <w:t xml:space="preserve">Predicado por todo el mundo (literalmente "es predicado á toda criatura que está debajo del cielo"): El punto de la hipérbole de Pablo (exageración para enfatizar) es que se habían establecido centros de predicación de las buenas nuevas en ciudades clave de todo el mundo romano (ver también </w:t>
       </w:r>
       <w:hyperlink r:id="rId56">
         <w:r>
           <w:rPr>
+            <w:lang w:val="es_ES" w:bidi="es_ES"/>
+          </w:rPr>
+          <w:rPr>
             <w:color w:val="0000EE"/>
             <w:u w:val="single"/>
           </w:rPr>
@@ -1120,31 +2048,65 @@
         </w:r>
       </w:hyperlink>
       <w:r>
+        <w:rPr>
+          <w:lang w:val="es_ES" w:bidi="es_ES"/>
+        </w:rPr>
         <w:t>).</w:t>
       </w:r>
-      <w:r/>
-      <w:r/>
-    </w:p>
-    <w:p>
-      <w:r/>
+      <w:r>
+        <w:rPr>
+          <w:lang w:val="es_ES" w:bidi="es_ES"/>
+        </w:rPr>
+      </w:r>
+      <w:r>
+        <w:rPr>
+          <w:lang w:val="es_ES" w:bidi="es_ES"/>
+        </w:rPr>
+      </w:r>
+    </w:p>
+    <w:p>
+      <w:pPr/>
+      <w:r>
+        <w:rPr>
+          <w:lang w:val="es_ES" w:bidi="es_ES"/>
+        </w:rPr>
+      </w:r>
     </w:p>
     <w:p>
       <w:pPr>
         <w:pStyle w:val="Heading2"/>
       </w:pPr>
       <w:r>
+        <w:rPr>
+          <w:lang w:val="es_ES" w:bidi="es_ES"/>
+        </w:rPr>
         <w:t>Colosenses 1:24</w:t>
       </w:r>
-      <w:r/>
-    </w:p>
-    <w:p>
-      <w:r/>
-      <w:r>
+      <w:r>
+        <w:rPr>
+          <w:lang w:val="es_ES" w:bidi="es_ES"/>
+        </w:rPr>
+      </w:r>
+    </w:p>
+    <w:p>
+      <w:pPr/>
+      <w:r>
+        <w:rPr>
+          <w:lang w:val="es_ES" w:bidi="es_ES"/>
+        </w:rPr>
+      </w:r>
+      <w:r>
+        <w:rPr>
+          <w:lang w:val="es_ES" w:bidi="es_ES"/>
+        </w:rPr>
         <w:t xml:space="preserve">Participando en los sufrimientos de Cristo (literalmente "cumplo en mi carne lo que falta de las aflicciones de Cristo"): aunque el sufrimiento redentor de Cristo es único y está completamente terminado, Cristo sigue sufriendo a través de su pueblo en un mundo hostil al mensaje de la redención. Cristo y su Iglesia seguirán sufriendo hasta que se completen los propósitos de Dios en este mundo (ver también </w:t>
       </w:r>
       <w:hyperlink r:id="rId57">
         <w:r>
           <w:rPr>
+            <w:lang w:val="es_ES" w:bidi="es_ES"/>
+          </w:rPr>
+          <w:rPr>
             <w:color w:val="0000EE"/>
             <w:u w:val="single"/>
           </w:rPr>
@@ -1152,11 +2114,17 @@
         </w:r>
       </w:hyperlink>
       <w:r>
+        <w:rPr>
+          <w:lang w:val="es_ES" w:bidi="es_ES"/>
+        </w:rPr>
         <w:t xml:space="preserve"> </w:t>
       </w:r>
       <w:hyperlink r:id="rId58">
         <w:r>
           <w:rPr>
+            <w:lang w:val="es_ES" w:bidi="es_ES"/>
+          </w:rPr>
+          <w:rPr>
             <w:color w:val="0000EE"/>
             <w:u w:val="single"/>
           </w:rPr>
@@ -1164,11 +2132,17 @@
         </w:r>
       </w:hyperlink>
       <w:r>
+        <w:rPr>
+          <w:lang w:val="es_ES" w:bidi="es_ES"/>
+        </w:rPr>
         <w:t xml:space="preserve"> </w:t>
       </w:r>
       <w:hyperlink r:id="rId59">
         <w:r>
           <w:rPr>
+            <w:lang w:val="es_ES" w:bidi="es_ES"/>
+          </w:rPr>
+          <w:rPr>
             <w:color w:val="0000EE"/>
             <w:u w:val="single"/>
           </w:rPr>
@@ -1176,31 +2150,65 @@
         </w:r>
       </w:hyperlink>
       <w:r>
+        <w:rPr>
+          <w:lang w:val="es_ES" w:bidi="es_ES"/>
+        </w:rPr>
         <w:t>).</w:t>
       </w:r>
-      <w:r/>
-      <w:r/>
-    </w:p>
-    <w:p>
-      <w:r/>
+      <w:r>
+        <w:rPr>
+          <w:lang w:val="es_ES" w:bidi="es_ES"/>
+        </w:rPr>
+      </w:r>
+      <w:r>
+        <w:rPr>
+          <w:lang w:val="es_ES" w:bidi="es_ES"/>
+        </w:rPr>
+      </w:r>
+    </w:p>
+    <w:p>
+      <w:pPr/>
+      <w:r>
+        <w:rPr>
+          <w:lang w:val="es_ES" w:bidi="es_ES"/>
+        </w:rPr>
+      </w:r>
     </w:p>
     <w:p>
       <w:pPr>
         <w:pStyle w:val="Heading2"/>
       </w:pPr>
       <w:r>
+        <w:rPr>
+          <w:lang w:val="es_ES" w:bidi="es_ES"/>
+        </w:rPr>
         <w:t>Colosenses 1:24–2:5</w:t>
       </w:r>
-      <w:r/>
-    </w:p>
-    <w:p>
-      <w:r/>
-      <w:r>
+      <w:r>
+        <w:rPr>
+          <w:lang w:val="es_ES" w:bidi="es_ES"/>
+        </w:rPr>
+      </w:r>
+    </w:p>
+    <w:p>
+      <w:pPr/>
+      <w:r>
+        <w:rPr>
+          <w:lang w:val="es_ES" w:bidi="es_ES"/>
+        </w:rPr>
+      </w:r>
+      <w:r>
+        <w:rPr>
+          <w:lang w:val="es_ES" w:bidi="es_ES"/>
+        </w:rPr>
         <w:t>Pablo considera su propio papel en la predicación generalizada de las buenas nuevas (</w:t>
       </w:r>
       <w:hyperlink r:id="rId60">
         <w:r>
           <w:rPr>
+            <w:lang w:val="es_ES" w:bidi="es_ES"/>
+          </w:rPr>
+          <w:rPr>
             <w:color w:val="0000EE"/>
             <w:u w:val="single"/>
           </w:rPr>
@@ -1208,77 +2216,173 @@
         </w:r>
       </w:hyperlink>
       <w:r>
+        <w:rPr>
+          <w:lang w:val="es_ES" w:bidi="es_ES"/>
+        </w:rPr>
         <w:t>).</w:t>
       </w:r>
-      <w:r/>
-      <w:r/>
-    </w:p>
-    <w:p>
-      <w:r/>
+      <w:r>
+        <w:rPr>
+          <w:lang w:val="es_ES" w:bidi="es_ES"/>
+        </w:rPr>
+      </w:r>
+      <w:r>
+        <w:rPr>
+          <w:lang w:val="es_ES" w:bidi="es_ES"/>
+        </w:rPr>
+      </w:r>
+    </w:p>
+    <w:p>
+      <w:pPr/>
+      <w:r>
+        <w:rPr>
+          <w:lang w:val="es_ES" w:bidi="es_ES"/>
+        </w:rPr>
+      </w:r>
     </w:p>
     <w:p>
       <w:pPr>
         <w:pStyle w:val="Heading2"/>
       </w:pPr>
       <w:r>
+        <w:rPr>
+          <w:lang w:val="es_ES" w:bidi="es_ES"/>
+        </w:rPr>
         <w:t>Colosenses 1:26</w:t>
       </w:r>
-      <w:r/>
-    </w:p>
-    <w:p>
-      <w:r/>
-      <w:r>
+      <w:r>
+        <w:rPr>
+          <w:lang w:val="es_ES" w:bidi="es_ES"/>
+        </w:rPr>
+      </w:r>
+    </w:p>
+    <w:p>
+      <w:pPr/>
+      <w:r>
+        <w:rPr>
+          <w:lang w:val="es_ES" w:bidi="es_ES"/>
+        </w:rPr>
+      </w:r>
+      <w:r>
+        <w:rPr>
+          <w:lang w:val="es_ES" w:bidi="es_ES"/>
+        </w:rPr>
         <w:t>El concepto de secreto, oculto en un momento y revelado después, se basa en las ideas apocalípticas judías. Los pensadores judíos concebían todo el plan de Dios como si ya existiera en el cielo, oculto hasta que Dios retirara la cortina y lo revelara. Las buenas nuevas, especialmente para los gentiles, se habían mantenido en secreto hasta que fue revelada en Cristo.</w:t>
       </w:r>
-      <w:r/>
-      <w:r/>
-    </w:p>
-    <w:p>
-      <w:r/>
+      <w:r>
+        <w:rPr>
+          <w:lang w:val="es_ES" w:bidi="es_ES"/>
+        </w:rPr>
+      </w:r>
+      <w:r>
+        <w:rPr>
+          <w:lang w:val="es_ES" w:bidi="es_ES"/>
+        </w:rPr>
+      </w:r>
+    </w:p>
+    <w:p>
+      <w:pPr/>
+      <w:r>
+        <w:rPr>
+          <w:lang w:val="es_ES" w:bidi="es_ES"/>
+        </w:rPr>
+      </w:r>
     </w:p>
     <w:p>
       <w:pPr>
         <w:pStyle w:val="Heading2"/>
       </w:pPr>
       <w:r>
+        <w:rPr>
+          <w:lang w:val="es_ES" w:bidi="es_ES"/>
+        </w:rPr>
         <w:t>Colosenses 2:1–5</w:t>
       </w:r>
-      <w:r/>
-    </w:p>
-    <w:p>
-      <w:r/>
-      <w:r>
+      <w:r>
+        <w:rPr>
+          <w:lang w:val="es_ES" w:bidi="es_ES"/>
+        </w:rPr>
+      </w:r>
+    </w:p>
+    <w:p>
+      <w:pPr/>
+      <w:r>
+        <w:rPr>
+          <w:lang w:val="es_ES" w:bidi="es_ES"/>
+        </w:rPr>
+      </w:r>
+      <w:r>
+        <w:rPr>
+          <w:lang w:val="es_ES" w:bidi="es_ES"/>
+        </w:rPr>
         <w:t>Pablo introduce su preocupación en fortalecer su relación con los colosenses, a quienes no había conocido, y por contrarrestar las ideas heréticas que amenazaban a la comunidad cristiana. • Laodicea estaba situada a 16 kilómetros al noroeste de Colosas.</w:t>
       </w:r>
-      <w:r/>
-      <w:r/>
-    </w:p>
-    <w:p>
-      <w:r/>
+      <w:r>
+        <w:rPr>
+          <w:lang w:val="es_ES" w:bidi="es_ES"/>
+        </w:rPr>
+      </w:r>
+      <w:r>
+        <w:rPr>
+          <w:lang w:val="es_ES" w:bidi="es_ES"/>
+        </w:rPr>
+      </w:r>
+    </w:p>
+    <w:p>
+      <w:pPr/>
+      <w:r>
+        <w:rPr>
+          <w:lang w:val="es_ES" w:bidi="es_ES"/>
+        </w:rPr>
+      </w:r>
     </w:p>
     <w:p>
       <w:pPr>
         <w:pStyle w:val="Heading2"/>
       </w:pPr>
       <w:r>
+        <w:rPr>
+          <w:lang w:val="es_ES" w:bidi="es_ES"/>
+        </w:rPr>
         <w:t>Colosenses 2:2</w:t>
       </w:r>
-      <w:r/>
-    </w:p>
-    <w:p>
-      <w:r/>
-      <w:r>
+      <w:r>
+        <w:rPr>
+          <w:lang w:val="es_ES" w:bidi="es_ES"/>
+        </w:rPr>
+      </w:r>
+    </w:p>
+    <w:p>
+      <w:pPr/>
+      <w:r>
+        <w:rPr>
+          <w:lang w:val="es_ES" w:bidi="es_ES"/>
+        </w:rPr>
+      </w:r>
+      <w:r>
+        <w:rPr>
+          <w:lang w:val="es_ES" w:bidi="es_ES"/>
+        </w:rPr>
         <w:t>"</w:t>
       </w:r>
       <w:r>
+        <w:rPr>
+          <w:lang w:val="es_ES" w:bidi="es_ES"/>
+        </w:rPr>
         <w:t>para conocer el misterio de Dios</w:t>
       </w:r>
       <w:r>
+        <w:rPr>
+          <w:lang w:val="es_ES" w:bidi="es_ES"/>
+        </w:rPr>
         <w:t xml:space="preserve">": Ver </w:t>
       </w:r>
       <w:hyperlink r:id="rId61">
         <w:r>
           <w:rPr>
+            <w:lang w:val="es_ES" w:bidi="es_ES"/>
+          </w:rPr>
+          <w:rPr>
             <w:color w:val="0000EE"/>
             <w:u w:val="single"/>
           </w:rPr>
@@ -1286,31 +2390,65 @@
         </w:r>
       </w:hyperlink>
       <w:r>
+        <w:rPr>
+          <w:lang w:val="es_ES" w:bidi="es_ES"/>
+        </w:rPr>
         <w:t xml:space="preserve"> Cristo mismo personifica este misterio.</w:t>
       </w:r>
-      <w:r/>
-      <w:r/>
-    </w:p>
-    <w:p>
-      <w:r/>
+      <w:r>
+        <w:rPr>
+          <w:lang w:val="es_ES" w:bidi="es_ES"/>
+        </w:rPr>
+      </w:r>
+      <w:r>
+        <w:rPr>
+          <w:lang w:val="es_ES" w:bidi="es_ES"/>
+        </w:rPr>
+      </w:r>
+    </w:p>
+    <w:p>
+      <w:pPr/>
+      <w:r>
+        <w:rPr>
+          <w:lang w:val="es_ES" w:bidi="es_ES"/>
+        </w:rPr>
+      </w:r>
     </w:p>
     <w:p>
       <w:pPr>
         <w:pStyle w:val="Heading2"/>
       </w:pPr>
       <w:r>
+        <w:rPr>
+          <w:lang w:val="es_ES" w:bidi="es_ES"/>
+        </w:rPr>
         <w:t>Colosenses 2:3</w:t>
       </w:r>
-      <w:r/>
-    </w:p>
-    <w:p>
-      <w:r/>
-      <w:r>
+      <w:r>
+        <w:rPr>
+          <w:lang w:val="es_ES" w:bidi="es_ES"/>
+        </w:rPr>
+      </w:r>
+    </w:p>
+    <w:p>
+      <w:pPr/>
+      <w:r>
+        <w:rPr>
+          <w:lang w:val="es_ES" w:bidi="es_ES"/>
+        </w:rPr>
+      </w:r>
+      <w:r>
+        <w:rPr>
+          <w:lang w:val="es_ES" w:bidi="es_ES"/>
+        </w:rPr>
         <w:t xml:space="preserve">Pablo se basa en </w:t>
       </w:r>
       <w:hyperlink r:id="rId55">
         <w:r>
           <w:rPr>
+            <w:lang w:val="es_ES" w:bidi="es_ES"/>
+          </w:rPr>
+          <w:rPr>
             <w:color w:val="0000EE"/>
             <w:u w:val="single"/>
           </w:rPr>
@@ -1318,66 +2456,138 @@
         </w:r>
       </w:hyperlink>
       <w:r>
+        <w:rPr>
+          <w:lang w:val="es_ES" w:bidi="es_ES"/>
+        </w:rPr>
         <w:t>: Solo Cristo es suficiente para nuestro entendimiento espiritual.</w:t>
       </w:r>
-      <w:r/>
-      <w:r/>
-    </w:p>
-    <w:p>
-      <w:r/>
+      <w:r>
+        <w:rPr>
+          <w:lang w:val="es_ES" w:bidi="es_ES"/>
+        </w:rPr>
+      </w:r>
+      <w:r>
+        <w:rPr>
+          <w:lang w:val="es_ES" w:bidi="es_ES"/>
+        </w:rPr>
+      </w:r>
+    </w:p>
+    <w:p>
+      <w:pPr/>
+      <w:r>
+        <w:rPr>
+          <w:lang w:val="es_ES" w:bidi="es_ES"/>
+        </w:rPr>
+      </w:r>
     </w:p>
     <w:p>
       <w:pPr>
         <w:pStyle w:val="Heading2"/>
       </w:pPr>
       <w:r>
+        <w:rPr>
+          <w:lang w:val="es_ES" w:bidi="es_ES"/>
+        </w:rPr>
         <w:t>Colosenses 2:6–15</w:t>
       </w:r>
-      <w:r/>
-    </w:p>
-    <w:p>
-      <w:r/>
-      <w:r>
+      <w:r>
+        <w:rPr>
+          <w:lang w:val="es_ES" w:bidi="es_ES"/>
+        </w:rPr>
+      </w:r>
+    </w:p>
+    <w:p>
+      <w:pPr/>
+      <w:r>
+        <w:rPr>
+          <w:lang w:val="es_ES" w:bidi="es_ES"/>
+        </w:rPr>
+      </w:r>
+      <w:r>
+        <w:rPr>
+          <w:lang w:val="es_ES" w:bidi="es_ES"/>
+        </w:rPr>
         <w:t>Frente a los argumentos seductores de los falsos maestros, Pablo exhorta a los colosenses a mantenerse firmes en su fe en Cristo, porque en Cristo vive toda la plenitud de Dios, y su experiencia espiritual es completa en él.</w:t>
       </w:r>
-      <w:r/>
-      <w:r/>
-    </w:p>
-    <w:p>
-      <w:r/>
+      <w:r>
+        <w:rPr>
+          <w:lang w:val="es_ES" w:bidi="es_ES"/>
+        </w:rPr>
+      </w:r>
+      <w:r>
+        <w:rPr>
+          <w:lang w:val="es_ES" w:bidi="es_ES"/>
+        </w:rPr>
+      </w:r>
+    </w:p>
+    <w:p>
+      <w:pPr/>
+      <w:r>
+        <w:rPr>
+          <w:lang w:val="es_ES" w:bidi="es_ES"/>
+        </w:rPr>
+      </w:r>
     </w:p>
     <w:p>
       <w:pPr>
         <w:pStyle w:val="Heading2"/>
       </w:pPr>
       <w:r>
+        <w:rPr>
+          <w:lang w:val="es_ES" w:bidi="es_ES"/>
+        </w:rPr>
         <w:t>Colosenses 2:8</w:t>
       </w:r>
-      <w:r/>
-    </w:p>
-    <w:p>
-      <w:r/>
-      <w:r>
+      <w:r>
+        <w:rPr>
+          <w:lang w:val="es_ES" w:bidi="es_ES"/>
+        </w:rPr>
+      </w:r>
+    </w:p>
+    <w:p>
+      <w:pPr/>
+      <w:r>
+        <w:rPr>
+          <w:lang w:val="es_ES" w:bidi="es_ES"/>
+        </w:rPr>
+      </w:r>
+      <w:r>
+        <w:rPr>
+          <w:lang w:val="es_ES" w:bidi="es_ES"/>
+        </w:rPr>
         <w:t xml:space="preserve">La palabra griega </w:t>
       </w:r>
       <w:r>
         <w:rPr>
           <w:i/>
+          <w:lang w:val="es_ES" w:bidi="es_ES"/>
         </w:rPr>
         <w:t>philosophia</w:t>
       </w:r>
       <w:r>
+        <w:rPr>
+          <w:lang w:val="es_ES" w:bidi="es_ES"/>
+        </w:rPr>
         <w:t xml:space="preserve"> se refería a todo, desde la metafísica de Platón hasta la enseñanza religiosa de los cultos. Pablo no condena la filosofía en sí, sino sólo la especulación filosófica vacía que se opone a las buenas nuevas. • "</w:t>
       </w:r>
       <w:r>
+        <w:rPr>
+          <w:lang w:val="es_ES" w:bidi="es_ES"/>
+        </w:rPr>
         <w:t>los elementos del mundo" (</w:t>
       </w:r>
       <w:r>
+        <w:rPr>
+          <w:lang w:val="es_ES" w:bidi="es_ES"/>
+        </w:rPr>
         <w:t xml:space="preserve">o los principios espirituales del mundo; también en </w:t>
       </w:r>
       <w:hyperlink r:id="rId62">
         <w:r>
           <w:rPr>
+            <w:lang w:val="es_ES" w:bidi="es_ES"/>
+          </w:rPr>
+          <w:rPr>
             <w:color w:val="0000EE"/>
             <w:u w:val="single"/>
           </w:rPr>
@@ -1385,11 +2595,17 @@
         </w:r>
       </w:hyperlink>
       <w:r>
+        <w:rPr>
+          <w:lang w:val="es_ES" w:bidi="es_ES"/>
+        </w:rPr>
         <w:t xml:space="preserve">): esta frase puede referirse a enseñanzas elementales propias de este mundo (ver </w:t>
       </w:r>
       <w:hyperlink r:id="rId63">
         <w:r>
           <w:rPr>
+            <w:lang w:val="es_ES" w:bidi="es_ES"/>
+          </w:rPr>
+          <w:rPr>
             <w:color w:val="0000EE"/>
             <w:u w:val="single"/>
           </w:rPr>
@@ -1397,11 +2613,17 @@
         </w:r>
       </w:hyperlink>
       <w:r>
+        <w:rPr>
+          <w:lang w:val="es_ES" w:bidi="es_ES"/>
+        </w:rPr>
         <w:t xml:space="preserve">), o a seres espirituales que se pensaba que tenían una influencia decisiva en el curso de los eventos (ver también </w:t>
       </w:r>
       <w:hyperlink r:id="rId64">
         <w:r>
           <w:rPr>
+            <w:lang w:val="es_ES" w:bidi="es_ES"/>
+          </w:rPr>
+          <w:rPr>
             <w:color w:val="0000EE"/>
             <w:u w:val="single"/>
           </w:rPr>
@@ -1411,6 +2633,9 @@
       <w:hyperlink r:id="rId62">
         <w:r>
           <w:rPr>
+            <w:lang w:val="es_ES" w:bidi="es_ES"/>
+          </w:rPr>
+          <w:rPr>
             <w:color w:val="0000EE"/>
             <w:u w:val="single"/>
           </w:rPr>
@@ -1418,11 +2643,17 @@
         </w:r>
       </w:hyperlink>
       <w:r>
+        <w:rPr>
+          <w:lang w:val="es_ES" w:bidi="es_ES"/>
+        </w:rPr>
         <w:t xml:space="preserve"> </w:t>
       </w:r>
       <w:hyperlink r:id="rId65">
         <w:r>
           <w:rPr>
+            <w:lang w:val="es_ES" w:bidi="es_ES"/>
+          </w:rPr>
+          <w:rPr>
             <w:color w:val="0000EE"/>
             <w:u w:val="single"/>
           </w:rPr>
@@ -1430,66 +2661,143 @@
         </w:r>
       </w:hyperlink>
       <w:r>
+        <w:rPr>
+          <w:lang w:val="es_ES" w:bidi="es_ES"/>
+        </w:rPr>
         <w:t>).</w:t>
       </w:r>
-      <w:r/>
-      <w:r/>
-    </w:p>
-    <w:p>
-      <w:r/>
+      <w:r>
+        <w:rPr>
+          <w:lang w:val="es_ES" w:bidi="es_ES"/>
+        </w:rPr>
+      </w:r>
+      <w:r>
+        <w:rPr>
+          <w:lang w:val="es_ES" w:bidi="es_ES"/>
+        </w:rPr>
+      </w:r>
+    </w:p>
+    <w:p>
+      <w:pPr/>
+      <w:r>
+        <w:rPr>
+          <w:lang w:val="es_ES" w:bidi="es_ES"/>
+        </w:rPr>
+      </w:r>
     </w:p>
     <w:p>
       <w:pPr>
         <w:pStyle w:val="Heading2"/>
       </w:pPr>
       <w:r>
+        <w:rPr>
+          <w:lang w:val="es_ES" w:bidi="es_ES"/>
+        </w:rPr>
         <w:t>Colosenses 2:11</w:t>
       </w:r>
-      <w:r/>
-    </w:p>
-    <w:p>
-      <w:r/>
-      <w:r>
+      <w:r>
+        <w:rPr>
+          <w:lang w:val="es_ES" w:bidi="es_ES"/>
+        </w:rPr>
+      </w:r>
+    </w:p>
+    <w:p>
+      <w:pPr/>
+      <w:r>
+        <w:rPr>
+          <w:lang w:val="es_ES" w:bidi="es_ES"/>
+        </w:rPr>
+      </w:r>
+      <w:r>
+        <w:rPr>
+          <w:lang w:val="es_ES" w:bidi="es_ES"/>
+        </w:rPr>
         <w:t>"en la circuncisión de Cristo"</w:t>
       </w:r>
       <w:r>
+        <w:rPr>
+          <w:lang w:val="es_ES" w:bidi="es_ES"/>
+        </w:rPr>
         <w:t>: la conversión espiritual a Cristo es el equivalente cristiano de la circuncisión física. • La eliminación de tu naturaleza pecaminosa (literalmente "</w:t>
       </w:r>
       <w:r>
+        <w:rPr>
+          <w:lang w:val="es_ES" w:bidi="es_ES"/>
+        </w:rPr>
         <w:t>el despojamiento del cuerpo de los pecados de la carne"</w:t>
       </w:r>
       <w:r>
+        <w:rPr>
+          <w:lang w:val="es_ES" w:bidi="es_ES"/>
+        </w:rPr>
         <w:t>): así como a los niños judíos se les corta la carne de su prepucio para marcar su iniciación en el pueblo de Dios, los creyentes tienen la carne metafórica (traducida como naturaleza pecaminosa) cortada cuando se acercan a Cristo.</w:t>
       </w:r>
-      <w:r/>
-      <w:r/>
-    </w:p>
-    <w:p>
-      <w:r/>
+      <w:r>
+        <w:rPr>
+          <w:lang w:val="es_ES" w:bidi="es_ES"/>
+        </w:rPr>
+      </w:r>
+      <w:r>
+        <w:rPr>
+          <w:lang w:val="es_ES" w:bidi="es_ES"/>
+        </w:rPr>
+      </w:r>
+    </w:p>
+    <w:p>
+      <w:pPr/>
+      <w:r>
+        <w:rPr>
+          <w:lang w:val="es_ES" w:bidi="es_ES"/>
+        </w:rPr>
+      </w:r>
     </w:p>
     <w:p>
       <w:pPr>
         <w:pStyle w:val="Heading2"/>
       </w:pPr>
       <w:r>
+        <w:rPr>
+          <w:lang w:val="es_ES" w:bidi="es_ES"/>
+        </w:rPr>
         <w:t>Colosenses 2:12</w:t>
       </w:r>
-      <w:r/>
-    </w:p>
-    <w:p>
-      <w:r/>
-      <w:r>
+      <w:r>
+        <w:rPr>
+          <w:lang w:val="es_ES" w:bidi="es_ES"/>
+        </w:rPr>
+      </w:r>
+    </w:p>
+    <w:p>
+      <w:pPr/>
+      <w:r>
+        <w:rPr>
+          <w:lang w:val="es_ES" w:bidi="es_ES"/>
+        </w:rPr>
+      </w:r>
+      <w:r>
+        <w:rPr>
+          <w:lang w:val="es_ES" w:bidi="es_ES"/>
+        </w:rPr>
         <w:t>"</w:t>
       </w:r>
       <w:r>
+        <w:rPr>
+          <w:lang w:val="es_ES" w:bidi="es_ES"/>
+        </w:rPr>
         <w:t>Sepultados juntamente con él en el bautismo</w:t>
       </w:r>
       <w:r>
+        <w:rPr>
+          <w:lang w:val="es_ES" w:bidi="es_ES"/>
+        </w:rPr>
         <w:t>": como en un pasaje aproximadamente paralelo (</w:t>
       </w:r>
       <w:hyperlink r:id="rId66">
         <w:r>
           <w:rPr>
+            <w:lang w:val="es_ES" w:bidi="es_ES"/>
+          </w:rPr>
+          <w:rPr>
             <w:color w:val="0000EE"/>
             <w:u w:val="single"/>
           </w:rPr>
@@ -1497,46 +2805,90 @@
         </w:r>
       </w:hyperlink>
       <w:r>
+        <w:rPr>
+          <w:lang w:val="es_ES" w:bidi="es_ES"/>
+        </w:rPr>
         <w:t>), Pablo asume una fuerte identidad entre los creyentes y Cristo. A los ojos de Dios, realmente estábamos con Cristo cuando fue sepultado y resucitado, por lo que experimentamos los beneficios de lo que Cristo hizo por nosotros. Pablo puede vincular esta identificación con Cristo al bautismo porque el bautismo en agua estaba tan estrechamente relacionado a la conversión en la iglesia primitiva.</w:t>
       </w:r>
-      <w:r/>
-      <w:r/>
-    </w:p>
-    <w:p>
-      <w:r/>
+      <w:r>
+        <w:rPr>
+          <w:lang w:val="es_ES" w:bidi="es_ES"/>
+        </w:rPr>
+      </w:r>
+      <w:r>
+        <w:rPr>
+          <w:lang w:val="es_ES" w:bidi="es_ES"/>
+        </w:rPr>
+      </w:r>
+    </w:p>
+    <w:p>
+      <w:pPr/>
+      <w:r>
+        <w:rPr>
+          <w:lang w:val="es_ES" w:bidi="es_ES"/>
+        </w:rPr>
+      </w:r>
     </w:p>
     <w:p>
       <w:pPr>
         <w:pStyle w:val="Heading2"/>
       </w:pPr>
       <w:r>
+        <w:rPr>
+          <w:lang w:val="es_ES" w:bidi="es_ES"/>
+        </w:rPr>
         <w:t>Colosenses 2:14</w:t>
       </w:r>
-      <w:r/>
-    </w:p>
-    <w:p>
-      <w:r/>
-      <w:r>
+      <w:r>
+        <w:rPr>
+          <w:lang w:val="es_ES" w:bidi="es_ES"/>
+        </w:rPr>
+      </w:r>
+    </w:p>
+    <w:p>
+      <w:pPr/>
+      <w:r>
+        <w:rPr>
+          <w:lang w:val="es_ES" w:bidi="es_ES"/>
+        </w:rPr>
+      </w:r>
+      <w:r>
+        <w:rPr>
+          <w:lang w:val="es_ES" w:bidi="es_ES"/>
+        </w:rPr>
         <w:t>"</w:t>
       </w:r>
       <w:r>
+        <w:rPr>
+          <w:lang w:val="es_ES" w:bidi="es_ES"/>
+        </w:rPr>
         <w:t>la cédula de los ritos que nos era contraria</w:t>
       </w:r>
       <w:r>
+        <w:rPr>
+          <w:lang w:val="es_ES" w:bidi="es_ES"/>
+        </w:rPr>
         <w:t>": La frase griega sugiere un pagaré que todos hemos firmado. Como no podemos pagar lo que debemos, está en nuestra contra</w:t>
       </w:r>
       <w:r>
         <w:rPr>
           <w:i/>
+          <w:lang w:val="es_ES" w:bidi="es_ES"/>
         </w:rPr>
         <w:t>.</w:t>
       </w:r>
       <w:r>
+        <w:rPr>
+          <w:lang w:val="es_ES" w:bidi="es_ES"/>
+        </w:rPr>
         <w:t xml:space="preserve"> La ley de Dios requería una obediencia que las personas no pueden ofrecer, pero Dios ha perdonado nuestra deuda a través de la obra de Cristo (</w:t>
       </w:r>
       <w:hyperlink r:id="rId67">
         <w:r>
           <w:rPr>
+            <w:lang w:val="es_ES" w:bidi="es_ES"/>
+          </w:rPr>
+          <w:rPr>
             <w:color w:val="0000EE"/>
             <w:u w:val="single"/>
           </w:rPr>
@@ -1544,37 +2896,77 @@
         </w:r>
       </w:hyperlink>
       <w:r>
+        <w:rPr>
+          <w:lang w:val="es_ES" w:bidi="es_ES"/>
+        </w:rPr>
         <w:t>).</w:t>
       </w:r>
-      <w:r/>
-      <w:r/>
-    </w:p>
-    <w:p>
-      <w:r/>
+      <w:r>
+        <w:rPr>
+          <w:lang w:val="es_ES" w:bidi="es_ES"/>
+        </w:rPr>
+      </w:r>
+      <w:r>
+        <w:rPr>
+          <w:lang w:val="es_ES" w:bidi="es_ES"/>
+        </w:rPr>
+      </w:r>
+    </w:p>
+    <w:p>
+      <w:pPr/>
+      <w:r>
+        <w:rPr>
+          <w:lang w:val="es_ES" w:bidi="es_ES"/>
+        </w:rPr>
+      </w:r>
     </w:p>
     <w:p>
       <w:pPr>
         <w:pStyle w:val="Heading2"/>
       </w:pPr>
       <w:r>
+        <w:rPr>
+          <w:lang w:val="es_ES" w:bidi="es_ES"/>
+        </w:rPr>
         <w:t>Colosenses 2:15</w:t>
       </w:r>
-      <w:r/>
-    </w:p>
-    <w:p>
-      <w:r/>
-      <w:r>
+      <w:r>
+        <w:rPr>
+          <w:lang w:val="es_ES" w:bidi="es_ES"/>
+        </w:rPr>
+      </w:r>
+    </w:p>
+    <w:p>
+      <w:pPr/>
+      <w:r>
+        <w:rPr>
+          <w:lang w:val="es_ES" w:bidi="es_ES"/>
+        </w:rPr>
+      </w:r>
+      <w:r>
+        <w:rPr>
+          <w:lang w:val="es_ES" w:bidi="es_ES"/>
+        </w:rPr>
         <w:t>Los avergonzó públicamente con su victoria (literalmente "</w:t>
       </w:r>
       <w:r>
+        <w:rPr>
+          <w:lang w:val="es_ES" w:bidi="es_ES"/>
+        </w:rPr>
         <w:t>sacólos á la vergüenza en público, triunfando de ellos en sí mismo"</w:t>
       </w:r>
       <w:r>
+        <w:rPr>
+          <w:lang w:val="es_ES" w:bidi="es_ES"/>
+        </w:rPr>
         <w:t xml:space="preserve">): el ejército romano celebraba las grandes victorias con una procesión triunfal. El general romano victorioso llevaba a los cautivos humillados de su campaña a la ciudad conquistada. La imagen captura vívidamente la gloriosa victoria que Dios, a través de la cruz de Cristo, ha ganado sobre todos los poderes espirituales hostiles (ver también </w:t>
       </w:r>
       <w:hyperlink r:id="rId68">
         <w:r>
           <w:rPr>
+            <w:lang w:val="es_ES" w:bidi="es_ES"/>
+          </w:rPr>
+          <w:rPr>
             <w:color w:val="0000EE"/>
             <w:u w:val="single"/>
           </w:rPr>
@@ -1582,34 +2974,71 @@
         </w:r>
       </w:hyperlink>
       <w:r>
+        <w:rPr>
+          <w:lang w:val="es_ES" w:bidi="es_ES"/>
+        </w:rPr>
         <w:t>).</w:t>
       </w:r>
-      <w:r/>
-      <w:r/>
-    </w:p>
-    <w:p>
-      <w:r/>
+      <w:r>
+        <w:rPr>
+          <w:lang w:val="es_ES" w:bidi="es_ES"/>
+        </w:rPr>
+      </w:r>
+      <w:r>
+        <w:rPr>
+          <w:lang w:val="es_ES" w:bidi="es_ES"/>
+        </w:rPr>
+      </w:r>
+    </w:p>
+    <w:p>
+      <w:pPr/>
+      <w:r>
+        <w:rPr>
+          <w:lang w:val="es_ES" w:bidi="es_ES"/>
+        </w:rPr>
+      </w:r>
     </w:p>
     <w:p>
       <w:pPr>
         <w:pStyle w:val="Heading2"/>
       </w:pPr>
       <w:r>
+        <w:rPr>
+          <w:lang w:val="es_ES" w:bidi="es_ES"/>
+        </w:rPr>
         <w:t>Colosenses 2:16</w:t>
       </w:r>
-      <w:r/>
-    </w:p>
-    <w:p>
-      <w:r/>
-      <w:r>
+      <w:r>
+        <w:rPr>
+          <w:lang w:val="es_ES" w:bidi="es_ES"/>
+        </w:rPr>
+      </w:r>
+    </w:p>
+    <w:p>
+      <w:pPr/>
+      <w:r>
+        <w:rPr>
+          <w:lang w:val="es_ES" w:bidi="es_ES"/>
+        </w:rPr>
+      </w:r>
+      <w:r>
+        <w:rPr>
+          <w:lang w:val="es_ES" w:bidi="es_ES"/>
+        </w:rPr>
         <w:t>"en comida, ó en bebida"</w:t>
       </w:r>
       <w:r>
+        <w:rPr>
+          <w:lang w:val="es_ES" w:bidi="es_ES"/>
+        </w:rPr>
         <w:t xml:space="preserve">: las enseñanzas religiosas que prohibían ciertos tipos de alimentos y bebidas eran comunes en el mundo antiguo. El Antiguo Testamento no prohíbe beber alcohol, pero muchos judíos devotos que vivían en culturas paganas se abstenían (cp. </w:t>
       </w:r>
       <w:hyperlink r:id="rId69">
         <w:r>
           <w:rPr>
+            <w:lang w:val="es_ES" w:bidi="es_ES"/>
+          </w:rPr>
+          <w:rPr>
             <w:color w:val="0000EE"/>
             <w:u w:val="single"/>
           </w:rPr>
@@ -1617,11 +3046,17 @@
         </w:r>
       </w:hyperlink>
       <w:r>
+        <w:rPr>
+          <w:lang w:val="es_ES" w:bidi="es_ES"/>
+        </w:rPr>
         <w:t xml:space="preserve">). • Muchos grupos religiosos antiguos, incluidos los judíos, celebraban la luna nueva con varias ceremonias (ver </w:t>
       </w:r>
       <w:hyperlink r:id="rId70">
         <w:r>
           <w:rPr>
+            <w:lang w:val="es_ES" w:bidi="es_ES"/>
+          </w:rPr>
+          <w:rPr>
             <w:color w:val="0000EE"/>
             <w:u w:val="single"/>
           </w:rPr>
@@ -1629,11 +3064,17 @@
         </w:r>
       </w:hyperlink>
       <w:r>
+        <w:rPr>
+          <w:lang w:val="es_ES" w:bidi="es_ES"/>
+        </w:rPr>
         <w:t xml:space="preserve"> </w:t>
       </w:r>
       <w:hyperlink r:id="rId71">
         <w:r>
           <w:rPr>
+            <w:lang w:val="es_ES" w:bidi="es_ES"/>
+          </w:rPr>
+          <w:rPr>
             <w:color w:val="0000EE"/>
             <w:u w:val="single"/>
           </w:rPr>
@@ -1641,11 +3082,17 @@
         </w:r>
       </w:hyperlink>
       <w:r>
+        <w:rPr>
+          <w:lang w:val="es_ES" w:bidi="es_ES"/>
+        </w:rPr>
         <w:t xml:space="preserve"> </w:t>
       </w:r>
       <w:hyperlink r:id="rId72">
         <w:r>
           <w:rPr>
+            <w:lang w:val="es_ES" w:bidi="es_ES"/>
+          </w:rPr>
+          <w:rPr>
             <w:color w:val="0000EE"/>
             <w:u w:val="single"/>
           </w:rPr>
@@ -1653,11 +3100,17 @@
         </w:r>
       </w:hyperlink>
       <w:r>
+        <w:rPr>
+          <w:lang w:val="es_ES" w:bidi="es_ES"/>
+        </w:rPr>
         <w:t xml:space="preserve">). • Los sábados judíos se establecieron en la ley de Moisés y fueron celebrados por los judíos como una parte esencial de su religión. Los cristianos podían continuar observando el sábado si lo deseaban, pero Pablo afirmó que los cristianos tienen libertad en este asunto (ver </w:t>
       </w:r>
       <w:hyperlink r:id="rId73">
         <w:r>
           <w:rPr>
+            <w:lang w:val="es_ES" w:bidi="es_ES"/>
+          </w:rPr>
+          <w:rPr>
             <w:color w:val="0000EE"/>
             <w:u w:val="single"/>
           </w:rPr>
@@ -1665,31 +3118,65 @@
         </w:r>
       </w:hyperlink>
       <w:r>
+        <w:rPr>
+          <w:lang w:val="es_ES" w:bidi="es_ES"/>
+        </w:rPr>
         <w:t>) y que es incorrecto que alguien insista en la observancia del sábado como una expresión necesaria de la piedad cristiana.</w:t>
       </w:r>
-      <w:r/>
-      <w:r/>
-    </w:p>
-    <w:p>
-      <w:r/>
+      <w:r>
+        <w:rPr>
+          <w:lang w:val="es_ES" w:bidi="es_ES"/>
+        </w:rPr>
+      </w:r>
+      <w:r>
+        <w:rPr>
+          <w:lang w:val="es_ES" w:bidi="es_ES"/>
+        </w:rPr>
+      </w:r>
+    </w:p>
+    <w:p>
+      <w:pPr/>
+      <w:r>
+        <w:rPr>
+          <w:lang w:val="es_ES" w:bidi="es_ES"/>
+        </w:rPr>
+      </w:r>
     </w:p>
     <w:p>
       <w:pPr>
         <w:pStyle w:val="Heading2"/>
       </w:pPr>
       <w:r>
+        <w:rPr>
+          <w:lang w:val="es_ES" w:bidi="es_ES"/>
+        </w:rPr>
         <w:t>Colosenses 2:16–23</w:t>
       </w:r>
-      <w:r/>
-    </w:p>
-    <w:p>
-      <w:r/>
-      <w:r>
+      <w:r>
+        <w:rPr>
+          <w:lang w:val="es_ES" w:bidi="es_ES"/>
+        </w:rPr>
+      </w:r>
+    </w:p>
+    <w:p>
+      <w:pPr/>
+      <w:r>
+        <w:rPr>
+          <w:lang w:val="es_ES" w:bidi="es_ES"/>
+        </w:rPr>
+      </w:r>
+      <w:r>
+        <w:rPr>
+          <w:lang w:val="es_ES" w:bidi="es_ES"/>
+        </w:rPr>
         <w:t xml:space="preserve">Pablo rechaza a los falsos maestros y a sus exigencias, explicando que su atractivo proviene de enseñanzas humanas (ver </w:t>
       </w:r>
       <w:hyperlink r:id="rId74">
         <w:r>
           <w:rPr>
+            <w:lang w:val="es_ES" w:bidi="es_ES"/>
+          </w:rPr>
+          <w:rPr>
             <w:color w:val="0000EE"/>
             <w:u w:val="single"/>
           </w:rPr>
@@ -1697,31 +3184,65 @@
         </w:r>
       </w:hyperlink>
       <w:r>
+        <w:rPr>
+          <w:lang w:val="es_ES" w:bidi="es_ES"/>
+        </w:rPr>
         <w:t>). Ellos promovían varias reglas de conducta que no tenían fundamento en Cristo.</w:t>
       </w:r>
-      <w:r/>
-      <w:r/>
-    </w:p>
-    <w:p>
-      <w:r/>
+      <w:r>
+        <w:rPr>
+          <w:lang w:val="es_ES" w:bidi="es_ES"/>
+        </w:rPr>
+      </w:r>
+      <w:r>
+        <w:rPr>
+          <w:lang w:val="es_ES" w:bidi="es_ES"/>
+        </w:rPr>
+      </w:r>
+    </w:p>
+    <w:p>
+      <w:pPr/>
+      <w:r>
+        <w:rPr>
+          <w:lang w:val="es_ES" w:bidi="es_ES"/>
+        </w:rPr>
+      </w:r>
     </w:p>
     <w:p>
       <w:pPr>
         <w:pStyle w:val="Heading2"/>
       </w:pPr>
       <w:r>
+        <w:rPr>
+          <w:lang w:val="es_ES" w:bidi="es_ES"/>
+        </w:rPr>
         <w:t>Colosenses 2:17</w:t>
       </w:r>
-      <w:r/>
-    </w:p>
-    <w:p>
-      <w:r/>
-      <w:r>
+      <w:r>
+        <w:rPr>
+          <w:lang w:val="es_ES" w:bidi="es_ES"/>
+        </w:rPr>
+      </w:r>
+    </w:p>
+    <w:p>
+      <w:pPr/>
+      <w:r>
+        <w:rPr>
+          <w:lang w:val="es_ES" w:bidi="es_ES"/>
+        </w:rPr>
+      </w:r>
+      <w:r>
+        <w:rPr>
+          <w:lang w:val="es_ES" w:bidi="es_ES"/>
+        </w:rPr>
         <w:t xml:space="preserve">La realidad de Cristo fue anticipada por los rituales del Antiguo Testamento, a los que Pablo llama sombras (ver también </w:t>
       </w:r>
       <w:hyperlink r:id="rId75">
         <w:r>
           <w:rPr>
+            <w:lang w:val="es_ES" w:bidi="es_ES"/>
+          </w:rPr>
+          <w:rPr>
             <w:color w:val="0000EE"/>
             <w:u w:val="single"/>
           </w:rPr>
@@ -1729,60 +3250,131 @@
         </w:r>
       </w:hyperlink>
       <w:r>
+        <w:rPr>
+          <w:lang w:val="es_ES" w:bidi="es_ES"/>
+        </w:rPr>
         <w:t>).</w:t>
       </w:r>
-      <w:r/>
-      <w:r/>
-    </w:p>
-    <w:p>
-      <w:r/>
+      <w:r>
+        <w:rPr>
+          <w:lang w:val="es_ES" w:bidi="es_ES"/>
+        </w:rPr>
+      </w:r>
+      <w:r>
+        <w:rPr>
+          <w:lang w:val="es_ES" w:bidi="es_ES"/>
+        </w:rPr>
+      </w:r>
+    </w:p>
+    <w:p>
+      <w:pPr/>
+      <w:r>
+        <w:rPr>
+          <w:lang w:val="es_ES" w:bidi="es_ES"/>
+        </w:rPr>
+      </w:r>
     </w:p>
     <w:p>
       <w:pPr>
         <w:pStyle w:val="Heading2"/>
       </w:pPr>
       <w:r>
+        <w:rPr>
+          <w:lang w:val="es_ES" w:bidi="es_ES"/>
+        </w:rPr>
         <w:t>Colosenses 2:18</w:t>
       </w:r>
-      <w:r/>
-    </w:p>
-    <w:p>
-      <w:r/>
-      <w:r>
+      <w:r>
+        <w:rPr>
+          <w:lang w:val="es_ES" w:bidi="es_ES"/>
+        </w:rPr>
+      </w:r>
+    </w:p>
+    <w:p>
+      <w:pPr/>
+      <w:r>
+        <w:rPr>
+          <w:lang w:val="es_ES" w:bidi="es_ES"/>
+        </w:rPr>
+      </w:r>
+      <w:r>
+        <w:rPr>
+          <w:lang w:val="es_ES" w:bidi="es_ES"/>
+        </w:rPr>
         <w:t>"culto á los ángeles"</w:t>
       </w:r>
       <w:r>
+        <w:rPr>
+          <w:lang w:val="es_ES" w:bidi="es_ES"/>
+        </w:rPr>
         <w:t>: las personas del siglo I estaban fascinadas con los seres espirituales. Algunos judíos creían que los ángeles estaban presentes durante sus tiempos de adoración, y algunos incluso podrían haberlos adorado. • Los falsos maestros evidentemente decían que habían tenido visiones que establecían ciertos rituales como requisitos para la comunidad.</w:t>
       </w:r>
-      <w:r/>
-      <w:r/>
-    </w:p>
-    <w:p>
-      <w:r/>
+      <w:r>
+        <w:rPr>
+          <w:lang w:val="es_ES" w:bidi="es_ES"/>
+        </w:rPr>
+      </w:r>
+      <w:r>
+        <w:rPr>
+          <w:lang w:val="es_ES" w:bidi="es_ES"/>
+        </w:rPr>
+      </w:r>
+    </w:p>
+    <w:p>
+      <w:pPr/>
+      <w:r>
+        <w:rPr>
+          <w:lang w:val="es_ES" w:bidi="es_ES"/>
+        </w:rPr>
+      </w:r>
     </w:p>
     <w:p>
       <w:pPr>
         <w:pStyle w:val="Heading2"/>
       </w:pPr>
       <w:r>
+        <w:rPr>
+          <w:lang w:val="es_ES" w:bidi="es_ES"/>
+        </w:rPr>
         <w:t>Colosenses 2:20</w:t>
       </w:r>
-      <w:r/>
-    </w:p>
-    <w:p>
-      <w:r/>
-      <w:r>
+      <w:r>
+        <w:rPr>
+          <w:lang w:val="es_ES" w:bidi="es_ES"/>
+        </w:rPr>
+      </w:r>
+    </w:p>
+    <w:p>
+      <w:pPr/>
+      <w:r>
+        <w:rPr>
+          <w:lang w:val="es_ES" w:bidi="es_ES"/>
+        </w:rPr>
+      </w:r>
+      <w:r>
+        <w:rPr>
+          <w:lang w:val="es_ES" w:bidi="es_ES"/>
+        </w:rPr>
         <w:t>"</w:t>
       </w:r>
       <w:r>
+        <w:rPr>
+          <w:lang w:val="es_ES" w:bidi="es_ES"/>
+        </w:rPr>
         <w:t>sois muertos con Cristo</w:t>
       </w:r>
       <w:r>
+        <w:rPr>
+          <w:lang w:val="es_ES" w:bidi="es_ES"/>
+        </w:rPr>
         <w:t>": La muerte de Cristo en la cruz marcó su victoria sobre los poderes espirituales (</w:t>
       </w:r>
       <w:hyperlink r:id="rId64">
         <w:r>
           <w:rPr>
+            <w:lang w:val="es_ES" w:bidi="es_ES"/>
+          </w:rPr>
+          <w:rPr>
             <w:color w:val="0000EE"/>
             <w:u w:val="single"/>
           </w:rPr>
@@ -1790,11 +3382,17 @@
         </w:r>
       </w:hyperlink>
       <w:r>
+        <w:rPr>
+          <w:lang w:val="es_ES" w:bidi="es_ES"/>
+        </w:rPr>
         <w:t xml:space="preserve">), por lo que nosotros, que participamos en su muerte, también hemos sido liberados de los poderes espirituales malignos de este mundo (ver </w:t>
       </w:r>
       <w:hyperlink r:id="rId74">
         <w:r>
           <w:rPr>
+            <w:lang w:val="es_ES" w:bidi="es_ES"/>
+          </w:rPr>
+          <w:rPr>
             <w:color w:val="0000EE"/>
             <w:u w:val="single"/>
           </w:rPr>
@@ -1802,37 +3400,77 @@
         </w:r>
       </w:hyperlink>
       <w:r>
+        <w:rPr>
+          <w:lang w:val="es_ES" w:bidi="es_ES"/>
+        </w:rPr>
         <w:t>).</w:t>
       </w:r>
-      <w:r/>
-      <w:r/>
-    </w:p>
-    <w:p>
-      <w:r/>
+      <w:r>
+        <w:rPr>
+          <w:lang w:val="es_ES" w:bidi="es_ES"/>
+        </w:rPr>
+      </w:r>
+      <w:r>
+        <w:rPr>
+          <w:lang w:val="es_ES" w:bidi="es_ES"/>
+        </w:rPr>
+      </w:r>
+    </w:p>
+    <w:p>
+      <w:pPr/>
+      <w:r>
+        <w:rPr>
+          <w:lang w:val="es_ES" w:bidi="es_ES"/>
+        </w:rPr>
+      </w:r>
     </w:p>
     <w:p>
       <w:pPr>
         <w:pStyle w:val="Heading2"/>
       </w:pPr>
       <w:r>
+        <w:rPr>
+          <w:lang w:val="es_ES" w:bidi="es_ES"/>
+        </w:rPr>
         <w:t>Colosenses 2:23</w:t>
       </w:r>
-      <w:r/>
-    </w:p>
-    <w:p>
-      <w:r/>
-      <w:r>
+      <w:r>
+        <w:rPr>
+          <w:lang w:val="es_ES" w:bidi="es_ES"/>
+        </w:rPr>
+      </w:r>
+    </w:p>
+    <w:p>
+      <w:pPr/>
+      <w:r>
+        <w:rPr>
+          <w:lang w:val="es_ES" w:bidi="es_ES"/>
+        </w:rPr>
+      </w:r>
+      <w:r>
+        <w:rPr>
+          <w:lang w:val="es_ES" w:bidi="es_ES"/>
+        </w:rPr>
         <w:t>"</w:t>
       </w:r>
       <w:r>
+        <w:rPr>
+          <w:lang w:val="es_ES" w:bidi="es_ES"/>
+        </w:rPr>
         <w:t>no en alguna honra para el saciar de la carne</w:t>
       </w:r>
       <w:r>
+        <w:rPr>
+          <w:lang w:val="es_ES" w:bidi="es_ES"/>
+        </w:rPr>
         <w:t>": No sólo están arraigadas en el mundo y no en Cristo (</w:t>
       </w:r>
       <w:hyperlink r:id="rId39">
         <w:r>
           <w:rPr>
+            <w:lang w:val="es_ES" w:bidi="es_ES"/>
+          </w:rPr>
+          <w:rPr>
             <w:color w:val="0000EE"/>
             <w:u w:val="single"/>
           </w:rPr>
@@ -1840,34 +3478,71 @@
         </w:r>
       </w:hyperlink>
       <w:r>
+        <w:rPr>
+          <w:lang w:val="es_ES" w:bidi="es_ES"/>
+        </w:rPr>
         <w:t>), sino que son ineficaces para vencer los malos deseos de la persona.</w:t>
       </w:r>
-      <w:r/>
-      <w:r/>
-    </w:p>
-    <w:p>
-      <w:r/>
+      <w:r>
+        <w:rPr>
+          <w:lang w:val="es_ES" w:bidi="es_ES"/>
+        </w:rPr>
+      </w:r>
+      <w:r>
+        <w:rPr>
+          <w:lang w:val="es_ES" w:bidi="es_ES"/>
+        </w:rPr>
+      </w:r>
+    </w:p>
+    <w:p>
+      <w:pPr/>
+      <w:r>
+        <w:rPr>
+          <w:lang w:val="es_ES" w:bidi="es_ES"/>
+        </w:rPr>
+      </w:r>
     </w:p>
     <w:p>
       <w:pPr>
         <w:pStyle w:val="Heading2"/>
       </w:pPr>
       <w:r>
+        <w:rPr>
+          <w:lang w:val="es_ES" w:bidi="es_ES"/>
+        </w:rPr>
         <w:t>Colosenses 3:1</w:t>
       </w:r>
-      <w:r/>
-    </w:p>
-    <w:p>
-      <w:r/>
-      <w:r>
+      <w:r>
+        <w:rPr>
+          <w:lang w:val="es_ES" w:bidi="es_ES"/>
+        </w:rPr>
+      </w:r>
+    </w:p>
+    <w:p>
+      <w:pPr/>
+      <w:r>
+        <w:rPr>
+          <w:lang w:val="es_ES" w:bidi="es_ES"/>
+        </w:rPr>
+      </w:r>
+      <w:r>
+        <w:rPr>
+          <w:lang w:val="es_ES" w:bidi="es_ES"/>
+        </w:rPr>
         <w:t>"buscad las cosas de arriba"</w:t>
       </w:r>
       <w:r>
+        <w:rPr>
+          <w:lang w:val="es_ES" w:bidi="es_ES"/>
+        </w:rPr>
         <w:t>: los cristianos viven en la tierra, pero como han resucitado con Cristo, su verdadero ser está orientado al reino espiritual sobre el que Cristo gobierna. De manera contraria, las normas y reglamentos de los falsos maestros se centraban en el reino terrenal (</w:t>
       </w:r>
       <w:hyperlink r:id="rId76">
         <w:r>
           <w:rPr>
+            <w:lang w:val="es_ES" w:bidi="es_ES"/>
+          </w:rPr>
+          <w:rPr>
             <w:color w:val="0000EE"/>
             <w:u w:val="single"/>
           </w:rPr>
@@ -1875,54 +3550,119 @@
         </w:r>
       </w:hyperlink>
       <w:r>
+        <w:rPr>
+          <w:lang w:val="es_ES" w:bidi="es_ES"/>
+        </w:rPr>
         <w:t>).</w:t>
       </w:r>
-      <w:r/>
-      <w:r/>
-    </w:p>
-    <w:p>
-      <w:r/>
+      <w:r>
+        <w:rPr>
+          <w:lang w:val="es_ES" w:bidi="es_ES"/>
+        </w:rPr>
+      </w:r>
+      <w:r>
+        <w:rPr>
+          <w:lang w:val="es_ES" w:bidi="es_ES"/>
+        </w:rPr>
+      </w:r>
+    </w:p>
+    <w:p>
+      <w:pPr/>
+      <w:r>
+        <w:rPr>
+          <w:lang w:val="es_ES" w:bidi="es_ES"/>
+        </w:rPr>
+      </w:r>
     </w:p>
     <w:p>
       <w:pPr>
         <w:pStyle w:val="Heading2"/>
       </w:pPr>
       <w:r>
+        <w:rPr>
+          <w:lang w:val="es_ES" w:bidi="es_ES"/>
+        </w:rPr>
         <w:t>Colosenses 3:1–11</w:t>
       </w:r>
-      <w:r/>
-    </w:p>
-    <w:p>
-      <w:r/>
-      <w:r>
+      <w:r>
+        <w:rPr>
+          <w:lang w:val="es_ES" w:bidi="es_ES"/>
+        </w:rPr>
+      </w:r>
+    </w:p>
+    <w:p>
+      <w:pPr/>
+      <w:r>
+        <w:rPr>
+          <w:lang w:val="es_ES" w:bidi="es_ES"/>
+        </w:rPr>
+      </w:r>
+      <w:r>
+        <w:rPr>
+          <w:lang w:val="es_ES" w:bidi="es_ES"/>
+        </w:rPr>
         <w:t>Pablo convoca a los colosenses a una nueva forma de pensar que se traduce en un nuevo estilo de vida.</w:t>
       </w:r>
-      <w:r/>
-      <w:r/>
-    </w:p>
-    <w:p>
-      <w:r/>
+      <w:r>
+        <w:rPr>
+          <w:lang w:val="es_ES" w:bidi="es_ES"/>
+        </w:rPr>
+      </w:r>
+      <w:r>
+        <w:rPr>
+          <w:lang w:val="es_ES" w:bidi="es_ES"/>
+        </w:rPr>
+      </w:r>
+    </w:p>
+    <w:p>
+      <w:pPr/>
+      <w:r>
+        <w:rPr>
+          <w:lang w:val="es_ES" w:bidi="es_ES"/>
+        </w:rPr>
+      </w:r>
     </w:p>
     <w:p>
       <w:pPr>
         <w:pStyle w:val="Heading2"/>
       </w:pPr>
       <w:r>
+        <w:rPr>
+          <w:lang w:val="es_ES" w:bidi="es_ES"/>
+        </w:rPr>
         <w:t>Colosenses 3:3–4</w:t>
       </w:r>
-      <w:r/>
-    </w:p>
-    <w:p>
-      <w:r/>
-      <w:r>
+      <w:r>
+        <w:rPr>
+          <w:lang w:val="es_ES" w:bidi="es_ES"/>
+        </w:rPr>
+      </w:r>
+    </w:p>
+    <w:p>
+      <w:pPr/>
+      <w:r>
+        <w:rPr>
+          <w:lang w:val="es_ES" w:bidi="es_ES"/>
+        </w:rPr>
+      </w:r>
+      <w:r>
+        <w:rPr>
+          <w:lang w:val="es_ES" w:bidi="es_ES"/>
+        </w:rPr>
         <w:t>"Porque muertos sois"</w:t>
       </w:r>
       <w:r>
+        <w:rPr>
+          <w:lang w:val="es_ES" w:bidi="es_ES"/>
+        </w:rPr>
         <w:t xml:space="preserve">: Ver </w:t>
       </w:r>
       <w:hyperlink r:id="rId62">
         <w:r>
           <w:rPr>
+            <w:lang w:val="es_ES" w:bidi="es_ES"/>
+          </w:rPr>
+          <w:rPr>
             <w:color w:val="0000EE"/>
             <w:u w:val="single"/>
           </w:rPr>
@@ -1930,11 +3670,17 @@
         </w:r>
       </w:hyperlink>
       <w:r>
+        <w:rPr>
+          <w:lang w:val="es_ES" w:bidi="es_ES"/>
+        </w:rPr>
         <w:t xml:space="preserve">. • Lo que ahora está oculto un día será revelado (cp. </w:t>
       </w:r>
       <w:hyperlink r:id="rId61">
         <w:r>
           <w:rPr>
+            <w:lang w:val="es_ES" w:bidi="es_ES"/>
+          </w:rPr>
+          <w:rPr>
             <w:color w:val="0000EE"/>
             <w:u w:val="single"/>
           </w:rPr>
@@ -1942,37 +3688,77 @@
         </w:r>
       </w:hyperlink>
       <w:r>
+        <w:rPr>
+          <w:lang w:val="es_ES" w:bidi="es_ES"/>
+        </w:rPr>
         <w:t>). No podemos ver ahora que Cristo está entronizado a la derecha de Dios y que hemos sido resucitados a una nueva vida con Cristo. Pero por fe en las buenas nuevas, sabemos que estas cosas son verdaderas. Cuando Cristo regrese en gloria, su supremacía será evidente para todos y nuestra relación con él será una experiencia directa.</w:t>
       </w:r>
-      <w:r/>
-      <w:r/>
-    </w:p>
-    <w:p>
-      <w:r/>
+      <w:r>
+        <w:rPr>
+          <w:lang w:val="es_ES" w:bidi="es_ES"/>
+        </w:rPr>
+      </w:r>
+      <w:r>
+        <w:rPr>
+          <w:lang w:val="es_ES" w:bidi="es_ES"/>
+        </w:rPr>
+      </w:r>
+    </w:p>
+    <w:p>
+      <w:pPr/>
+      <w:r>
+        <w:rPr>
+          <w:lang w:val="es_ES" w:bidi="es_ES"/>
+        </w:rPr>
+      </w:r>
     </w:p>
     <w:p>
       <w:pPr>
         <w:pStyle w:val="Heading2"/>
       </w:pPr>
       <w:r>
+        <w:rPr>
+          <w:lang w:val="es_ES" w:bidi="es_ES"/>
+        </w:rPr>
         <w:t>Colosenses 3:5</w:t>
       </w:r>
-      <w:r/>
-    </w:p>
-    <w:p>
-      <w:r/>
-      <w:r>
+      <w:r>
+        <w:rPr>
+          <w:lang w:val="es_ES" w:bidi="es_ES"/>
+        </w:rPr>
+      </w:r>
+    </w:p>
+    <w:p>
+      <w:pPr/>
+      <w:r>
+        <w:rPr>
+          <w:lang w:val="es_ES" w:bidi="es_ES"/>
+        </w:rPr>
+      </w:r>
+      <w:r>
+        <w:rPr>
+          <w:lang w:val="es_ES" w:bidi="es_ES"/>
+        </w:rPr>
         <w:t>"</w:t>
       </w:r>
       <w:r>
+        <w:rPr>
+          <w:lang w:val="es_ES" w:bidi="es_ES"/>
+        </w:rPr>
         <w:t>Amortiguad, vuestros miembros que están sobre la tierra</w:t>
       </w:r>
       <w:r>
+        <w:rPr>
+          <w:lang w:val="es_ES" w:bidi="es_ES"/>
+        </w:rPr>
         <w:t>": nuestra muerte a esta vida (</w:t>
       </w:r>
       <w:hyperlink r:id="rId77">
         <w:r>
           <w:rPr>
+            <w:lang w:val="es_ES" w:bidi="es_ES"/>
+          </w:rPr>
+          <w:rPr>
             <w:color w:val="0000EE"/>
             <w:u w:val="single"/>
           </w:rPr>
@@ -1980,43 +3766,89 @@
         </w:r>
       </w:hyperlink>
       <w:r>
+        <w:rPr>
+          <w:lang w:val="es_ES" w:bidi="es_ES"/>
+        </w:rPr>
         <w:t>) debe hacerse realidad en la forma en que vivimos día a día. • "</w:t>
       </w:r>
       <w:r>
+        <w:rPr>
+          <w:lang w:val="es_ES" w:bidi="es_ES"/>
+        </w:rPr>
         <w:t>avaricia, que es idolatría"</w:t>
       </w:r>
       <w:r>
+        <w:rPr>
+          <w:lang w:val="es_ES" w:bidi="es_ES"/>
+        </w:rPr>
         <w:t>: las personas codiciosas persiguen los objetos de su codicia (dinero, sexo, poder y posesiones) en lugar de Dios, con la esperanza de encontrar satisfacción en esas cosas.</w:t>
       </w:r>
-      <w:r/>
-      <w:r/>
-    </w:p>
-    <w:p>
-      <w:r/>
+      <w:r>
+        <w:rPr>
+          <w:lang w:val="es_ES" w:bidi="es_ES"/>
+        </w:rPr>
+      </w:r>
+      <w:r>
+        <w:rPr>
+          <w:lang w:val="es_ES" w:bidi="es_ES"/>
+        </w:rPr>
+      </w:r>
+    </w:p>
+    <w:p>
+      <w:pPr/>
+      <w:r>
+        <w:rPr>
+          <w:lang w:val="es_ES" w:bidi="es_ES"/>
+        </w:rPr>
+      </w:r>
     </w:p>
     <w:p>
       <w:pPr>
         <w:pStyle w:val="Heading2"/>
       </w:pPr>
       <w:r>
+        <w:rPr>
+          <w:lang w:val="es_ES" w:bidi="es_ES"/>
+        </w:rPr>
         <w:t>Colosenses 3:6</w:t>
       </w:r>
-      <w:r/>
-    </w:p>
-    <w:p>
-      <w:r/>
-      <w:r>
+      <w:r>
+        <w:rPr>
+          <w:lang w:val="es_ES" w:bidi="es_ES"/>
+        </w:rPr>
+      </w:r>
+    </w:p>
+    <w:p>
+      <w:pPr/>
+      <w:r>
+        <w:rPr>
+          <w:lang w:val="es_ES" w:bidi="es_ES"/>
+        </w:rPr>
+      </w:r>
+      <w:r>
+        <w:rPr>
+          <w:lang w:val="es_ES" w:bidi="es_ES"/>
+        </w:rPr>
         <w:t>"</w:t>
       </w:r>
       <w:r>
+        <w:rPr>
+          <w:lang w:val="es_ES" w:bidi="es_ES"/>
+        </w:rPr>
         <w:t>viene sobre los hijos</w:t>
       </w:r>
       <w:r>
+        <w:rPr>
+          <w:lang w:val="es_ES" w:bidi="es_ES"/>
+        </w:rPr>
         <w:t xml:space="preserve">": Algunos manuscritos dicen que vendrá sobre todos los que le desobedecen. En el texto griego, estas palabras aparecen textualmente en </w:t>
       </w:r>
       <w:hyperlink r:id="rId78">
         <w:r>
           <w:rPr>
+            <w:lang w:val="es_ES" w:bidi="es_ES"/>
+          </w:rPr>
+          <w:rPr>
             <w:color w:val="0000EE"/>
             <w:u w:val="single"/>
           </w:rPr>
@@ -2024,31 +3856,65 @@
         </w:r>
       </w:hyperlink>
       <w:r>
+        <w:rPr>
+          <w:lang w:val="es_ES" w:bidi="es_ES"/>
+        </w:rPr>
         <w:t xml:space="preserve"> por lo que es posible que un antiguo escriba las añadiera aquí, ya fuera intencionada o accidentalmente.</w:t>
       </w:r>
-      <w:r/>
-      <w:r/>
-    </w:p>
-    <w:p>
-      <w:r/>
+      <w:r>
+        <w:rPr>
+          <w:lang w:val="es_ES" w:bidi="es_ES"/>
+        </w:rPr>
+      </w:r>
+      <w:r>
+        <w:rPr>
+          <w:lang w:val="es_ES" w:bidi="es_ES"/>
+        </w:rPr>
+      </w:r>
+    </w:p>
+    <w:p>
+      <w:pPr/>
+      <w:r>
+        <w:rPr>
+          <w:lang w:val="es_ES" w:bidi="es_ES"/>
+        </w:rPr>
+      </w:r>
     </w:p>
     <w:p>
       <w:pPr>
         <w:pStyle w:val="Heading2"/>
       </w:pPr>
       <w:r>
+        <w:rPr>
+          <w:lang w:val="es_ES" w:bidi="es_ES"/>
+        </w:rPr>
         <w:t>Colosenses 3:8</w:t>
       </w:r>
-      <w:r/>
-    </w:p>
-    <w:p>
-      <w:r/>
-      <w:r>
+      <w:r>
+        <w:rPr>
+          <w:lang w:val="es_ES" w:bidi="es_ES"/>
+        </w:rPr>
+      </w:r>
+    </w:p>
+    <w:p>
+      <w:pPr/>
+      <w:r>
+        <w:rPr>
+          <w:lang w:val="es_ES" w:bidi="es_ES"/>
+        </w:rPr>
+      </w:r>
+      <w:r>
+        <w:rPr>
+          <w:lang w:val="es_ES" w:bidi="es_ES"/>
+        </w:rPr>
         <w:t xml:space="preserve">deshacerse de (literalmente "dejad"): quitarse la ropa es una metáfora de librar nuestras vidas de prácticas que interfieren con nuestro caminar con el Señor (ver </w:t>
       </w:r>
       <w:hyperlink r:id="rId79">
         <w:r>
           <w:rPr>
+            <w:lang w:val="es_ES" w:bidi="es_ES"/>
+          </w:rPr>
+          <w:rPr>
             <w:color w:val="0000EE"/>
             <w:u w:val="single"/>
           </w:rPr>
@@ -2056,11 +3922,17 @@
         </w:r>
       </w:hyperlink>
       <w:r>
+        <w:rPr>
+          <w:lang w:val="es_ES" w:bidi="es_ES"/>
+        </w:rPr>
         <w:t xml:space="preserve"> </w:t>
       </w:r>
       <w:hyperlink r:id="rId80">
         <w:r>
           <w:rPr>
+            <w:lang w:val="es_ES" w:bidi="es_ES"/>
+          </w:rPr>
+          <w:rPr>
             <w:color w:val="0000EE"/>
             <w:u w:val="single"/>
           </w:rPr>
@@ -2070,6 +3942,9 @@
       <w:hyperlink r:id="rId81">
         <w:r>
           <w:rPr>
+            <w:lang w:val="es_ES" w:bidi="es_ES"/>
+          </w:rPr>
+          <w:rPr>
             <w:color w:val="0000EE"/>
             <w:u w:val="single"/>
           </w:rPr>
@@ -2077,11 +3952,17 @@
         </w:r>
       </w:hyperlink>
       <w:r>
+        <w:rPr>
+          <w:lang w:val="es_ES" w:bidi="es_ES"/>
+        </w:rPr>
         <w:t xml:space="preserve"> </w:t>
       </w:r>
       <w:hyperlink r:id="rId82">
         <w:r>
           <w:rPr>
+            <w:lang w:val="es_ES" w:bidi="es_ES"/>
+          </w:rPr>
+          <w:rPr>
             <w:color w:val="0000EE"/>
             <w:u w:val="single"/>
           </w:rPr>
@@ -2091,6 +3972,9 @@
       <w:hyperlink r:id="rId83">
         <w:r>
           <w:rPr>
+            <w:lang w:val="es_ES" w:bidi="es_ES"/>
+          </w:rPr>
+          <w:rPr>
             <w:color w:val="0000EE"/>
             <w:u w:val="single"/>
           </w:rPr>
@@ -2098,11 +3982,17 @@
         </w:r>
       </w:hyperlink>
       <w:r>
+        <w:rPr>
+          <w:lang w:val="es_ES" w:bidi="es_ES"/>
+        </w:rPr>
         <w:t xml:space="preserve"> </w:t>
       </w:r>
       <w:hyperlink r:id="rId84">
         <w:r>
           <w:rPr>
+            <w:lang w:val="es_ES" w:bidi="es_ES"/>
+          </w:rPr>
+          <w:rPr>
             <w:color w:val="0000EE"/>
             <w:u w:val="single"/>
           </w:rPr>
@@ -2110,43 +4000,89 @@
         </w:r>
       </w:hyperlink>
       <w:r>
+        <w:rPr>
+          <w:lang w:val="es_ES" w:bidi="es_ES"/>
+        </w:rPr>
         <w:t>).</w:t>
       </w:r>
-      <w:r/>
-      <w:r/>
-    </w:p>
-    <w:p>
-      <w:r/>
+      <w:r>
+        <w:rPr>
+          <w:lang w:val="es_ES" w:bidi="es_ES"/>
+        </w:rPr>
+      </w:r>
+      <w:r>
+        <w:rPr>
+          <w:lang w:val="es_ES" w:bidi="es_ES"/>
+        </w:rPr>
+      </w:r>
+    </w:p>
+    <w:p>
+      <w:pPr/>
+      <w:r>
+        <w:rPr>
+          <w:lang w:val="es_ES" w:bidi="es_ES"/>
+        </w:rPr>
+      </w:r>
     </w:p>
     <w:p>
       <w:pPr>
         <w:pStyle w:val="Heading2"/>
       </w:pPr>
       <w:r>
+        <w:rPr>
+          <w:lang w:val="es_ES" w:bidi="es_ES"/>
+        </w:rPr>
         <w:t>Colosenses 3:9–10</w:t>
       </w:r>
-      <w:r/>
-    </w:p>
-    <w:p>
-      <w:r/>
-      <w:r>
+      <w:r>
+        <w:rPr>
+          <w:lang w:val="es_ES" w:bidi="es_ES"/>
+        </w:rPr>
+      </w:r>
+    </w:p>
+    <w:p>
+      <w:pPr/>
+      <w:r>
+        <w:rPr>
+          <w:lang w:val="es_ES" w:bidi="es_ES"/>
+        </w:rPr>
+      </w:r>
+      <w:r>
+        <w:rPr>
+          <w:lang w:val="es_ES" w:bidi="es_ES"/>
+        </w:rPr>
         <w:t>"</w:t>
       </w:r>
       <w:r>
+        <w:rPr>
+          <w:lang w:val="es_ES" w:bidi="es_ES"/>
+        </w:rPr>
         <w:t>del viejo hombre</w:t>
       </w:r>
       <w:r>
+        <w:rPr>
+          <w:lang w:val="es_ES" w:bidi="es_ES"/>
+        </w:rPr>
         <w:t xml:space="preserve">… </w:t>
       </w:r>
       <w:r>
+        <w:rPr>
+          <w:lang w:val="es_ES" w:bidi="es_ES"/>
+        </w:rPr>
         <w:t>revestídoos del nuevo</w:t>
       </w:r>
       <w:r>
+        <w:rPr>
+          <w:lang w:val="es_ES" w:bidi="es_ES"/>
+        </w:rPr>
         <w:t xml:space="preserve">": Pablo contrasta la identidad antigua y la nueva (ver también </w:t>
       </w:r>
       <w:hyperlink r:id="rId85">
         <w:r>
           <w:rPr>
+            <w:lang w:val="es_ES" w:bidi="es_ES"/>
+          </w:rPr>
+          <w:rPr>
             <w:color w:val="0000EE"/>
             <w:u w:val="single"/>
           </w:rPr>
@@ -2156,6 +4092,9 @@
       <w:hyperlink r:id="rId86">
         <w:r>
           <w:rPr>
+            <w:lang w:val="es_ES" w:bidi="es_ES"/>
+          </w:rPr>
+          <w:rPr>
             <w:color w:val="0000EE"/>
             <w:u w:val="single"/>
           </w:rPr>
@@ -2163,11 +4102,17 @@
         </w:r>
       </w:hyperlink>
       <w:r>
+        <w:rPr>
+          <w:lang w:val="es_ES" w:bidi="es_ES"/>
+        </w:rPr>
         <w:t xml:space="preserve"> </w:t>
       </w:r>
       <w:hyperlink r:id="rId87">
         <w:r>
           <w:rPr>
+            <w:lang w:val="es_ES" w:bidi="es_ES"/>
+          </w:rPr>
+          <w:rPr>
             <w:color w:val="0000EE"/>
             <w:u w:val="single"/>
           </w:rPr>
@@ -2175,60 +4120,126 @@
         </w:r>
       </w:hyperlink>
       <w:r>
+        <w:rPr>
+          <w:lang w:val="es_ES" w:bidi="es_ES"/>
+        </w:rPr>
         <w:t>). Los creyentes dejan de vivir como lo hacían antes y comienzan a vivir una nueva vida en Cristo, permitiéndole a Cristo ser Señor y guiar la manera en la que viven.</w:t>
       </w:r>
-      <w:r/>
-      <w:r/>
-    </w:p>
-    <w:p>
-      <w:r/>
+      <w:r>
+        <w:rPr>
+          <w:lang w:val="es_ES" w:bidi="es_ES"/>
+        </w:rPr>
+      </w:r>
+      <w:r>
+        <w:rPr>
+          <w:lang w:val="es_ES" w:bidi="es_ES"/>
+        </w:rPr>
+      </w:r>
+    </w:p>
+    <w:p>
+      <w:pPr/>
+      <w:r>
+        <w:rPr>
+          <w:lang w:val="es_ES" w:bidi="es_ES"/>
+        </w:rPr>
+      </w:r>
     </w:p>
     <w:p>
       <w:pPr>
         <w:pStyle w:val="Heading2"/>
       </w:pPr>
       <w:r>
+        <w:rPr>
+          <w:lang w:val="es_ES" w:bidi="es_ES"/>
+        </w:rPr>
         <w:t>Colosenses 3:11</w:t>
       </w:r>
-      <w:r/>
-    </w:p>
-    <w:p>
-      <w:r/>
-      <w:r>
+      <w:r>
+        <w:rPr>
+          <w:lang w:val="es_ES" w:bidi="es_ES"/>
+        </w:rPr>
+      </w:r>
+    </w:p>
+    <w:p>
+      <w:pPr/>
+      <w:r>
+        <w:rPr>
+          <w:lang w:val="es_ES" w:bidi="es_ES"/>
+        </w:rPr>
+      </w:r>
+      <w:r>
+        <w:rPr>
+          <w:lang w:val="es_ES" w:bidi="es_ES"/>
+        </w:rPr>
         <w:t xml:space="preserve">bárbaro, incivilizado (literalmente "bárbaro ni Scytha"): Los griegos se burlaban de las personas de otras culturas por su incapacidad para hablar bien el griego, alegando que sólo sabían decir "bar bar" (de ahí la palabra bárbaro). Los Scythas eran tribus que se habían asentado en la costa norte del Mar Negro y eran considerados feroces y toscos (ver Josefo, </w:t>
       </w:r>
       <w:r>
         <w:rPr>
           <w:i/>
+          <w:lang w:val="es_ES" w:bidi="es_ES"/>
         </w:rPr>
         <w:t xml:space="preserve">Contra Apión </w:t>
       </w:r>
       <w:r>
+        <w:rPr>
+          <w:lang w:val="es_ES" w:bidi="es_ES"/>
+        </w:rPr>
         <w:t>2.38). Todas esas distinciones no importan en nuestra relación con Dios a través de Cristo.</w:t>
       </w:r>
-      <w:r/>
-      <w:r/>
-    </w:p>
-    <w:p>
-      <w:r/>
+      <w:r>
+        <w:rPr>
+          <w:lang w:val="es_ES" w:bidi="es_ES"/>
+        </w:rPr>
+      </w:r>
+      <w:r>
+        <w:rPr>
+          <w:lang w:val="es_ES" w:bidi="es_ES"/>
+        </w:rPr>
+      </w:r>
+    </w:p>
+    <w:p>
+      <w:pPr/>
+      <w:r>
+        <w:rPr>
+          <w:lang w:val="es_ES" w:bidi="es_ES"/>
+        </w:rPr>
+      </w:r>
     </w:p>
     <w:p>
       <w:pPr>
         <w:pStyle w:val="Heading2"/>
       </w:pPr>
       <w:r>
+        <w:rPr>
+          <w:lang w:val="es_ES" w:bidi="es_ES"/>
+        </w:rPr>
         <w:t>Colosenses 3:12–17</w:t>
       </w:r>
-      <w:r/>
-    </w:p>
-    <w:p>
-      <w:r/>
-      <w:r>
+      <w:r>
+        <w:rPr>
+          <w:lang w:val="es_ES" w:bidi="es_ES"/>
+        </w:rPr>
+      </w:r>
+    </w:p>
+    <w:p>
+      <w:pPr/>
+      <w:r>
+        <w:rPr>
+          <w:lang w:val="es_ES" w:bidi="es_ES"/>
+        </w:rPr>
+      </w:r>
+      <w:r>
+        <w:rPr>
+          <w:lang w:val="es_ES" w:bidi="es_ES"/>
+        </w:rPr>
         <w:t>Pablo describe la esencia de la nueva vida de las personas que han resucitado con Cristo (</w:t>
       </w:r>
       <w:hyperlink r:id="rId88">
         <w:r>
           <w:rPr>
+            <w:lang w:val="es_ES" w:bidi="es_ES"/>
+          </w:rPr>
+          <w:rPr>
             <w:color w:val="0000EE"/>
             <w:u w:val="single"/>
           </w:rPr>
@@ -2236,31 +4247,65 @@
         </w:r>
       </w:hyperlink>
       <w:r>
+        <w:rPr>
+          <w:lang w:val="es_ES" w:bidi="es_ES"/>
+        </w:rPr>
         <w:t>). Sus virtudes y actividades contribuyen a la paz y fortaleza de la comunidad cristiana.</w:t>
       </w:r>
-      <w:r/>
-      <w:r/>
-    </w:p>
-    <w:p>
-      <w:r/>
+      <w:r>
+        <w:rPr>
+          <w:lang w:val="es_ES" w:bidi="es_ES"/>
+        </w:rPr>
+      </w:r>
+      <w:r>
+        <w:rPr>
+          <w:lang w:val="es_ES" w:bidi="es_ES"/>
+        </w:rPr>
+      </w:r>
+    </w:p>
+    <w:p>
+      <w:pPr/>
+      <w:r>
+        <w:rPr>
+          <w:lang w:val="es_ES" w:bidi="es_ES"/>
+        </w:rPr>
+      </w:r>
     </w:p>
     <w:p>
       <w:pPr>
         <w:pStyle w:val="Heading2"/>
       </w:pPr>
       <w:r>
+        <w:rPr>
+          <w:lang w:val="es_ES" w:bidi="es_ES"/>
+        </w:rPr>
         <w:t>Colosenses 3:15</w:t>
       </w:r>
-      <w:r/>
-    </w:p>
-    <w:p>
-      <w:r/>
-      <w:r>
+      <w:r>
+        <w:rPr>
+          <w:lang w:val="es_ES" w:bidi="es_ES"/>
+        </w:rPr>
+      </w:r>
+    </w:p>
+    <w:p>
+      <w:pPr/>
+      <w:r>
+        <w:rPr>
+          <w:lang w:val="es_ES" w:bidi="es_ES"/>
+        </w:rPr>
+      </w:r>
+      <w:r>
+        <w:rPr>
+          <w:lang w:val="es_ES" w:bidi="es_ES"/>
+        </w:rPr>
         <w:t xml:space="preserve">Así como Cristo es uno, solo puede haber un cuerpo de Cristo (ver </w:t>
       </w:r>
       <w:hyperlink r:id="rId89">
         <w:r>
           <w:rPr>
+            <w:lang w:val="es_ES" w:bidi="es_ES"/>
+          </w:rPr>
+          <w:rPr>
             <w:color w:val="0000EE"/>
             <w:u w:val="single"/>
           </w:rPr>
@@ -2268,11 +4313,17 @@
         </w:r>
       </w:hyperlink>
       <w:r>
+        <w:rPr>
+          <w:lang w:val="es_ES" w:bidi="es_ES"/>
+        </w:rPr>
         <w:t xml:space="preserve"> </w:t>
       </w:r>
       <w:hyperlink r:id="rId90">
         <w:r>
           <w:rPr>
+            <w:lang w:val="es_ES" w:bidi="es_ES"/>
+          </w:rPr>
+          <w:rPr>
             <w:color w:val="0000EE"/>
             <w:u w:val="single"/>
           </w:rPr>
@@ -2280,31 +4331,65 @@
         </w:r>
       </w:hyperlink>
       <w:r>
+        <w:rPr>
+          <w:lang w:val="es_ES" w:bidi="es_ES"/>
+        </w:rPr>
         <w:t>). La lealtad a Jesús como Señor debe trascender las diferencias y resultar en paz (relaciones armoniosas).</w:t>
       </w:r>
-      <w:r/>
-      <w:r/>
-    </w:p>
-    <w:p>
-      <w:r/>
+      <w:r>
+        <w:rPr>
+          <w:lang w:val="es_ES" w:bidi="es_ES"/>
+        </w:rPr>
+      </w:r>
+      <w:r>
+        <w:rPr>
+          <w:lang w:val="es_ES" w:bidi="es_ES"/>
+        </w:rPr>
+      </w:r>
+    </w:p>
+    <w:p>
+      <w:pPr/>
+      <w:r>
+        <w:rPr>
+          <w:lang w:val="es_ES" w:bidi="es_ES"/>
+        </w:rPr>
+      </w:r>
     </w:p>
     <w:p>
       <w:pPr>
         <w:pStyle w:val="Heading2"/>
       </w:pPr>
       <w:r>
+        <w:rPr>
+          <w:lang w:val="es_ES" w:bidi="es_ES"/>
+        </w:rPr>
         <w:t>Colosenses 3:16</w:t>
       </w:r>
-      <w:r/>
-    </w:p>
-    <w:p>
-      <w:r/>
-      <w:r>
+      <w:r>
+        <w:rPr>
+          <w:lang w:val="es_ES" w:bidi="es_ES"/>
+        </w:rPr>
+      </w:r>
+    </w:p>
+    <w:p>
+      <w:pPr/>
+      <w:r>
+        <w:rPr>
+          <w:lang w:val="es_ES" w:bidi="es_ES"/>
+        </w:rPr>
+      </w:r>
+      <w:r>
+        <w:rPr>
+          <w:lang w:val="es_ES" w:bidi="es_ES"/>
+        </w:rPr>
         <w:t xml:space="preserve">Los salmos, himnos y cánticos espirituales son canciones de alabanza y adoración (ver </w:t>
       </w:r>
       <w:hyperlink r:id="rId91">
         <w:r>
           <w:rPr>
+            <w:lang w:val="es_ES" w:bidi="es_ES"/>
+          </w:rPr>
+          <w:rPr>
             <w:color w:val="0000EE"/>
             <w:u w:val="single"/>
           </w:rPr>
@@ -2312,11 +4397,17 @@
         </w:r>
       </w:hyperlink>
       <w:r>
+        <w:rPr>
+          <w:lang w:val="es_ES" w:bidi="es_ES"/>
+        </w:rPr>
         <w:t xml:space="preserve"> </w:t>
       </w:r>
       <w:hyperlink r:id="rId92">
         <w:r>
           <w:rPr>
+            <w:lang w:val="es_ES" w:bidi="es_ES"/>
+          </w:rPr>
+          <w:rPr>
             <w:color w:val="0000EE"/>
             <w:u w:val="single"/>
           </w:rPr>
@@ -2324,51 +4415,113 @@
         </w:r>
       </w:hyperlink>
       <w:r>
+        <w:rPr>
+          <w:lang w:val="es_ES" w:bidi="es_ES"/>
+        </w:rPr>
         <w:t>). El prototipo de estos es el libro de los Salmos.</w:t>
       </w:r>
-      <w:r/>
-      <w:r/>
-    </w:p>
-    <w:p>
-      <w:r/>
+      <w:r>
+        <w:rPr>
+          <w:lang w:val="es_ES" w:bidi="es_ES"/>
+        </w:rPr>
+      </w:r>
+      <w:r>
+        <w:rPr>
+          <w:lang w:val="es_ES" w:bidi="es_ES"/>
+        </w:rPr>
+      </w:r>
+    </w:p>
+    <w:p>
+      <w:pPr/>
+      <w:r>
+        <w:rPr>
+          <w:lang w:val="es_ES" w:bidi="es_ES"/>
+        </w:rPr>
+      </w:r>
     </w:p>
     <w:p>
       <w:pPr>
         <w:pStyle w:val="Heading2"/>
       </w:pPr>
       <w:r>
+        <w:rPr>
+          <w:lang w:val="es_ES" w:bidi="es_ES"/>
+        </w:rPr>
         <w:t>Colosenses 3:17</w:t>
       </w:r>
-      <w:r/>
-    </w:p>
-    <w:p>
-      <w:r/>
-      <w:r>
+      <w:r>
+        <w:rPr>
+          <w:lang w:val="es_ES" w:bidi="es_ES"/>
+        </w:rPr>
+      </w:r>
+    </w:p>
+    <w:p>
+      <w:pPr/>
+      <w:r>
+        <w:rPr>
+          <w:lang w:val="es_ES" w:bidi="es_ES"/>
+        </w:rPr>
+      </w:r>
+      <w:r>
+        <w:rPr>
+          <w:lang w:val="es_ES" w:bidi="es_ES"/>
+        </w:rPr>
         <w:t>Como representante del Señor Jesús (literalmente "en el nombre del Señor Jesús"): En la Biblia, el nombre de una persona representa a esa persona. Hacer algo en nombre del Señor Jesús es, por tanto, actuar en armonía con su identidad y bajo su autoridad.</w:t>
       </w:r>
-      <w:r/>
-      <w:r/>
-    </w:p>
-    <w:p>
-      <w:r/>
+      <w:r>
+        <w:rPr>
+          <w:lang w:val="es_ES" w:bidi="es_ES"/>
+        </w:rPr>
+      </w:r>
+      <w:r>
+        <w:rPr>
+          <w:lang w:val="es_ES" w:bidi="es_ES"/>
+        </w:rPr>
+      </w:r>
+    </w:p>
+    <w:p>
+      <w:pPr/>
+      <w:r>
+        <w:rPr>
+          <w:lang w:val="es_ES" w:bidi="es_ES"/>
+        </w:rPr>
+      </w:r>
     </w:p>
     <w:p>
       <w:pPr>
         <w:pStyle w:val="Heading2"/>
       </w:pPr>
       <w:r>
+        <w:rPr>
+          <w:lang w:val="es_ES" w:bidi="es_ES"/>
+        </w:rPr>
         <w:t>Colosenses 3:18</w:t>
       </w:r>
-      <w:r/>
-    </w:p>
-    <w:p>
-      <w:r/>
-      <w:r>
+      <w:r>
+        <w:rPr>
+          <w:lang w:val="es_ES" w:bidi="es_ES"/>
+        </w:rPr>
+      </w:r>
+    </w:p>
+    <w:p>
+      <w:pPr/>
+      <w:r>
+        <w:rPr>
+          <w:lang w:val="es_ES" w:bidi="es_ES"/>
+        </w:rPr>
+      </w:r>
+      <w:r>
+        <w:rPr>
+          <w:lang w:val="es_ES" w:bidi="es_ES"/>
+        </w:rPr>
         <w:t xml:space="preserve">Estar sujetos significa reconocer el lugar de uno bajo otra persona en un orden social. Tal sumisión siempre implica que Dios está en la cima y que su voluntad es suprema (cp. </w:t>
       </w:r>
       <w:hyperlink r:id="rId93">
         <w:r>
           <w:rPr>
+            <w:lang w:val="es_ES" w:bidi="es_ES"/>
+          </w:rPr>
+          <w:rPr>
             <w:color w:val="0000EE"/>
             <w:u w:val="single"/>
           </w:rPr>
@@ -2378,6 +4531,9 @@
       <w:hyperlink r:id="rId94">
         <w:r>
           <w:rPr>
+            <w:lang w:val="es_ES" w:bidi="es_ES"/>
+          </w:rPr>
+          <w:rPr>
             <w:color w:val="0000EE"/>
             <w:u w:val="single"/>
           </w:rPr>
@@ -2385,40 +4541,78 @@
         </w:r>
       </w:hyperlink>
       <w:r>
+        <w:rPr>
+          <w:lang w:val="es_ES" w:bidi="es_ES"/>
+        </w:rPr>
         <w:t>).</w:t>
       </w:r>
-      <w:r/>
-      <w:r/>
-    </w:p>
-    <w:p>
-      <w:r/>
+      <w:r>
+        <w:rPr>
+          <w:lang w:val="es_ES" w:bidi="es_ES"/>
+        </w:rPr>
+      </w:r>
+      <w:r>
+        <w:rPr>
+          <w:lang w:val="es_ES" w:bidi="es_ES"/>
+        </w:rPr>
+      </w:r>
+    </w:p>
+    <w:p>
+      <w:pPr/>
+      <w:r>
+        <w:rPr>
+          <w:lang w:val="es_ES" w:bidi="es_ES"/>
+        </w:rPr>
+      </w:r>
     </w:p>
     <w:p>
       <w:pPr>
         <w:pStyle w:val="Heading2"/>
       </w:pPr>
       <w:r>
+        <w:rPr>
+          <w:lang w:val="es_ES" w:bidi="es_ES"/>
+        </w:rPr>
         <w:t>Colosenses 3:18–4.1</w:t>
       </w:r>
-      <w:r/>
-    </w:p>
-    <w:p>
-      <w:r/>
-      <w:r>
+      <w:r>
+        <w:rPr>
+          <w:lang w:val="es_ES" w:bidi="es_ES"/>
+        </w:rPr>
+      </w:r>
+    </w:p>
+    <w:p>
+      <w:pPr/>
+      <w:r>
+        <w:rPr>
+          <w:lang w:val="es_ES" w:bidi="es_ES"/>
+        </w:rPr>
+      </w:r>
+      <w:r>
+        <w:rPr>
+          <w:lang w:val="es_ES" w:bidi="es_ES"/>
+        </w:rPr>
         <w:t>Esta serie de exhortaciones se llama un código doméstico</w:t>
       </w:r>
       <w:r>
         <w:rPr>
           <w:i/>
+          <w:lang w:val="es_ES" w:bidi="es_ES"/>
         </w:rPr>
         <w:t>.</w:t>
       </w:r>
       <w:r>
+        <w:rPr>
+          <w:lang w:val="es_ES" w:bidi="es_ES"/>
+        </w:rPr>
         <w:t xml:space="preserve"> Pablo ofrece instrucciones a las esposas (</w:t>
       </w:r>
       <w:hyperlink r:id="rId95">
         <w:r>
           <w:rPr>
+            <w:lang w:val="es_ES" w:bidi="es_ES"/>
+          </w:rPr>
+          <w:rPr>
             <w:color w:val="0000EE"/>
             <w:u w:val="single"/>
           </w:rPr>
@@ -2426,11 +4620,17 @@
         </w:r>
       </w:hyperlink>
       <w:r>
+        <w:rPr>
+          <w:lang w:val="es_ES" w:bidi="es_ES"/>
+        </w:rPr>
         <w:t>), maridos (</w:t>
       </w:r>
       <w:hyperlink r:id="rId96">
         <w:r>
           <w:rPr>
+            <w:lang w:val="es_ES" w:bidi="es_ES"/>
+          </w:rPr>
+          <w:rPr>
             <w:color w:val="0000EE"/>
             <w:u w:val="single"/>
           </w:rPr>
@@ -2438,11 +4638,17 @@
         </w:r>
       </w:hyperlink>
       <w:r>
+        <w:rPr>
+          <w:lang w:val="es_ES" w:bidi="es_ES"/>
+        </w:rPr>
         <w:t>), hijos (</w:t>
       </w:r>
       <w:hyperlink r:id="rId97">
         <w:r>
           <w:rPr>
+            <w:lang w:val="es_ES" w:bidi="es_ES"/>
+          </w:rPr>
+          <w:rPr>
             <w:color w:val="0000EE"/>
             <w:u w:val="single"/>
           </w:rPr>
@@ -2450,11 +4656,17 @@
         </w:r>
       </w:hyperlink>
       <w:r>
+        <w:rPr>
+          <w:lang w:val="es_ES" w:bidi="es_ES"/>
+        </w:rPr>
         <w:t>), padres (</w:t>
       </w:r>
       <w:hyperlink r:id="rId98">
         <w:r>
           <w:rPr>
+            <w:lang w:val="es_ES" w:bidi="es_ES"/>
+          </w:rPr>
+          <w:rPr>
             <w:color w:val="0000EE"/>
             <w:u w:val="single"/>
           </w:rPr>
@@ -2462,11 +4674,17 @@
         </w:r>
       </w:hyperlink>
       <w:r>
+        <w:rPr>
+          <w:lang w:val="es_ES" w:bidi="es_ES"/>
+        </w:rPr>
         <w:t>), esclavos (</w:t>
       </w:r>
       <w:hyperlink r:id="rId99">
         <w:r>
           <w:rPr>
+            <w:lang w:val="es_ES" w:bidi="es_ES"/>
+          </w:rPr>
+          <w:rPr>
             <w:color w:val="0000EE"/>
             <w:u w:val="single"/>
           </w:rPr>
@@ -2474,11 +4692,17 @@
         </w:r>
       </w:hyperlink>
       <w:r>
+        <w:rPr>
+          <w:lang w:val="es_ES" w:bidi="es_ES"/>
+        </w:rPr>
         <w:t>) y amos (</w:t>
       </w:r>
       <w:hyperlink r:id="rId100">
         <w:r>
           <w:rPr>
+            <w:lang w:val="es_ES" w:bidi="es_ES"/>
+          </w:rPr>
+          <w:rPr>
             <w:color w:val="0000EE"/>
             <w:u w:val="single"/>
           </w:rPr>
@@ -2486,11 +4710,17 @@
         </w:r>
       </w:hyperlink>
       <w:r>
+        <w:rPr>
+          <w:lang w:val="es_ES" w:bidi="es_ES"/>
+        </w:rPr>
         <w:t xml:space="preserve">). Estos códigos aparecen en escritores grecorromanos y en otras partes del Nuevo Testamento (ver </w:t>
       </w:r>
       <w:hyperlink r:id="rId101">
         <w:r>
           <w:rPr>
+            <w:lang w:val="es_ES" w:bidi="es_ES"/>
+          </w:rPr>
+          <w:rPr>
             <w:color w:val="0000EE"/>
             <w:u w:val="single"/>
           </w:rPr>
@@ -2498,11 +4728,17 @@
         </w:r>
       </w:hyperlink>
       <w:r>
+        <w:rPr>
+          <w:lang w:val="es_ES" w:bidi="es_ES"/>
+        </w:rPr>
         <w:t xml:space="preserve"> </w:t>
       </w:r>
       <w:hyperlink r:id="rId102">
         <w:r>
           <w:rPr>
+            <w:lang w:val="es_ES" w:bidi="es_ES"/>
+          </w:rPr>
+          <w:rPr>
             <w:color w:val="0000EE"/>
             <w:u w:val="single"/>
           </w:rPr>
@@ -2510,31 +4746,65 @@
         </w:r>
       </w:hyperlink>
       <w:r>
+        <w:rPr>
+          <w:lang w:val="es_ES" w:bidi="es_ES"/>
+        </w:rPr>
         <w:t>).</w:t>
       </w:r>
-      <w:r/>
-      <w:r/>
-    </w:p>
-    <w:p>
-      <w:r/>
+      <w:r>
+        <w:rPr>
+          <w:lang w:val="es_ES" w:bidi="es_ES"/>
+        </w:rPr>
+      </w:r>
+      <w:r>
+        <w:rPr>
+          <w:lang w:val="es_ES" w:bidi="es_ES"/>
+        </w:rPr>
+      </w:r>
+    </w:p>
+    <w:p>
+      <w:pPr/>
+      <w:r>
+        <w:rPr>
+          <w:lang w:val="es_ES" w:bidi="es_ES"/>
+        </w:rPr>
+      </w:r>
     </w:p>
     <w:p>
       <w:pPr>
         <w:pStyle w:val="Heading2"/>
       </w:pPr>
       <w:r>
+        <w:rPr>
+          <w:lang w:val="es_ES" w:bidi="es_ES"/>
+        </w:rPr>
         <w:t>Colosenses 3:19</w:t>
       </w:r>
-      <w:r/>
-    </w:p>
-    <w:p>
-      <w:r/>
-      <w:r>
+      <w:r>
+        <w:rPr>
+          <w:lang w:val="es_ES" w:bidi="es_ES"/>
+        </w:rPr>
+      </w:r>
+    </w:p>
+    <w:p>
+      <w:pPr/>
+      <w:r>
+        <w:rPr>
+          <w:lang w:val="es_ES" w:bidi="es_ES"/>
+        </w:rPr>
+      </w:r>
+      <w:r>
+        <w:rPr>
+          <w:lang w:val="es_ES" w:bidi="es_ES"/>
+        </w:rPr>
         <w:t xml:space="preserve">La exhortación a las esposas para que se sometan a sus maridos es seguida inmediatamente por un mandato a los maridos de amar a sus esposas (ver también </w:t>
       </w:r>
       <w:hyperlink r:id="rId103">
         <w:r>
           <w:rPr>
+            <w:lang w:val="es_ES" w:bidi="es_ES"/>
+          </w:rPr>
+          <w:rPr>
             <w:color w:val="0000EE"/>
             <w:u w:val="single"/>
           </w:rPr>
@@ -2544,6 +4814,9 @@
       <w:hyperlink r:id="rId104">
         <w:r>
           <w:rPr>
+            <w:lang w:val="es_ES" w:bidi="es_ES"/>
+          </w:rPr>
+          <w:rPr>
             <w:color w:val="0000EE"/>
             <w:u w:val="single"/>
           </w:rPr>
@@ -2551,31 +4824,65 @@
         </w:r>
       </w:hyperlink>
       <w:r>
+        <w:rPr>
+          <w:lang w:val="es_ES" w:bidi="es_ES"/>
+        </w:rPr>
         <w:t>).</w:t>
       </w:r>
-      <w:r/>
-      <w:r/>
-    </w:p>
-    <w:p>
-      <w:r/>
+      <w:r>
+        <w:rPr>
+          <w:lang w:val="es_ES" w:bidi="es_ES"/>
+        </w:rPr>
+      </w:r>
+      <w:r>
+        <w:rPr>
+          <w:lang w:val="es_ES" w:bidi="es_ES"/>
+        </w:rPr>
+      </w:r>
+    </w:p>
+    <w:p>
+      <w:pPr/>
+      <w:r>
+        <w:rPr>
+          <w:lang w:val="es_ES" w:bidi="es_ES"/>
+        </w:rPr>
+      </w:r>
     </w:p>
     <w:p>
       <w:pPr>
         <w:pStyle w:val="Heading2"/>
       </w:pPr>
       <w:r>
+        <w:rPr>
+          <w:lang w:val="es_ES" w:bidi="es_ES"/>
+        </w:rPr>
         <w:t>Colosenses 3:22–24</w:t>
       </w:r>
-      <w:r/>
-    </w:p>
-    <w:p>
-      <w:r/>
-      <w:r>
+      <w:r>
+        <w:rPr>
+          <w:lang w:val="es_ES" w:bidi="es_ES"/>
+        </w:rPr>
+      </w:r>
+    </w:p>
+    <w:p>
+      <w:pPr/>
+      <w:r>
+        <w:rPr>
+          <w:lang w:val="es_ES" w:bidi="es_ES"/>
+        </w:rPr>
+      </w:r>
+      <w:r>
+        <w:rPr>
+          <w:lang w:val="es_ES" w:bidi="es_ES"/>
+        </w:rPr>
         <w:t xml:space="preserve">Los esclavos tienen amos terrenales a quienes deben obedecer. La esclavitud era central en la vida y la economía del mundo antiguo, y el Nuevo Testamento nunca ataca la práctica como tal. Sin embargo, la fe cristiana establece relaciones que transforman la naturaleza de la estructura social (ver </w:t>
       </w:r>
       <w:hyperlink r:id="rId105">
         <w:r>
           <w:rPr>
+            <w:lang w:val="es_ES" w:bidi="es_ES"/>
+          </w:rPr>
+          <w:rPr>
             <w:color w:val="0000EE"/>
             <w:u w:val="single"/>
           </w:rPr>
@@ -2583,51 +4890,113 @@
         </w:r>
       </w:hyperlink>
       <w:r>
+        <w:rPr>
+          <w:lang w:val="es_ES" w:bidi="es_ES"/>
+        </w:rPr>
         <w:t>). • "porque al Señor Cristo servís": Todos los cristianos, tanto esclavos como libres, sirven a un Amo superior, cuya voluntad es primordial.</w:t>
       </w:r>
-      <w:r/>
-      <w:r/>
-    </w:p>
-    <w:p>
-      <w:r/>
+      <w:r>
+        <w:rPr>
+          <w:lang w:val="es_ES" w:bidi="es_ES"/>
+        </w:rPr>
+      </w:r>
+      <w:r>
+        <w:rPr>
+          <w:lang w:val="es_ES" w:bidi="es_ES"/>
+        </w:rPr>
+      </w:r>
+    </w:p>
+    <w:p>
+      <w:pPr/>
+      <w:r>
+        <w:rPr>
+          <w:lang w:val="es_ES" w:bidi="es_ES"/>
+        </w:rPr>
+      </w:r>
     </w:p>
     <w:p>
       <w:pPr>
         <w:pStyle w:val="Heading2"/>
       </w:pPr>
       <w:r>
+        <w:rPr>
+          <w:lang w:val="es_ES" w:bidi="es_ES"/>
+        </w:rPr>
         <w:t>Colosenses 4:1</w:t>
       </w:r>
-      <w:r/>
-    </w:p>
-    <w:p>
-      <w:r/>
-      <w:r>
+      <w:r>
+        <w:rPr>
+          <w:lang w:val="es_ES" w:bidi="es_ES"/>
+        </w:rPr>
+      </w:r>
+    </w:p>
+    <w:p>
+      <w:pPr/>
+      <w:r>
+        <w:rPr>
+          <w:lang w:val="es_ES" w:bidi="es_ES"/>
+        </w:rPr>
+      </w:r>
+      <w:r>
+        <w:rPr>
+          <w:lang w:val="es_ES" w:bidi="es_ES"/>
+        </w:rPr>
         <w:t>"AMOS": Los dueños cristianos de esclavos tenían que reconocer que ellos también eran esclavos obligados a obedecer a Jesucristo, su Amo en el cielo que trata a todas las personas con dignidad y gracia.</w:t>
       </w:r>
-      <w:r/>
-      <w:r/>
-    </w:p>
-    <w:p>
-      <w:r/>
+      <w:r>
+        <w:rPr>
+          <w:lang w:val="es_ES" w:bidi="es_ES"/>
+        </w:rPr>
+      </w:r>
+      <w:r>
+        <w:rPr>
+          <w:lang w:val="es_ES" w:bidi="es_ES"/>
+        </w:rPr>
+      </w:r>
+    </w:p>
+    <w:p>
+      <w:pPr/>
+      <w:r>
+        <w:rPr>
+          <w:lang w:val="es_ES" w:bidi="es_ES"/>
+        </w:rPr>
+      </w:r>
     </w:p>
     <w:p>
       <w:pPr>
         <w:pStyle w:val="Heading2"/>
       </w:pPr>
       <w:r>
+        <w:rPr>
+          <w:lang w:val="es_ES" w:bidi="es_ES"/>
+        </w:rPr>
         <w:t>Colosenses 4:2</w:t>
       </w:r>
-      <w:r/>
-    </w:p>
-    <w:p>
-      <w:r/>
-      <w:r>
+      <w:r>
+        <w:rPr>
+          <w:lang w:val="es_ES" w:bidi="es_ES"/>
+        </w:rPr>
+      </w:r>
+    </w:p>
+    <w:p>
+      <w:pPr/>
+      <w:r>
+        <w:rPr>
+          <w:lang w:val="es_ES" w:bidi="es_ES"/>
+        </w:rPr>
+      </w:r>
+      <w:r>
+        <w:rPr>
+          <w:lang w:val="es_ES" w:bidi="es_ES"/>
+        </w:rPr>
         <w:t>"Perseverad en oración, velando en ella": el verbo griego que subyace a esta frase se utiliza en el Nuevo Testamento para describir la necesidad de que los cristianos estén alerta ante el regreso de Cristo (</w:t>
       </w:r>
       <w:hyperlink r:id="rId106">
         <w:r>
           <w:rPr>
+            <w:lang w:val="es_ES" w:bidi="es_ES"/>
+          </w:rPr>
+          <w:rPr>
             <w:color w:val="0000EE"/>
             <w:u w:val="single"/>
           </w:rPr>
@@ -2635,11 +5004,17 @@
         </w:r>
       </w:hyperlink>
       <w:r>
+        <w:rPr>
+          <w:lang w:val="es_ES" w:bidi="es_ES"/>
+        </w:rPr>
         <w:t xml:space="preserve"> </w:t>
       </w:r>
       <w:hyperlink r:id="rId107">
         <w:r>
           <w:rPr>
+            <w:lang w:val="es_ES" w:bidi="es_ES"/>
+          </w:rPr>
+          <w:rPr>
             <w:color w:val="0000EE"/>
             <w:u w:val="single"/>
           </w:rPr>
@@ -2647,11 +5022,17 @@
         </w:r>
       </w:hyperlink>
       <w:r>
+        <w:rPr>
+          <w:lang w:val="es_ES" w:bidi="es_ES"/>
+        </w:rPr>
         <w:t xml:space="preserve"> </w:t>
       </w:r>
       <w:hyperlink r:id="rId108">
         <w:r>
           <w:rPr>
+            <w:lang w:val="es_ES" w:bidi="es_ES"/>
+          </w:rPr>
+          <w:rPr>
             <w:color w:val="0000EE"/>
             <w:u w:val="single"/>
           </w:rPr>
@@ -2661,6 +5042,9 @@
       <w:hyperlink r:id="rId109">
         <w:r>
           <w:rPr>
+            <w:lang w:val="es_ES" w:bidi="es_ES"/>
+          </w:rPr>
+          <w:rPr>
             <w:color w:val="0000EE"/>
             <w:u w:val="single"/>
           </w:rPr>
@@ -2668,11 +5052,17 @@
         </w:r>
       </w:hyperlink>
       <w:r>
+        <w:rPr>
+          <w:lang w:val="es_ES" w:bidi="es_ES"/>
+        </w:rPr>
         <w:t xml:space="preserve"> </w:t>
       </w:r>
       <w:hyperlink r:id="rId110">
         <w:r>
           <w:rPr>
+            <w:lang w:val="es_ES" w:bidi="es_ES"/>
+          </w:rPr>
+          <w:rPr>
             <w:color w:val="0000EE"/>
             <w:u w:val="single"/>
           </w:rPr>
@@ -2680,11 +5070,17 @@
         </w:r>
       </w:hyperlink>
       <w:r>
+        <w:rPr>
+          <w:lang w:val="es_ES" w:bidi="es_ES"/>
+        </w:rPr>
         <w:t xml:space="preserve"> </w:t>
       </w:r>
       <w:hyperlink r:id="rId111">
         <w:r>
           <w:rPr>
+            <w:lang w:val="es_ES" w:bidi="es_ES"/>
+          </w:rPr>
+          <w:rPr>
             <w:color w:val="0000EE"/>
             <w:u w:val="single"/>
           </w:rPr>
@@ -2692,11 +5088,17 @@
         </w:r>
       </w:hyperlink>
       <w:r>
+        <w:rPr>
+          <w:lang w:val="es_ES" w:bidi="es_ES"/>
+        </w:rPr>
         <w:t xml:space="preserve"> </w:t>
       </w:r>
       <w:hyperlink r:id="rId112">
         <w:r>
           <w:rPr>
+            <w:lang w:val="es_ES" w:bidi="es_ES"/>
+          </w:rPr>
+          <w:rPr>
             <w:color w:val="0000EE"/>
             <w:u w:val="single"/>
           </w:rPr>
@@ -2704,51 +5106,113 @@
         </w:r>
       </w:hyperlink>
       <w:r>
+        <w:rPr>
+          <w:lang w:val="es_ES" w:bidi="es_ES"/>
+        </w:rPr>
         <w:t>).</w:t>
       </w:r>
-      <w:r/>
-      <w:r/>
-    </w:p>
-    <w:p>
-      <w:r/>
+      <w:r>
+        <w:rPr>
+          <w:lang w:val="es_ES" w:bidi="es_ES"/>
+        </w:rPr>
+      </w:r>
+      <w:r>
+        <w:rPr>
+          <w:lang w:val="es_ES" w:bidi="es_ES"/>
+        </w:rPr>
+      </w:r>
+    </w:p>
+    <w:p>
+      <w:pPr/>
+      <w:r>
+        <w:rPr>
+          <w:lang w:val="es_ES" w:bidi="es_ES"/>
+        </w:rPr>
+      </w:r>
     </w:p>
     <w:p>
       <w:pPr>
         <w:pStyle w:val="Heading2"/>
       </w:pPr>
       <w:r>
+        <w:rPr>
+          <w:lang w:val="es_ES" w:bidi="es_ES"/>
+        </w:rPr>
         <w:t>Colosenses 4:2–6</w:t>
       </w:r>
-      <w:r/>
-    </w:p>
-    <w:p>
-      <w:r/>
-      <w:r>
+      <w:r>
+        <w:rPr>
+          <w:lang w:val="es_ES" w:bidi="es_ES"/>
+        </w:rPr>
+      </w:r>
+    </w:p>
+    <w:p>
+      <w:pPr/>
+      <w:r>
+        <w:rPr>
+          <w:lang w:val="es_ES" w:bidi="es_ES"/>
+        </w:rPr>
+      </w:r>
+      <w:r>
+        <w:rPr>
+          <w:lang w:val="es_ES" w:bidi="es_ES"/>
+        </w:rPr>
         <w:t>Las cartas del Nuevo Testamento terminan a menudo con una exhortación a orar, junto con peticiones de oración.</w:t>
       </w:r>
-      <w:r/>
-      <w:r/>
-    </w:p>
-    <w:p>
-      <w:r/>
+      <w:r>
+        <w:rPr>
+          <w:lang w:val="es_ES" w:bidi="es_ES"/>
+        </w:rPr>
+      </w:r>
+      <w:r>
+        <w:rPr>
+          <w:lang w:val="es_ES" w:bidi="es_ES"/>
+        </w:rPr>
+      </w:r>
+    </w:p>
+    <w:p>
+      <w:pPr/>
+      <w:r>
+        <w:rPr>
+          <w:lang w:val="es_ES" w:bidi="es_ES"/>
+        </w:rPr>
+      </w:r>
     </w:p>
     <w:p>
       <w:pPr>
         <w:pStyle w:val="Heading2"/>
       </w:pPr>
       <w:r>
+        <w:rPr>
+          <w:lang w:val="es_ES" w:bidi="es_ES"/>
+        </w:rPr>
         <w:t>Colosenses 4:3</w:t>
       </w:r>
-      <w:r/>
-    </w:p>
-    <w:p>
-      <w:r/>
-      <w:r>
+      <w:r>
+        <w:rPr>
+          <w:lang w:val="es_ES" w:bidi="es_ES"/>
+        </w:rPr>
+      </w:r>
+    </w:p>
+    <w:p>
+      <w:pPr/>
+      <w:r>
+        <w:rPr>
+          <w:lang w:val="es_ES" w:bidi="es_ES"/>
+        </w:rPr>
+      </w:r>
+      <w:r>
+        <w:rPr>
+          <w:lang w:val="es_ES" w:bidi="es_ES"/>
+        </w:rPr>
         <w:t xml:space="preserve">Para que el Señor nos dé muchas oportunidades (literalmente "que el Señor nos abra la puerta"): una puerta abierta es una metáfora de una oportunidad para proclamar las buenas nuevas (ver también </w:t>
       </w:r>
       <w:hyperlink r:id="rId113">
         <w:r>
           <w:rPr>
+            <w:lang w:val="es_ES" w:bidi="es_ES"/>
+          </w:rPr>
+          <w:rPr>
             <w:color w:val="0000EE"/>
             <w:u w:val="single"/>
           </w:rPr>
@@ -2756,11 +5220,17 @@
         </w:r>
       </w:hyperlink>
       <w:r>
+        <w:rPr>
+          <w:lang w:val="es_ES" w:bidi="es_ES"/>
+        </w:rPr>
         <w:t xml:space="preserve"> </w:t>
       </w:r>
       <w:hyperlink r:id="rId114">
         <w:r>
           <w:rPr>
+            <w:lang w:val="es_ES" w:bidi="es_ES"/>
+          </w:rPr>
+          <w:rPr>
             <w:color w:val="0000EE"/>
             <w:u w:val="single"/>
           </w:rPr>
@@ -2768,11 +5238,17 @@
         </w:r>
       </w:hyperlink>
       <w:r>
+        <w:rPr>
+          <w:lang w:val="es_ES" w:bidi="es_ES"/>
+        </w:rPr>
         <w:t xml:space="preserve"> </w:t>
       </w:r>
       <w:hyperlink r:id="rId115">
         <w:r>
           <w:rPr>
+            <w:lang w:val="es_ES" w:bidi="es_ES"/>
+          </w:rPr>
+          <w:rPr>
             <w:color w:val="0000EE"/>
             <w:u w:val="single"/>
           </w:rPr>
@@ -2780,11 +5256,17 @@
         </w:r>
       </w:hyperlink>
       <w:r>
+        <w:rPr>
+          <w:lang w:val="es_ES" w:bidi="es_ES"/>
+        </w:rPr>
         <w:t xml:space="preserve">). • "para hablar el misterio de Cristo": ver </w:t>
       </w:r>
       <w:hyperlink r:id="rId116">
         <w:r>
           <w:rPr>
+            <w:lang w:val="es_ES" w:bidi="es_ES"/>
+          </w:rPr>
+          <w:rPr>
             <w:color w:val="0000EE"/>
             <w:u w:val="single"/>
           </w:rPr>
@@ -2792,11 +5274,17 @@
         </w:r>
       </w:hyperlink>
       <w:r>
+        <w:rPr>
+          <w:lang w:val="es_ES" w:bidi="es_ES"/>
+        </w:rPr>
         <w:t xml:space="preserve"> </w:t>
       </w:r>
       <w:hyperlink r:id="rId117">
         <w:r>
           <w:rPr>
+            <w:lang w:val="es_ES" w:bidi="es_ES"/>
+          </w:rPr>
+          <w:rPr>
             <w:color w:val="0000EE"/>
             <w:u w:val="single"/>
           </w:rPr>
@@ -2804,57 +5292,125 @@
         </w:r>
       </w:hyperlink>
       <w:r>
+        <w:rPr>
+          <w:lang w:val="es_ES" w:bidi="es_ES"/>
+        </w:rPr>
         <w:t xml:space="preserve">. • "por el cual aun estoy preso": la dedicación de Pablo a la predicación de las buenas nuevas lo había llevado a la cárcel (ver </w:t>
       </w:r>
       <w:r>
+        <w:rPr>
+          <w:lang w:val="es_ES" w:bidi="es_ES"/>
+        </w:rPr>
         <w:t>Introducción al Libro de Colosenses</w:t>
       </w:r>
       <w:r>
+        <w:rPr>
+          <w:lang w:val="es_ES" w:bidi="es_ES"/>
+        </w:rPr>
         <w:t>, “Fecha y Ocasión de la Escritura”).</w:t>
       </w:r>
-      <w:r/>
-      <w:r/>
-    </w:p>
-    <w:p>
-      <w:r/>
+      <w:r>
+        <w:rPr>
+          <w:lang w:val="es_ES" w:bidi="es_ES"/>
+        </w:rPr>
+      </w:r>
+      <w:r>
+        <w:rPr>
+          <w:lang w:val="es_ES" w:bidi="es_ES"/>
+        </w:rPr>
+      </w:r>
+    </w:p>
+    <w:p>
+      <w:pPr/>
+      <w:r>
+        <w:rPr>
+          <w:lang w:val="es_ES" w:bidi="es_ES"/>
+        </w:rPr>
+      </w:r>
     </w:p>
     <w:p>
       <w:pPr>
         <w:pStyle w:val="Heading2"/>
       </w:pPr>
       <w:r>
+        <w:rPr>
+          <w:lang w:val="es_ES" w:bidi="es_ES"/>
+        </w:rPr>
         <w:t>Colosenses 4:5</w:t>
       </w:r>
-      <w:r/>
-    </w:p>
-    <w:p>
-      <w:r/>
-      <w:r>
+      <w:r>
+        <w:rPr>
+          <w:lang w:val="es_ES" w:bidi="es_ES"/>
+        </w:rPr>
+      </w:r>
+    </w:p>
+    <w:p>
+      <w:pPr/>
+      <w:r>
+        <w:rPr>
+          <w:lang w:val="es_ES" w:bidi="es_ES"/>
+        </w:rPr>
+      </w:r>
+      <w:r>
+        <w:rPr>
+          <w:lang w:val="es_ES" w:bidi="es_ES"/>
+        </w:rPr>
         <w:t>Aprovechen al máximo cada oportunidad (literalmente "redimiendo el tiempo"): Como las personas que compran un producto ofrecido a buen precio, los cristianos deben "comprar" cada oportunidad que Dios les da para compartir las buenas nuevas y servir a los demás.</w:t>
       </w:r>
-      <w:r/>
-      <w:r/>
-    </w:p>
-    <w:p>
-      <w:r/>
+      <w:r>
+        <w:rPr>
+          <w:lang w:val="es_ES" w:bidi="es_ES"/>
+        </w:rPr>
+      </w:r>
+      <w:r>
+        <w:rPr>
+          <w:lang w:val="es_ES" w:bidi="es_ES"/>
+        </w:rPr>
+      </w:r>
+    </w:p>
+    <w:p>
+      <w:pPr/>
+      <w:r>
+        <w:rPr>
+          <w:lang w:val="es_ES" w:bidi="es_ES"/>
+        </w:rPr>
+      </w:r>
     </w:p>
     <w:p>
       <w:pPr>
         <w:pStyle w:val="Heading2"/>
       </w:pPr>
       <w:r>
+        <w:rPr>
+          <w:lang w:val="es_ES" w:bidi="es_ES"/>
+        </w:rPr>
         <w:t>Colosenses 4:6</w:t>
       </w:r>
-      <w:r/>
-    </w:p>
-    <w:p>
-      <w:r/>
-      <w:r>
+      <w:r>
+        <w:rPr>
+          <w:lang w:val="es_ES" w:bidi="es_ES"/>
+        </w:rPr>
+      </w:r>
+    </w:p>
+    <w:p>
+      <w:pPr/>
+      <w:r>
+        <w:rPr>
+          <w:lang w:val="es_ES" w:bidi="es_ES"/>
+        </w:rPr>
+      </w:r>
+      <w:r>
+        <w:rPr>
+          <w:lang w:val="es_ES" w:bidi="es_ES"/>
+        </w:rPr>
         <w:t xml:space="preserve">Atractiva (literalmente "sazonado con sal"): la sal es un condimento y un conservante (ver </w:t>
       </w:r>
       <w:hyperlink r:id="rId118">
         <w:r>
           <w:rPr>
+            <w:lang w:val="es_ES" w:bidi="es_ES"/>
+          </w:rPr>
+          <w:rPr>
             <w:color w:val="0000EE"/>
             <w:u w:val="single"/>
           </w:rPr>
@@ -2862,34 +5418,71 @@
         </w:r>
       </w:hyperlink>
       <w:r>
+        <w:rPr>
+          <w:lang w:val="es_ES" w:bidi="es_ES"/>
+        </w:rPr>
         <w:t>). Pablo podría estar animando a los cristianos a hablar a los no creyentes con palabras bien escogidas y atractivas. Los rabinos a veces se referían a la sabiduría como sal, por lo que Pablo también podría estar exhortando a los cristianos a hablar con sabiduría.</w:t>
       </w:r>
-      <w:r/>
-      <w:r/>
-    </w:p>
-    <w:p>
-      <w:r/>
+      <w:r>
+        <w:rPr>
+          <w:lang w:val="es_ES" w:bidi="es_ES"/>
+        </w:rPr>
+      </w:r>
+      <w:r>
+        <w:rPr>
+          <w:lang w:val="es_ES" w:bidi="es_ES"/>
+        </w:rPr>
+      </w:r>
+    </w:p>
+    <w:p>
+      <w:pPr/>
+      <w:r>
+        <w:rPr>
+          <w:lang w:val="es_ES" w:bidi="es_ES"/>
+        </w:rPr>
+      </w:r>
     </w:p>
     <w:p>
       <w:pPr>
         <w:pStyle w:val="Heading2"/>
       </w:pPr>
       <w:r>
+        <w:rPr>
+          <w:lang w:val="es_ES" w:bidi="es_ES"/>
+        </w:rPr>
         <w:t>Colosenses 4:7</w:t>
       </w:r>
-      <w:r/>
-    </w:p>
-    <w:p>
-      <w:r/>
-      <w:r>
+      <w:r>
+        <w:rPr>
+          <w:lang w:val="es_ES" w:bidi="es_ES"/>
+        </w:rPr>
+      </w:r>
+    </w:p>
+    <w:p>
+      <w:pPr/>
+      <w:r>
+        <w:rPr>
+          <w:lang w:val="es_ES" w:bidi="es_ES"/>
+        </w:rPr>
+      </w:r>
+      <w:r>
+        <w:rPr>
+          <w:lang w:val="es_ES" w:bidi="es_ES"/>
+        </w:rPr>
         <w:t>Tichîco</w:t>
       </w:r>
       <w:r>
+        <w:rPr>
+          <w:lang w:val="es_ES" w:bidi="es_ES"/>
+        </w:rPr>
         <w:t xml:space="preserve"> era de la provincia de Asia, donde se encontraba Colosas (</w:t>
       </w:r>
       <w:hyperlink r:id="rId119">
         <w:r>
           <w:rPr>
+            <w:lang w:val="es_ES" w:bidi="es_ES"/>
+          </w:rPr>
+          <w:rPr>
             <w:color w:val="0000EE"/>
             <w:u w:val="single"/>
           </w:rPr>
@@ -2897,11 +5490,17 @@
         </w:r>
       </w:hyperlink>
       <w:r>
+        <w:rPr>
+          <w:lang w:val="es_ES" w:bidi="es_ES"/>
+        </w:rPr>
         <w:t>). Trabajó con Pablo especialmente en esa provincia (</w:t>
       </w:r>
       <w:hyperlink r:id="rId120">
         <w:r>
           <w:rPr>
+            <w:lang w:val="es_ES" w:bidi="es_ES"/>
+          </w:rPr>
+          <w:rPr>
             <w:color w:val="0000EE"/>
             <w:u w:val="single"/>
           </w:rPr>
@@ -2909,11 +5508,17 @@
         </w:r>
       </w:hyperlink>
       <w:r>
+        <w:rPr>
+          <w:lang w:val="es_ES" w:bidi="es_ES"/>
+        </w:rPr>
         <w:t xml:space="preserve"> </w:t>
       </w:r>
       <w:hyperlink r:id="rId121">
         <w:r>
           <w:rPr>
+            <w:lang w:val="es_ES" w:bidi="es_ES"/>
+          </w:rPr>
+          <w:rPr>
             <w:color w:val="0000EE"/>
             <w:u w:val="single"/>
           </w:rPr>
@@ -2921,11 +5526,17 @@
         </w:r>
       </w:hyperlink>
       <w:r>
+        <w:rPr>
+          <w:lang w:val="es_ES" w:bidi="es_ES"/>
+        </w:rPr>
         <w:t>). Más tarde, fue enviado a trabajar con Tito en Creta (</w:t>
       </w:r>
       <w:hyperlink r:id="rId122">
         <w:r>
           <w:rPr>
+            <w:lang w:val="es_ES" w:bidi="es_ES"/>
+          </w:rPr>
+          <w:rPr>
             <w:color w:val="0000EE"/>
             <w:u w:val="single"/>
           </w:rPr>
@@ -2933,51 +5544,113 @@
         </w:r>
       </w:hyperlink>
       <w:r>
+        <w:rPr>
+          <w:lang w:val="es_ES" w:bidi="es_ES"/>
+        </w:rPr>
         <w:t>). Tichîco probablemente llevó esta carta junto con las cartas conocidas como Efesios y Filemón.</w:t>
       </w:r>
-      <w:r/>
-      <w:r/>
-    </w:p>
-    <w:p>
-      <w:r/>
+      <w:r>
+        <w:rPr>
+          <w:lang w:val="es_ES" w:bidi="es_ES"/>
+        </w:rPr>
+      </w:r>
+      <w:r>
+        <w:rPr>
+          <w:lang w:val="es_ES" w:bidi="es_ES"/>
+        </w:rPr>
+      </w:r>
+    </w:p>
+    <w:p>
+      <w:pPr/>
+      <w:r>
+        <w:rPr>
+          <w:lang w:val="es_ES" w:bidi="es_ES"/>
+        </w:rPr>
+      </w:r>
     </w:p>
     <w:p>
       <w:pPr>
         <w:pStyle w:val="Heading2"/>
       </w:pPr>
       <w:r>
+        <w:rPr>
+          <w:lang w:val="es_ES" w:bidi="es_ES"/>
+        </w:rPr>
         <w:t>Colosenses 4:7–18</w:t>
       </w:r>
-      <w:r/>
-    </w:p>
-    <w:p>
-      <w:r/>
-      <w:r>
+      <w:r>
+        <w:rPr>
+          <w:lang w:val="es_ES" w:bidi="es_ES"/>
+        </w:rPr>
+      </w:r>
+    </w:p>
+    <w:p>
+      <w:pPr/>
+      <w:r>
+        <w:rPr>
+          <w:lang w:val="es_ES" w:bidi="es_ES"/>
+        </w:rPr>
+      </w:r>
+      <w:r>
+        <w:rPr>
+          <w:lang w:val="es_ES" w:bidi="es_ES"/>
+        </w:rPr>
         <w:t>La mayoría de las cartas del Nuevo Testamento terminan con una serie de saludos y referencias a colaboradores y planes de viaje, pero esta parte de Colosenses es más larga de lo normal. Es posible que Pablo, al no poder viajar, quisiera asegurarse de que los colosenses mantuvieran el contacto con sus colaboradores. Esto les ayudaría a no caer en las tentaciones de los falsos maestros.</w:t>
       </w:r>
-      <w:r/>
-      <w:r/>
-    </w:p>
-    <w:p>
-      <w:r/>
+      <w:r>
+        <w:rPr>
+          <w:lang w:val="es_ES" w:bidi="es_ES"/>
+        </w:rPr>
+      </w:r>
+      <w:r>
+        <w:rPr>
+          <w:lang w:val="es_ES" w:bidi="es_ES"/>
+        </w:rPr>
+      </w:r>
+    </w:p>
+    <w:p>
+      <w:pPr/>
+      <w:r>
+        <w:rPr>
+          <w:lang w:val="es_ES" w:bidi="es_ES"/>
+        </w:rPr>
+      </w:r>
     </w:p>
     <w:p>
       <w:pPr>
         <w:pStyle w:val="Heading2"/>
       </w:pPr>
       <w:r>
+        <w:rPr>
+          <w:lang w:val="es_ES" w:bidi="es_ES"/>
+        </w:rPr>
         <w:t>Colosenses 4:9</w:t>
       </w:r>
-      <w:r/>
-    </w:p>
-    <w:p>
-      <w:r/>
-      <w:r>
+      <w:r>
+        <w:rPr>
+          <w:lang w:val="es_ES" w:bidi="es_ES"/>
+        </w:rPr>
+      </w:r>
+    </w:p>
+    <w:p>
+      <w:pPr/>
+      <w:r>
+        <w:rPr>
+          <w:lang w:val="es_ES" w:bidi="es_ES"/>
+        </w:rPr>
+      </w:r>
+      <w:r>
+        <w:rPr>
+          <w:lang w:val="es_ES" w:bidi="es_ES"/>
+        </w:rPr>
         <w:t xml:space="preserve">Onésimo era un esclavo fugitivo que Pablo envió de regreso a su amo, Filemón (ver el </w:t>
       </w:r>
       <w:hyperlink r:id="rId123">
         <w:r>
           <w:rPr>
+            <w:lang w:val="es_ES" w:bidi="es_ES"/>
+          </w:rPr>
+          <w:rPr>
             <w:color w:val="0000EE"/>
             <w:u w:val="single"/>
           </w:rPr>
@@ -2985,34 +5658,71 @@
         </w:r>
       </w:hyperlink>
       <w:r>
+        <w:rPr>
+          <w:lang w:val="es_ES" w:bidi="es_ES"/>
+        </w:rPr>
         <w:t>).</w:t>
       </w:r>
-      <w:r/>
-      <w:r/>
-    </w:p>
-    <w:p>
-      <w:r/>
+      <w:r>
+        <w:rPr>
+          <w:lang w:val="es_ES" w:bidi="es_ES"/>
+        </w:rPr>
+      </w:r>
+      <w:r>
+        <w:rPr>
+          <w:lang w:val="es_ES" w:bidi="es_ES"/>
+        </w:rPr>
+      </w:r>
+    </w:p>
+    <w:p>
+      <w:pPr/>
+      <w:r>
+        <w:rPr>
+          <w:lang w:val="es_ES" w:bidi="es_ES"/>
+        </w:rPr>
+      </w:r>
     </w:p>
     <w:p>
       <w:pPr>
         <w:pStyle w:val="Heading2"/>
       </w:pPr>
       <w:r>
+        <w:rPr>
+          <w:lang w:val="es_ES" w:bidi="es_ES"/>
+        </w:rPr>
         <w:t>Colosenses 4:10</w:t>
       </w:r>
-      <w:r/>
-    </w:p>
-    <w:p>
-      <w:r/>
-      <w:r>
+      <w:r>
+        <w:rPr>
+          <w:lang w:val="es_ES" w:bidi="es_ES"/>
+        </w:rPr>
+      </w:r>
+    </w:p>
+    <w:p>
+      <w:pPr/>
+      <w:r>
+        <w:rPr>
+          <w:lang w:val="es_ES" w:bidi="es_ES"/>
+        </w:rPr>
+      </w:r>
+      <w:r>
+        <w:rPr>
+          <w:lang w:val="es_ES" w:bidi="es_ES"/>
+        </w:rPr>
         <w:t>Aristarchô</w:t>
       </w:r>
       <w:r>
+        <w:rPr>
+          <w:lang w:val="es_ES" w:bidi="es_ES"/>
+        </w:rPr>
         <w:t xml:space="preserve"> era un nombre común, pero probablemente era el mismo hombre de Tesalónica (</w:t>
       </w:r>
       <w:hyperlink r:id="rId124">
         <w:r>
           <w:rPr>
+            <w:lang w:val="es_ES" w:bidi="es_ES"/>
+          </w:rPr>
+          <w:rPr>
             <w:color w:val="0000EE"/>
             <w:u w:val="single"/>
           </w:rPr>
@@ -3020,11 +5730,17 @@
         </w:r>
       </w:hyperlink>
       <w:r>
+        <w:rPr>
+          <w:lang w:val="es_ES" w:bidi="es_ES"/>
+        </w:rPr>
         <w:t xml:space="preserve"> </w:t>
       </w:r>
       <w:hyperlink r:id="rId119">
         <w:r>
           <w:rPr>
+            <w:lang w:val="es_ES" w:bidi="es_ES"/>
+          </w:rPr>
+          <w:rPr>
             <w:color w:val="0000EE"/>
             <w:u w:val="single"/>
           </w:rPr>
@@ -3032,11 +5748,17 @@
         </w:r>
       </w:hyperlink>
       <w:r>
+        <w:rPr>
+          <w:lang w:val="es_ES" w:bidi="es_ES"/>
+        </w:rPr>
         <w:t>) que acompañó a Pablo en su viaje a Roma (</w:t>
       </w:r>
       <w:hyperlink r:id="rId125">
         <w:r>
           <w:rPr>
+            <w:lang w:val="es_ES" w:bidi="es_ES"/>
+          </w:rPr>
+          <w:rPr>
             <w:color w:val="0000EE"/>
             <w:u w:val="single"/>
           </w:rPr>
@@ -3044,11 +5766,17 @@
         </w:r>
       </w:hyperlink>
       <w:r>
+        <w:rPr>
+          <w:lang w:val="es_ES" w:bidi="es_ES"/>
+        </w:rPr>
         <w:t>). Hechos no sugiere que Aristarchô también estuviera bajo arresto, por lo que quizás estaba en la prisión con Pablo voluntariamente, compartiendo su confinamiento para animarlo y ayudarlo en el ministerio. • Marcos, el primo de Bernabé, había acompañado a Bernabé y Pablo en su primer viaje misionero, pero los había dejado antes de que el viaje concluyera (</w:t>
       </w:r>
       <w:hyperlink r:id="rId126">
         <w:r>
           <w:rPr>
+            <w:lang w:val="es_ES" w:bidi="es_ES"/>
+          </w:rPr>
+          <w:rPr>
             <w:color w:val="0000EE"/>
             <w:u w:val="single"/>
           </w:rPr>
@@ -3056,11 +5784,17 @@
         </w:r>
       </w:hyperlink>
       <w:r>
+        <w:rPr>
+          <w:lang w:val="es_ES" w:bidi="es_ES"/>
+        </w:rPr>
         <w:t>). Esa deserción provocó una separación entre Pablo y Bernabé cuando estaban a punto de comenzar el segundo viaje (</w:t>
       </w:r>
       <w:hyperlink r:id="rId127">
         <w:r>
           <w:rPr>
+            <w:lang w:val="es_ES" w:bidi="es_ES"/>
+          </w:rPr>
+          <w:rPr>
             <w:color w:val="0000EE"/>
             <w:u w:val="single"/>
           </w:rPr>
@@ -3068,11 +5802,17 @@
         </w:r>
       </w:hyperlink>
       <w:r>
+        <w:rPr>
+          <w:lang w:val="es_ES" w:bidi="es_ES"/>
+        </w:rPr>
         <w:t xml:space="preserve">). Pablo y Marcos aparentemente ahora se habían reconciliado (ver también </w:t>
       </w:r>
       <w:hyperlink r:id="rId128">
         <w:r>
           <w:rPr>
+            <w:lang w:val="es_ES" w:bidi="es_ES"/>
+          </w:rPr>
+          <w:rPr>
             <w:color w:val="0000EE"/>
             <w:u w:val="single"/>
           </w:rPr>
@@ -3080,11 +5820,17 @@
         </w:r>
       </w:hyperlink>
       <w:r>
+        <w:rPr>
+          <w:lang w:val="es_ES" w:bidi="es_ES"/>
+        </w:rPr>
         <w:t xml:space="preserve"> </w:t>
       </w:r>
       <w:hyperlink r:id="rId129">
         <w:r>
           <w:rPr>
+            <w:lang w:val="es_ES" w:bidi="es_ES"/>
+          </w:rPr>
+          <w:rPr>
             <w:color w:val="0000EE"/>
             <w:u w:val="single"/>
           </w:rPr>
@@ -3092,37 +5838,77 @@
         </w:r>
       </w:hyperlink>
       <w:r>
+        <w:rPr>
+          <w:lang w:val="es_ES" w:bidi="es_ES"/>
+        </w:rPr>
         <w:t>). • "</w:t>
       </w:r>
       <w:r>
+        <w:rPr>
+          <w:lang w:val="es_ES" w:bidi="es_ES"/>
+        </w:rPr>
         <w:t>del cual habéis recibido mandamientos"</w:t>
       </w:r>
       <w:r>
+        <w:rPr>
+          <w:lang w:val="es_ES" w:bidi="es_ES"/>
+        </w:rPr>
         <w:t>: No hay otro registro de esta comunicación.</w:t>
       </w:r>
-      <w:r/>
-      <w:r/>
-    </w:p>
-    <w:p>
-      <w:r/>
+      <w:r>
+        <w:rPr>
+          <w:lang w:val="es_ES" w:bidi="es_ES"/>
+        </w:rPr>
+      </w:r>
+      <w:r>
+        <w:rPr>
+          <w:lang w:val="es_ES" w:bidi="es_ES"/>
+        </w:rPr>
+      </w:r>
+    </w:p>
+    <w:p>
+      <w:pPr/>
+      <w:r>
+        <w:rPr>
+          <w:lang w:val="es_ES" w:bidi="es_ES"/>
+        </w:rPr>
+      </w:r>
     </w:p>
     <w:p>
       <w:pPr>
         <w:pStyle w:val="Heading2"/>
       </w:pPr>
       <w:r>
+        <w:rPr>
+          <w:lang w:val="es_ES" w:bidi="es_ES"/>
+        </w:rPr>
         <w:t>Colosenses 4:10–14</w:t>
       </w:r>
-      <w:r/>
-    </w:p>
-    <w:p>
-      <w:r/>
-      <w:r>
+      <w:r>
+        <w:rPr>
+          <w:lang w:val="es_ES" w:bidi="es_ES"/>
+        </w:rPr>
+      </w:r>
+    </w:p>
+    <w:p>
+      <w:pPr/>
+      <w:r>
+        <w:rPr>
+          <w:lang w:val="es_ES" w:bidi="es_ES"/>
+        </w:rPr>
+      </w:r>
+      <w:r>
+        <w:rPr>
+          <w:lang w:val="es_ES" w:bidi="es_ES"/>
+        </w:rPr>
         <w:t xml:space="preserve">De las seis personas nombradas, cinco también se mencionan en </w:t>
       </w:r>
       <w:hyperlink r:id="rId130">
         <w:r>
           <w:rPr>
+            <w:lang w:val="es_ES" w:bidi="es_ES"/>
+          </w:rPr>
+          <w:rPr>
             <w:color w:val="0000EE"/>
             <w:u w:val="single"/>
           </w:rPr>
@@ -3130,71 +5916,161 @@
         </w:r>
       </w:hyperlink>
       <w:r>
+        <w:rPr>
+          <w:lang w:val="es_ES" w:bidi="es_ES"/>
+        </w:rPr>
         <w:t>.</w:t>
       </w:r>
-      <w:r/>
-      <w:r/>
-    </w:p>
-    <w:p>
-      <w:r/>
+      <w:r>
+        <w:rPr>
+          <w:lang w:val="es_ES" w:bidi="es_ES"/>
+        </w:rPr>
+      </w:r>
+      <w:r>
+        <w:rPr>
+          <w:lang w:val="es_ES" w:bidi="es_ES"/>
+        </w:rPr>
+      </w:r>
+    </w:p>
+    <w:p>
+      <w:pPr/>
+      <w:r>
+        <w:rPr>
+          <w:lang w:val="es_ES" w:bidi="es_ES"/>
+        </w:rPr>
+      </w:r>
     </w:p>
     <w:p>
       <w:pPr>
         <w:pStyle w:val="Heading2"/>
       </w:pPr>
       <w:r>
+        <w:rPr>
+          <w:lang w:val="es_ES" w:bidi="es_ES"/>
+        </w:rPr>
         <w:t>Colosenses 4:11</w:t>
       </w:r>
-      <w:r/>
-    </w:p>
-    <w:p>
-      <w:r/>
-      <w:r>
+      <w:r>
+        <w:rPr>
+          <w:lang w:val="es_ES" w:bidi="es_ES"/>
+        </w:rPr>
+      </w:r>
+    </w:p>
+    <w:p>
+      <w:pPr/>
+      <w:r>
+        <w:rPr>
+          <w:lang w:val="es_ES" w:bidi="es_ES"/>
+        </w:rPr>
+      </w:r>
+      <w:r>
+        <w:rPr>
+          <w:lang w:val="es_ES" w:bidi="es_ES"/>
+        </w:rPr>
         <w:t>Jesús (a quien llamamos Justo) se menciona solo aquí en el Nuevo Testamento. El apellido Justo se incluye porque Jesús (que significa el Señor salva) era un nombre común entre los judíos del primer siglo.</w:t>
       </w:r>
-      <w:r/>
-      <w:r/>
-    </w:p>
-    <w:p>
-      <w:r/>
+      <w:r>
+        <w:rPr>
+          <w:lang w:val="es_ES" w:bidi="es_ES"/>
+        </w:rPr>
+      </w:r>
+      <w:r>
+        <w:rPr>
+          <w:lang w:val="es_ES" w:bidi="es_ES"/>
+        </w:rPr>
+      </w:r>
+    </w:p>
+    <w:p>
+      <w:pPr/>
+      <w:r>
+        <w:rPr>
+          <w:lang w:val="es_ES" w:bidi="es_ES"/>
+        </w:rPr>
+      </w:r>
     </w:p>
     <w:p>
       <w:pPr>
         <w:pStyle w:val="Heading2"/>
       </w:pPr>
       <w:r>
+        <w:rPr>
+          <w:lang w:val="es_ES" w:bidi="es_ES"/>
+        </w:rPr>
         <w:t>Colosenses 4:13</w:t>
       </w:r>
-      <w:r/>
-    </w:p>
-    <w:p>
-      <w:r/>
-      <w:r>
+      <w:r>
+        <w:rPr>
+          <w:lang w:val="es_ES" w:bidi="es_ES"/>
+        </w:rPr>
+      </w:r>
+    </w:p>
+    <w:p>
+      <w:pPr/>
+      <w:r>
+        <w:rPr>
+          <w:lang w:val="es_ES" w:bidi="es_ES"/>
+        </w:rPr>
+      </w:r>
+      <w:r>
+        <w:rPr>
+          <w:lang w:val="es_ES" w:bidi="es_ES"/>
+        </w:rPr>
         <w:t>Laodicea y Hierápolis eran las dos ciudades más importantes del valle del río Lico. El hecho de que Epafras orara por los creyentes de Colosas y de estas ciudades cercanas sugiere que fue el evangelista pionero en las tres ciudades.</w:t>
       </w:r>
-      <w:r/>
-      <w:r/>
-    </w:p>
-    <w:p>
-      <w:r/>
+      <w:r>
+        <w:rPr>
+          <w:lang w:val="es_ES" w:bidi="es_ES"/>
+        </w:rPr>
+      </w:r>
+      <w:r>
+        <w:rPr>
+          <w:lang w:val="es_ES" w:bidi="es_ES"/>
+        </w:rPr>
+      </w:r>
+    </w:p>
+    <w:p>
+      <w:pPr/>
+      <w:r>
+        <w:rPr>
+          <w:lang w:val="es_ES" w:bidi="es_ES"/>
+        </w:rPr>
+      </w:r>
     </w:p>
     <w:p>
       <w:pPr>
         <w:pStyle w:val="Heading2"/>
       </w:pPr>
       <w:r>
+        <w:rPr>
+          <w:lang w:val="es_ES" w:bidi="es_ES"/>
+        </w:rPr>
         <w:t>Colosenses 4:14</w:t>
       </w:r>
-      <w:r/>
-    </w:p>
-    <w:p>
-      <w:r/>
-      <w:r>
+      <w:r>
+        <w:rPr>
+          <w:lang w:val="es_ES" w:bidi="es_ES"/>
+        </w:rPr>
+      </w:r>
+    </w:p>
+    <w:p>
+      <w:pPr/>
+      <w:r>
+        <w:rPr>
+          <w:lang w:val="es_ES" w:bidi="es_ES"/>
+        </w:rPr>
+      </w:r>
+      <w:r>
+        <w:rPr>
+          <w:lang w:val="es_ES" w:bidi="es_ES"/>
+        </w:rPr>
         <w:t xml:space="preserve">"Lucas, el médico amado": es bien conocido como autor de los Hechos y del Evangelio que lleva su nombre. Este versículo es la única prueba de dos hechos sobre Lucas: Era médico y no era creyente judío (ver </w:t>
       </w:r>
       <w:hyperlink r:id="rId131">
         <w:r>
           <w:rPr>
+            <w:lang w:val="es_ES" w:bidi="es_ES"/>
+          </w:rPr>
+          <w:rPr>
             <w:color w:val="0000EE"/>
             <w:u w:val="single"/>
           </w:rPr>
@@ -3202,11 +6078,17 @@
         </w:r>
       </w:hyperlink>
       <w:r>
+        <w:rPr>
+          <w:lang w:val="es_ES" w:bidi="es_ES"/>
+        </w:rPr>
         <w:t>). • En contraste con las otras personas mencionadas en este pasaje, no se dan detalles sobre Demas. Quizás Pablo no lo conocía bien. Más tarde, Demas abandonó a Pablo (</w:t>
       </w:r>
       <w:hyperlink r:id="rId132">
         <w:r>
           <w:rPr>
+            <w:lang w:val="es_ES" w:bidi="es_ES"/>
+          </w:rPr>
+          <w:rPr>
             <w:color w:val="0000EE"/>
             <w:u w:val="single"/>
           </w:rPr>
@@ -3214,71 +6096,161 @@
         </w:r>
       </w:hyperlink>
       <w:r>
+        <w:rPr>
+          <w:lang w:val="es_ES" w:bidi="es_ES"/>
+        </w:rPr>
         <w:t>).</w:t>
       </w:r>
-      <w:r/>
-      <w:r/>
-    </w:p>
-    <w:p>
-      <w:r/>
+      <w:r>
+        <w:rPr>
+          <w:lang w:val="es_ES" w:bidi="es_ES"/>
+        </w:rPr>
+      </w:r>
+      <w:r>
+        <w:rPr>
+          <w:lang w:val="es_ES" w:bidi="es_ES"/>
+        </w:rPr>
+      </w:r>
+    </w:p>
+    <w:p>
+      <w:pPr/>
+      <w:r>
+        <w:rPr>
+          <w:lang w:val="es_ES" w:bidi="es_ES"/>
+        </w:rPr>
+      </w:r>
     </w:p>
     <w:p>
       <w:pPr>
         <w:pStyle w:val="Heading2"/>
       </w:pPr>
       <w:r>
+        <w:rPr>
+          <w:lang w:val="es_ES" w:bidi="es_ES"/>
+        </w:rPr>
         <w:t>Colosenses 4:15</w:t>
       </w:r>
-      <w:r/>
-    </w:p>
-    <w:p>
-      <w:r/>
-      <w:r>
+      <w:r>
+        <w:rPr>
+          <w:lang w:val="es_ES" w:bidi="es_ES"/>
+        </w:rPr>
+      </w:r>
+    </w:p>
+    <w:p>
+      <w:pPr/>
+      <w:r>
+        <w:rPr>
+          <w:lang w:val="es_ES" w:bidi="es_ES"/>
+        </w:rPr>
+      </w:r>
+      <w:r>
+        <w:rPr>
+          <w:lang w:val="es_ES" w:bidi="es_ES"/>
+        </w:rPr>
         <w:t>"Nimfas, y á la iglesia que está en su casa": En los dos primeros siglos de la Iglesia cristiana, casi todos los creyentes se reunían para el culto en casas particulares. No se sabe nada más de Nimfas.</w:t>
       </w:r>
-      <w:r/>
-      <w:r/>
-    </w:p>
-    <w:p>
-      <w:r/>
+      <w:r>
+        <w:rPr>
+          <w:lang w:val="es_ES" w:bidi="es_ES"/>
+        </w:rPr>
+      </w:r>
+      <w:r>
+        <w:rPr>
+          <w:lang w:val="es_ES" w:bidi="es_ES"/>
+        </w:rPr>
+      </w:r>
+    </w:p>
+    <w:p>
+      <w:pPr/>
+      <w:r>
+        <w:rPr>
+          <w:lang w:val="es_ES" w:bidi="es_ES"/>
+        </w:rPr>
+      </w:r>
     </w:p>
     <w:p>
       <w:pPr>
         <w:pStyle w:val="Heading2"/>
       </w:pPr>
       <w:r>
+        <w:rPr>
+          <w:lang w:val="es_ES" w:bidi="es_ES"/>
+        </w:rPr>
         <w:t>Colosenses 4:16</w:t>
       </w:r>
-      <w:r/>
-    </w:p>
-    <w:p>
-      <w:r/>
-      <w:r>
+      <w:r>
+        <w:rPr>
+          <w:lang w:val="es_ES" w:bidi="es_ES"/>
+        </w:rPr>
+      </w:r>
+    </w:p>
+    <w:p>
+      <w:pPr/>
+      <w:r>
+        <w:rPr>
+          <w:lang w:val="es_ES" w:bidi="es_ES"/>
+        </w:rPr>
+      </w:r>
+      <w:r>
+        <w:rPr>
+          <w:lang w:val="es_ES" w:bidi="es_ES"/>
+        </w:rPr>
         <w:t>"Y cuando esta carta fuere leída entre vosotros": A lo largo de los años se han hecho varios intentos de identificar la carta a los laodicenses con una carta o fragmento del Nuevo Testamento, pero lo más probable es que la carta de Pablo a la iglesia de Laodicea se haya perdido.</w:t>
       </w:r>
-      <w:r/>
-      <w:r/>
-    </w:p>
-    <w:p>
-      <w:r/>
+      <w:r>
+        <w:rPr>
+          <w:lang w:val="es_ES" w:bidi="es_ES"/>
+        </w:rPr>
+      </w:r>
+      <w:r>
+        <w:rPr>
+          <w:lang w:val="es_ES" w:bidi="es_ES"/>
+        </w:rPr>
+      </w:r>
+    </w:p>
+    <w:p>
+      <w:pPr/>
+      <w:r>
+        <w:rPr>
+          <w:lang w:val="es_ES" w:bidi="es_ES"/>
+        </w:rPr>
+      </w:r>
     </w:p>
     <w:p>
       <w:pPr>
         <w:pStyle w:val="Heading2"/>
       </w:pPr>
       <w:r>
+        <w:rPr>
+          <w:lang w:val="es_ES" w:bidi="es_ES"/>
+        </w:rPr>
         <w:t>Colosenses 4:17</w:t>
       </w:r>
-      <w:r/>
-    </w:p>
-    <w:p>
-      <w:r/>
-      <w:r>
+      <w:r>
+        <w:rPr>
+          <w:lang w:val="es_ES" w:bidi="es_ES"/>
+        </w:rPr>
+      </w:r>
+    </w:p>
+    <w:p>
+      <w:pPr/>
+      <w:r>
+        <w:rPr>
+          <w:lang w:val="es_ES" w:bidi="es_ES"/>
+        </w:rPr>
+      </w:r>
+      <w:r>
+        <w:rPr>
+          <w:lang w:val="es_ES" w:bidi="es_ES"/>
+        </w:rPr>
         <w:t xml:space="preserve">"Y decid á Archîpo": Ver también </w:t>
       </w:r>
       <w:hyperlink r:id="rId133">
         <w:r>
           <w:rPr>
+            <w:lang w:val="es_ES" w:bidi="es_ES"/>
+          </w:rPr>
+          <w:rPr>
             <w:color w:val="0000EE"/>
             <w:u w:val="single"/>
           </w:rPr>
@@ -3286,31 +6258,65 @@
         </w:r>
       </w:hyperlink>
       <w:r>
+        <w:rPr>
+          <w:lang w:val="es_ES" w:bidi="es_ES"/>
+        </w:rPr>
         <w:t>. No tenemos manera de saber sobre el ministerio que el Señor le encomendó.</w:t>
       </w:r>
-      <w:r/>
-      <w:r/>
-    </w:p>
-    <w:p>
-      <w:r/>
+      <w:r>
+        <w:rPr>
+          <w:lang w:val="es_ES" w:bidi="es_ES"/>
+        </w:rPr>
+      </w:r>
+      <w:r>
+        <w:rPr>
+          <w:lang w:val="es_ES" w:bidi="es_ES"/>
+        </w:rPr>
+      </w:r>
+    </w:p>
+    <w:p>
+      <w:pPr/>
+      <w:r>
+        <w:rPr>
+          <w:lang w:val="es_ES" w:bidi="es_ES"/>
+        </w:rPr>
+      </w:r>
     </w:p>
     <w:p>
       <w:pPr>
         <w:pStyle w:val="Heading2"/>
       </w:pPr>
       <w:r>
+        <w:rPr>
+          <w:lang w:val="es_ES" w:bidi="es_ES"/>
+        </w:rPr>
         <w:t>Colosenses 4:18</w:t>
       </w:r>
-      <w:r/>
-    </w:p>
-    <w:p>
-      <w:r/>
-      <w:r>
+      <w:r>
+        <w:rPr>
+          <w:lang w:val="es_ES" w:bidi="es_ES"/>
+        </w:rPr>
+      </w:r>
+    </w:p>
+    <w:p>
+      <w:pPr/>
+      <w:r>
+        <w:rPr>
+          <w:lang w:val="es_ES" w:bidi="es_ES"/>
+        </w:rPr>
+      </w:r>
+      <w:r>
+        <w:rPr>
+          <w:lang w:val="es_ES" w:bidi="es_ES"/>
+        </w:rPr>
         <w:t xml:space="preserve">"La salutación de mi mano, de Pablo": Como la mayoría de las cartas antiguas, Colosenses fue probablemente dictada por Pablo a un escriba o amanuense, que habría sido entrenado para escribir de forma prolija y compacta. Como forma de autentificar la carta, Pablo añadió al final su propio saludo manuscrito (cp. el comentario de Pablo en </w:t>
       </w:r>
       <w:hyperlink r:id="rId134">
         <w:r>
           <w:rPr>
+            <w:lang w:val="es_ES" w:bidi="es_ES"/>
+          </w:rPr>
+          <w:rPr>
             <w:color w:val="0000EE"/>
             <w:u w:val="single"/>
           </w:rPr>
@@ -3318,10 +6324,21 @@
         </w:r>
       </w:hyperlink>
       <w:r>
+        <w:rPr>
+          <w:lang w:val="es_ES" w:bidi="es_ES"/>
+        </w:rPr>
         <w:t>).</w:t>
       </w:r>
-      <w:r/>
-      <w:r/>
+      <w:r>
+        <w:rPr>
+          <w:lang w:val="es_ES" w:bidi="es_ES"/>
+        </w:rPr>
+      </w:r>
+      <w:r>
+        <w:rPr>
+          <w:lang w:val="es_ES" w:bidi="es_ES"/>
+        </w:rPr>
+      </w:r>
     </w:p>
     <w:sectPr>
       <w:footnotePr>
@@ -5223,7 +8240,7 @@
     <w:rPrDefault>
       <w:rPr>
         <w:rFonts w:ascii="Times New Roman" w:eastAsia="Times New Roman" w:hAnsi="Times New Roman" w:cs="Times New Roman"/>
-        <w:lang w:val="en-US" w:eastAsia="en-US" w:bidi="ar-SA"/>
+        <w:lang w:val="es_ES" w:eastAsia="en-US" w:bidi="ar-SA"/>
       </w:rPr>
     </w:rPrDefault>
     <w:pPrDefault/>

--- a/spa/docx/51.content.docx
+++ b/spa/docx/51.content.docx
@@ -163,13 +163,6 @@
         <w:rPr>
           <w:lang w:val="es_ES" w:bidi="es_ES"/>
         </w:rPr>
-      </w:r>
-      <w:r>
-        <w:rPr>
-          <w:i/>
-          <w:lang w:val="es_ES" w:bidi="es_ES"/>
-        </w:rPr>
-        <w:t>Colosenses 1:1, Colosenses 1:2, Colosenses 1:3–14, Colosenses 1:4, Colosenses 1:5, Colosenses 1:6, Colosenses 1:7, Colosenses 1:9–10, Colosenses 1:12–13, Colosenses 1:15, Colosenses 1:15–20, Colosenses 1:16, Colosenses 1:18, Colosenses 1:19, Colosenses 1:20, Colosenses 1:21, Colosenses 1:21–23, Colosenses 1:22, Colosenses 1:23, Colosenses 1:24, Colosenses 1:24–2:5, Colosenses 1:26, Colosenses 2:1–5, Colosenses 2:2, Colosenses 2:3, Colosenses 2:6–15, Colosenses 2:8, Colosenses 2:11, Colosenses 2:12, Colosenses 2:14, Colosenses 2:15, Colosenses 2:16, Colosenses 2:16–23, Colosenses 2:17, Colosenses 2:18, Colosenses 2:20, Colosenses 2:23, Colosenses 3:1, Colosenses 3:1–11, Colosenses 3:3–4, Colosenses 3:5, Colosenses 3:6, Colosenses 3:8, Colosenses 3:9–10, Colosenses 3:11, Colosenses 3:12–17, Colosenses 3:15, Colosenses 3:16, Colosenses 3:17, Colosenses 3:18, Colosenses 3:18–4.1, Colosenses 3:19, Colosenses 3:22–24, Colosenses 4:1, Colosenses 4:2, Colosenses 4:2–6, Colosenses 4:3, Colosenses 4:5, Colosenses 4:6, Colosenses 4:7, Colosenses 4:7–18, Colosenses 4:9, Colosenses 4:10, Colosenses 4:10–14, Colosenses 4:11, Colosenses 4:13, Colosenses 4:14, Colosenses 4:15, Colosenses 4:16, Colosenses 4:17, Colosenses 4:18</w:t>
       </w:r>
       <w:r>
         <w:rPr>

--- a/spa/docx/51.content.docx
+++ b/spa/docx/51.content.docx
@@ -150,19 +150,6 @@
           <w:lang w:val="es_ES" w:bidi="es_ES"/>
         </w:rPr>
         <w:t>COL</w:t>
-      </w:r>
-      <w:r>
-        <w:rPr>
-          <w:lang w:val="es_ES" w:bidi="es_ES"/>
-        </w:rPr>
-      </w:r>
-    </w:p>
-    <w:p>
-      <w:pPr/>
-      <w:r>
-        <w:rPr>
-          <w:lang w:val="es_ES" w:bidi="es_ES"/>
-        </w:rPr>
       </w:r>
       <w:r>
         <w:rPr>

--- a/spa/docx/51.content.docx
+++ b/spa/docx/51.content.docx
@@ -19,7 +19,7 @@
         <w:rPr>
           <w:lang w:val="es_ES" w:bidi="es_ES"/>
         </w:rPr>
-        <w:t>Resource: Notas de Estudio (Tyndale)</w:t>
+        <w:t>Resource: Tyndale Open Study Notes</w:t>
       </w:r>
       <w:r>
         <w:rPr>
@@ -112,7 +112,7 @@
         <w:rPr>
           <w:lang w:val="es_ES" w:bidi="es_ES"/>
         </w:rPr>
-        <w:t>Notas de Estudio (Tyndale)</w:t>
+        <w:t>Tyndale Open Study Notes</w:t>
       </w:r>
     </w:p>
     <w:p>

--- a/spa/docx/51.content.docx
+++ b/spa/docx/51.content.docx
@@ -19,7 +19,7 @@
         <w:rPr>
           <w:lang w:val="es_ES" w:bidi="es_ES"/>
         </w:rPr>
-        <w:t>Resource: Tyndale Open Study Notes</w:t>
+        <w:t>Resource: Aquifer Open Study Notes</w:t>
       </w:r>
       <w:r>
         <w:rPr>
@@ -112,7 +112,7 @@
         <w:rPr>
           <w:lang w:val="es_ES" w:bidi="es_ES"/>
         </w:rPr>
-        <w:t>Tyndale Open Study Notes</w:t>
+        <w:t>Aquifer Open Study Notes</w:t>
       </w:r>
     </w:p>
     <w:p>

--- a/spa/docx/51.content.docx
+++ b/spa/docx/51.content.docx
@@ -412,18 +412,12 @@
         </w:rPr>
         <w:t>"todos los santos": el Nuevo Testamento llama santos a todos los cristianos. Son apartados por Dios como su pueblo santo (</w:t>
       </w:r>
-      <w:hyperlink r:id="rId13">
-        <w:r>
-          <w:rPr>
-            <w:lang w:val="es_ES" w:bidi="es_ES"/>
-          </w:rPr>
-          <w:rPr>
-            <w:color w:val="0000EE"/>
-            <w:u w:val="single"/>
-          </w:rPr>
-          <w:t>3:12</w:t>
-        </w:r>
-      </w:hyperlink>
+      <w:r>
+        <w:rPr>
+          <w:lang w:val="es_ES" w:bidi="es_ES"/>
+        </w:rPr>
+        <w:t>3:12</w:t>
+      </w:r>
       <w:r>
         <w:rPr>
           <w:lang w:val="es_ES" w:bidi="es_ES"/>
@@ -478,18 +472,12 @@
         </w:rPr>
         <w:t>La confidente esperanza de los cristianos colosenses les proporciona un fundamento seguro para su fe y su amor (</w:t>
       </w:r>
-      <w:hyperlink r:id="rId14">
-        <w:r>
-          <w:rPr>
-            <w:lang w:val="es_ES" w:bidi="es_ES"/>
-          </w:rPr>
-          <w:rPr>
-            <w:color w:val="0000EE"/>
-            <w:u w:val="single"/>
-          </w:rPr>
-          <w:t>1:4</w:t>
-        </w:r>
-      </w:hyperlink>
+      <w:r>
+        <w:rPr>
+          <w:lang w:val="es_ES" w:bidi="es_ES"/>
+        </w:rPr>
+        <w:t>1:4</w:t>
+      </w:r>
       <w:r>
         <w:rPr>
           <w:lang w:val="es_ES" w:bidi="es_ES"/>
@@ -544,18 +532,12 @@
         </w:rPr>
         <w:t xml:space="preserve">"por todo el mundo; y fructifica y crece": las buenas nuevas son eficaces para cambiar vidas y favorecer el crecimiento espiritual (cp. </w:t>
       </w:r>
-      <w:hyperlink r:id="rId15">
-        <w:r>
-          <w:rPr>
-            <w:lang w:val="es_ES" w:bidi="es_ES"/>
-          </w:rPr>
-          <w:rPr>
-            <w:color w:val="0000EE"/>
-            <w:u w:val="single"/>
-          </w:rPr>
-          <w:t>1:10</w:t>
-        </w:r>
-      </w:hyperlink>
+      <w:r>
+        <w:rPr>
+          <w:lang w:val="es_ES" w:bidi="es_ES"/>
+        </w:rPr>
+        <w:t>1:10</w:t>
+      </w:r>
       <w:r>
         <w:rPr>
           <w:lang w:val="es_ES" w:bidi="es_ES"/>
@@ -610,54 +592,36 @@
         </w:rPr>
         <w:t xml:space="preserve">Epafras (ver también </w:t>
       </w:r>
-      <w:hyperlink r:id="rId16">
-        <w:r>
-          <w:rPr>
-            <w:lang w:val="es_ES" w:bidi="es_ES"/>
-          </w:rPr>
-          <w:rPr>
-            <w:color w:val="0000EE"/>
-            <w:u w:val="single"/>
-          </w:rPr>
-          <w:t>4:12–13,</w:t>
-        </w:r>
-      </w:hyperlink>
+      <w:r>
+        <w:rPr>
+          <w:lang w:val="es_ES" w:bidi="es_ES"/>
+        </w:rPr>
+        <w:t>4:12–13,</w:t>
+      </w:r>
       <w:r>
         <w:rPr>
           <w:lang w:val="es_ES" w:bidi="es_ES"/>
         </w:rPr>
         <w:t xml:space="preserve"> </w:t>
       </w:r>
-      <w:hyperlink r:id="rId17">
-        <w:r>
-          <w:rPr>
-            <w:lang w:val="es_ES" w:bidi="es_ES"/>
-          </w:rPr>
-          <w:rPr>
-            <w:color w:val="0000EE"/>
-            <w:u w:val="single"/>
-          </w:rPr>
-          <w:t>Flm 1:23</w:t>
-        </w:r>
-      </w:hyperlink>
+      <w:r>
+        <w:rPr>
+          <w:lang w:val="es_ES" w:bidi="es_ES"/>
+        </w:rPr>
+        <w:t>Flm 1:23</w:t>
+      </w:r>
       <w:r>
         <w:rPr>
           <w:lang w:val="es_ES" w:bidi="es_ES"/>
         </w:rPr>
         <w:t xml:space="preserve">) probablemente se convirtió cuando Pablo ministraba en Éfeso (ver </w:t>
       </w:r>
-      <w:hyperlink r:id="rId18">
-        <w:r>
-          <w:rPr>
-            <w:lang w:val="es_ES" w:bidi="es_ES"/>
-          </w:rPr>
-          <w:rPr>
-            <w:color w:val="0000EE"/>
-            <w:u w:val="single"/>
-          </w:rPr>
-          <w:t>Hc 19:10</w:t>
-        </w:r>
-      </w:hyperlink>
+      <w:r>
+        <w:rPr>
+          <w:lang w:val="es_ES" w:bidi="es_ES"/>
+        </w:rPr>
+        <w:t>Hc 19:10</w:t>
+      </w:r>
       <w:r>
         <w:rPr>
           <w:lang w:val="es_ES" w:bidi="es_ES"/>
@@ -712,18 +676,12 @@
         </w:rPr>
         <w:t>Pablo ruega a Dios que conceda a sus lectores una comprensión más profunda de las buenas nuevas y plena expresión en sus vidas. El crecimiento espiritual produce una comprensión más clara y profunda de la verdad cristiana y de la conducta que agrada al Señor, mediante la cual el creyente tendrá la resistencia y la paciencia para mantenerse firme contra el mal (</w:t>
       </w:r>
-      <w:hyperlink r:id="rId19">
-        <w:r>
-          <w:rPr>
-            <w:lang w:val="es_ES" w:bidi="es_ES"/>
-          </w:rPr>
-          <w:rPr>
-            <w:color w:val="0000EE"/>
-            <w:u w:val="single"/>
-          </w:rPr>
-          <w:t>1:11</w:t>
-        </w:r>
-      </w:hyperlink>
+      <w:r>
+        <w:rPr>
+          <w:lang w:val="es_ES" w:bidi="es_ES"/>
+        </w:rPr>
+        <w:t>1:11</w:t>
+      </w:r>
       <w:r>
         <w:rPr>
           <w:lang w:val="es_ES" w:bidi="es_ES"/>
@@ -778,162 +736,108 @@
         </w:rPr>
         <w:t xml:space="preserve">"Dando gracias al Padre": La humilde gratitud a Dios por la salvación es un poderoso antídoto contra el engaño de las falsas enseñanzas (ver también </w:t>
       </w:r>
-      <w:hyperlink r:id="rId20">
-        <w:r>
-          <w:rPr>
-            <w:lang w:val="es_ES" w:bidi="es_ES"/>
-          </w:rPr>
-          <w:rPr>
-            <w:color w:val="0000EE"/>
-            <w:u w:val="single"/>
-          </w:rPr>
-          <w:t>2:7,</w:t>
-        </w:r>
-      </w:hyperlink>
+      <w:r>
+        <w:rPr>
+          <w:lang w:val="es_ES" w:bidi="es_ES"/>
+        </w:rPr>
+        <w:t>2:7,</w:t>
+      </w:r>
       <w:r>
         <w:rPr>
           <w:lang w:val="es_ES" w:bidi="es_ES"/>
         </w:rPr>
         <w:t xml:space="preserve"> </w:t>
       </w:r>
-      <w:hyperlink r:id="rId21">
-        <w:r>
-          <w:rPr>
-            <w:lang w:val="es_ES" w:bidi="es_ES"/>
-          </w:rPr>
-          <w:rPr>
-            <w:color w:val="0000EE"/>
-            <w:u w:val="single"/>
-          </w:rPr>
-          <w:t>3:17,</w:t>
-        </w:r>
-      </w:hyperlink>
+      <w:r>
+        <w:rPr>
+          <w:lang w:val="es_ES" w:bidi="es_ES"/>
+        </w:rPr>
+        <w:t>3:17,</w:t>
+      </w:r>
       <w:r>
         <w:rPr>
           <w:lang w:val="es_ES" w:bidi="es_ES"/>
         </w:rPr>
         <w:t xml:space="preserve"> </w:t>
       </w:r>
-      <w:hyperlink r:id="rId22">
-        <w:r>
-          <w:rPr>
-            <w:lang w:val="es_ES" w:bidi="es_ES"/>
-          </w:rPr>
-          <w:rPr>
-            <w:color w:val="0000EE"/>
-            <w:u w:val="single"/>
-          </w:rPr>
-          <w:t>4:2</w:t>
-        </w:r>
-      </w:hyperlink>
+      <w:r>
+        <w:rPr>
+          <w:lang w:val="es_ES" w:bidi="es_ES"/>
+        </w:rPr>
+        <w:t>4:2</w:t>
+      </w:r>
       <w:r>
         <w:rPr>
           <w:lang w:val="es_ES" w:bidi="es_ES"/>
         </w:rPr>
         <w:t xml:space="preserve">). • La herencia es lo que Dios ha prometido a su pueblo (por ejemplo, ver </w:t>
       </w:r>
-      <w:hyperlink r:id="rId23">
-        <w:r>
-          <w:rPr>
-            <w:lang w:val="es_ES" w:bidi="es_ES"/>
-          </w:rPr>
-          <w:rPr>
-            <w:color w:val="0000EE"/>
-            <w:u w:val="single"/>
-          </w:rPr>
-          <w:t>Dt 3:28,</w:t>
-        </w:r>
-      </w:hyperlink>
+      <w:r>
+        <w:rPr>
+          <w:lang w:val="es_ES" w:bidi="es_ES"/>
+        </w:rPr>
+        <w:t>Dt 3:28,</w:t>
+      </w:r>
       <w:r>
         <w:rPr>
           <w:lang w:val="es_ES" w:bidi="es_ES"/>
         </w:rPr>
         <w:t xml:space="preserve"> </w:t>
       </w:r>
-      <w:hyperlink r:id="rId24">
-        <w:r>
-          <w:rPr>
-            <w:lang w:val="es_ES" w:bidi="es_ES"/>
-          </w:rPr>
-          <w:rPr>
-            <w:color w:val="0000EE"/>
-            <w:u w:val="single"/>
-          </w:rPr>
-          <w:t>Sal 33:12,</w:t>
-        </w:r>
-      </w:hyperlink>
+      <w:r>
+        <w:rPr>
+          <w:lang w:val="es_ES" w:bidi="es_ES"/>
+        </w:rPr>
+        <w:t>Sal 33:12,</w:t>
+      </w:r>
       <w:r>
         <w:rPr>
           <w:lang w:val="es_ES" w:bidi="es_ES"/>
         </w:rPr>
         <w:t xml:space="preserve"> </w:t>
       </w:r>
-      <w:hyperlink r:id="rId25">
-        <w:r>
-          <w:rPr>
-            <w:lang w:val="es_ES" w:bidi="es_ES"/>
-          </w:rPr>
-          <w:rPr>
-            <w:color w:val="0000EE"/>
-            <w:u w:val="single"/>
-          </w:rPr>
-          <w:t>Ez 44:28</w:t>
-        </w:r>
-      </w:hyperlink>
+      <w:r>
+        <w:rPr>
+          <w:lang w:val="es_ES" w:bidi="es_ES"/>
+        </w:rPr>
+        <w:t>Ez 44:28</w:t>
+      </w:r>
       <w:r>
         <w:rPr>
           <w:lang w:val="es_ES" w:bidi="es_ES"/>
         </w:rPr>
         <w:t xml:space="preserve">). En el Nuevo Testamento, la herencia consiste en la salvación y la liberación final (ver también </w:t>
       </w:r>
-      <w:hyperlink r:id="rId26">
-        <w:r>
-          <w:rPr>
-            <w:lang w:val="es_ES" w:bidi="es_ES"/>
-          </w:rPr>
-          <w:rPr>
-            <w:color w:val="0000EE"/>
-            <w:u w:val="single"/>
-          </w:rPr>
-          <w:t>Ef 1:11,</w:t>
-        </w:r>
-      </w:hyperlink>
+      <w:r>
+        <w:rPr>
+          <w:lang w:val="es_ES" w:bidi="es_ES"/>
+        </w:rPr>
+        <w:t>Ef 1:11,</w:t>
+      </w:r>
       <w:r>
         <w:rPr>
           <w:lang w:val="es_ES" w:bidi="es_ES"/>
         </w:rPr>
         <w:t xml:space="preserve"> </w:t>
       </w:r>
-      <w:hyperlink r:id="rId27">
-        <w:r>
-          <w:rPr>
-            <w:lang w:val="es_ES" w:bidi="es_ES"/>
-          </w:rPr>
-          <w:rPr>
-            <w:color w:val="0000EE"/>
-            <w:u w:val="single"/>
-          </w:rPr>
-          <w:t>Tt 3:7,</w:t>
-        </w:r>
-      </w:hyperlink>
+      <w:r>
+        <w:rPr>
+          <w:lang w:val="es_ES" w:bidi="es_ES"/>
+        </w:rPr>
+        <w:t>Tt 3:7,</w:t>
+      </w:r>
       <w:r>
         <w:rPr>
           <w:lang w:val="es_ES" w:bidi="es_ES"/>
         </w:rPr>
         <w:t xml:space="preserve"> </w:t>
       </w:r>
-      <w:hyperlink r:id="rId28">
-        <w:r>
-          <w:rPr>
-            <w:lang w:val="es_ES" w:bidi="es_ES"/>
-          </w:rPr>
-          <w:rPr>
-            <w:color w:val="0000EE"/>
-            <w:u w:val="single"/>
-          </w:rPr>
-          <w:t>Hb 9:15</w:t>
-        </w:r>
-      </w:hyperlink>
+      <w:r>
+        <w:rPr>
+          <w:lang w:val="es_ES" w:bidi="es_ES"/>
+        </w:rPr>
+        <w:t>Hb 9:15</w:t>
+      </w:r>
       <w:r>
         <w:rPr>
           <w:lang w:val="es_ES" w:bidi="es_ES"/>
@@ -1005,54 +909,36 @@
         </w:rPr>
         <w:t xml:space="preserve"> significa "imagen" o "representación". Describe a los humanos como hechos a imagen de Dios (</w:t>
       </w:r>
-      <w:hyperlink r:id="rId29">
-        <w:r>
-          <w:rPr>
-            <w:lang w:val="es_ES" w:bidi="es_ES"/>
-          </w:rPr>
-          <w:rPr>
-            <w:color w:val="0000EE"/>
-            <w:u w:val="single"/>
-          </w:rPr>
-          <w:t>Gn 1:26–27</w:t>
-        </w:r>
-      </w:hyperlink>
+      <w:r>
+        <w:rPr>
+          <w:lang w:val="es_ES" w:bidi="es_ES"/>
+        </w:rPr>
+        <w:t>Gn 1:26–27</w:t>
+      </w:r>
       <w:r>
         <w:rPr>
           <w:lang w:val="es_ES" w:bidi="es_ES"/>
         </w:rPr>
         <w:t xml:space="preserve">). También se refiere a la figura de la sabiduría en los escritos judíos (ver Sabiduría de Salomón 7:25–26). Los escritores del Nuevo Testamento describen a Cristo como "la sabiduría de Dios" para explicar su importancia (comparar </w:t>
       </w:r>
-      <w:hyperlink r:id="rId30">
-        <w:r>
-          <w:rPr>
-            <w:lang w:val="es_ES" w:bidi="es_ES"/>
-          </w:rPr>
-          <w:rPr>
-            <w:color w:val="0000EE"/>
-            <w:u w:val="single"/>
-          </w:rPr>
-          <w:t>1 Co 1:24</w:t>
-        </w:r>
-      </w:hyperlink>
+      <w:r>
+        <w:rPr>
+          <w:lang w:val="es_ES" w:bidi="es_ES"/>
+        </w:rPr>
+        <w:t>1 Co 1:24</w:t>
+      </w:r>
       <w:r>
         <w:rPr>
           <w:lang w:val="es_ES" w:bidi="es_ES"/>
         </w:rPr>
         <w:t>,</w:t>
       </w:r>
-      <w:hyperlink r:id="rId31">
-        <w:r>
-          <w:rPr>
-            <w:lang w:val="es_ES" w:bidi="es_ES"/>
-          </w:rPr>
-          <w:rPr>
-            <w:color w:val="0000EE"/>
-            <w:u w:val="single"/>
-          </w:rPr>
-          <w:t>30</w:t>
-        </w:r>
-      </w:hyperlink>
+      <w:r>
+        <w:rPr>
+          <w:lang w:val="es_ES" w:bidi="es_ES"/>
+        </w:rPr>
+        <w:t>30</w:t>
+      </w:r>
       <w:r>
         <w:rPr>
           <w:lang w:val="es_ES" w:bidi="es_ES"/>
@@ -1077,18 +963,12 @@
         </w:rPr>
         <w:t xml:space="preserve">"el primogénito de toda criatura": Esta frase fue crucial en los primeros debates cristianos sobre la naturaleza de Cristo. La palabra primogénito no implica que Dios lo creó. Es un título del Antiguo Testamento que indica supremacía en rango y prioridad en el tiempo (ver, por ejemplo, </w:t>
       </w:r>
-      <w:hyperlink r:id="rId32">
-        <w:r>
-          <w:rPr>
-            <w:lang w:val="es_ES" w:bidi="es_ES"/>
-          </w:rPr>
-          <w:rPr>
-            <w:color w:val="0000EE"/>
-            <w:u w:val="single"/>
-          </w:rPr>
-          <w:t>Sal 89:27</w:t>
-        </w:r>
-      </w:hyperlink>
+      <w:r>
+        <w:rPr>
+          <w:lang w:val="es_ES" w:bidi="es_ES"/>
+        </w:rPr>
+        <w:t>Sal 89:27</w:t>
+      </w:r>
       <w:r>
         <w:rPr>
           <w:lang w:val="es_ES" w:bidi="es_ES"/>
@@ -1143,36 +1023,24 @@
         </w:rPr>
         <w:t>Pablo presenta a Jesús como el creador supremo (</w:t>
       </w:r>
-      <w:hyperlink r:id="rId33">
-        <w:r>
-          <w:rPr>
-            <w:lang w:val="es_ES" w:bidi="es_ES"/>
-          </w:rPr>
-          <w:rPr>
-            <w:color w:val="0000EE"/>
-            <w:u w:val="single"/>
-          </w:rPr>
-          <w:t>1:15–17</w:t>
-        </w:r>
-      </w:hyperlink>
+      <w:r>
+        <w:rPr>
+          <w:lang w:val="es_ES" w:bidi="es_ES"/>
+        </w:rPr>
+        <w:t>1:15–17</w:t>
+      </w:r>
       <w:r>
         <w:rPr>
           <w:lang w:val="es_ES" w:bidi="es_ES"/>
         </w:rPr>
         <w:t>) y redentor (</w:t>
       </w:r>
-      <w:hyperlink r:id="rId34">
-        <w:r>
-          <w:rPr>
-            <w:lang w:val="es_ES" w:bidi="es_ES"/>
-          </w:rPr>
-          <w:rPr>
-            <w:color w:val="0000EE"/>
-            <w:u w:val="single"/>
-          </w:rPr>
-          <w:t>1:18–20</w:t>
-        </w:r>
-      </w:hyperlink>
+      <w:r>
+        <w:rPr>
+          <w:lang w:val="es_ES" w:bidi="es_ES"/>
+        </w:rPr>
+        <w:t>1:18–20</w:t>
+      </w:r>
       <w:r>
         <w:rPr>
           <w:lang w:val="es_ES" w:bidi="es_ES"/>
@@ -1227,18 +1095,12 @@
         </w:rPr>
         <w:t xml:space="preserve">"visibles é invisibles; sean tronos, sean dominios, sean principados, sean potestades": se refieren a diversos poderes espirituales. Esta línea destaca la supremacía de Cristo sobre estos seres que estaban recibiendo mucha atención de los falsos maestros (ver </w:t>
       </w:r>
-      <w:hyperlink r:id="rId35">
-        <w:r>
-          <w:rPr>
-            <w:lang w:val="es_ES" w:bidi="es_ES"/>
-          </w:rPr>
-          <w:rPr>
-            <w:color w:val="0000EE"/>
-            <w:u w:val="single"/>
-          </w:rPr>
-          <w:t>2:18</w:t>
-        </w:r>
-      </w:hyperlink>
+      <w:r>
+        <w:rPr>
+          <w:lang w:val="es_ES" w:bidi="es_ES"/>
+        </w:rPr>
+        <w:t>2:18</w:t>
+      </w:r>
       <w:r>
         <w:rPr>
           <w:lang w:val="es_ES" w:bidi="es_ES"/>
@@ -1312,234 +1174,150 @@
         </w:rPr>
         <w:t xml:space="preserve">(cabeza) generalmente tiene el sentido de autoridad superior o jefe cuando Pablo la utiliza como metáfora (ver también </w:t>
       </w:r>
-      <w:hyperlink r:id="rId36">
-        <w:r>
-          <w:rPr>
-            <w:lang w:val="es_ES" w:bidi="es_ES"/>
-          </w:rPr>
-          <w:rPr>
-            <w:color w:val="0000EE"/>
-            <w:u w:val="single"/>
-          </w:rPr>
-          <w:t>2:10,</w:t>
-        </w:r>
-      </w:hyperlink>
-      <w:hyperlink r:id="rId37">
-        <w:r>
-          <w:rPr>
-            <w:lang w:val="es_ES" w:bidi="es_ES"/>
-          </w:rPr>
-          <w:rPr>
-            <w:color w:val="0000EE"/>
-            <w:u w:val="single"/>
-          </w:rPr>
-          <w:t>19;</w:t>
-        </w:r>
-      </w:hyperlink>
+      <w:r>
+        <w:rPr>
+          <w:lang w:val="es_ES" w:bidi="es_ES"/>
+        </w:rPr>
+        <w:t>2:10,</w:t>
+      </w:r>
+      <w:r>
+        <w:rPr>
+          <w:lang w:val="es_ES" w:bidi="es_ES"/>
+        </w:rPr>
+        <w:t>19;</w:t>
+      </w:r>
       <w:r>
         <w:rPr>
           <w:lang w:val="es_ES" w:bidi="es_ES"/>
         </w:rPr>
         <w:t xml:space="preserve"> </w:t>
       </w:r>
-      <w:hyperlink r:id="rId38">
-        <w:r>
-          <w:rPr>
-            <w:lang w:val="es_ES" w:bidi="es_ES"/>
-          </w:rPr>
-          <w:rPr>
-            <w:color w:val="0000EE"/>
-            <w:u w:val="single"/>
-          </w:rPr>
-          <w:t>1 Co 11:3–10;</w:t>
-        </w:r>
-      </w:hyperlink>
+      <w:r>
+        <w:rPr>
+          <w:lang w:val="es_ES" w:bidi="es_ES"/>
+        </w:rPr>
+        <w:t>1 Co 11:3–10;</w:t>
+      </w:r>
       <w:r>
         <w:rPr>
           <w:lang w:val="es_ES" w:bidi="es_ES"/>
         </w:rPr>
         <w:t xml:space="preserve"> </w:t>
       </w:r>
-      <w:hyperlink r:id="rId39">
-        <w:r>
-          <w:rPr>
-            <w:lang w:val="es_ES" w:bidi="es_ES"/>
-          </w:rPr>
-          <w:rPr>
-            <w:color w:val="0000EE"/>
-            <w:u w:val="single"/>
-          </w:rPr>
-          <w:t>Ef 4:15;</w:t>
-        </w:r>
-      </w:hyperlink>
+      <w:r>
+        <w:rPr>
+          <w:lang w:val="es_ES" w:bidi="es_ES"/>
+        </w:rPr>
+        <w:t>Ef 4:15;</w:t>
+      </w:r>
       <w:r>
         <w:rPr>
           <w:lang w:val="es_ES" w:bidi="es_ES"/>
         </w:rPr>
         <w:t xml:space="preserve"> </w:t>
       </w:r>
-      <w:hyperlink r:id="rId40">
-        <w:r>
-          <w:rPr>
-            <w:lang w:val="es_ES" w:bidi="es_ES"/>
-          </w:rPr>
-          <w:rPr>
-            <w:color w:val="0000EE"/>
-            <w:u w:val="single"/>
-          </w:rPr>
-          <w:t>5:23</w:t>
-        </w:r>
-      </w:hyperlink>
+      <w:r>
+        <w:rPr>
+          <w:lang w:val="es_ES" w:bidi="es_ES"/>
+        </w:rPr>
+        <w:t>5:23</w:t>
+      </w:r>
       <w:r>
         <w:rPr>
           <w:lang w:val="es_ES" w:bidi="es_ES"/>
         </w:rPr>
         <w:t xml:space="preserve">). • "del cuerpo que es la iglesia": la metáfora de la iglesia como el cuerpo de Cristo expresa la unidad esencial entre Cristo y la iglesia (ver también </w:t>
       </w:r>
-      <w:hyperlink r:id="rId41">
-        <w:r>
-          <w:rPr>
-            <w:lang w:val="es_ES" w:bidi="es_ES"/>
-          </w:rPr>
-          <w:rPr>
-            <w:color w:val="0000EE"/>
-            <w:u w:val="single"/>
-          </w:rPr>
-          <w:t>Col 1:24;</w:t>
-        </w:r>
-      </w:hyperlink>
+      <w:r>
+        <w:rPr>
+          <w:lang w:val="es_ES" w:bidi="es_ES"/>
+        </w:rPr>
+        <w:t>Col 1:24;</w:t>
+      </w:r>
       <w:r>
         <w:rPr>
           <w:lang w:val="es_ES" w:bidi="es_ES"/>
         </w:rPr>
         <w:t xml:space="preserve"> </w:t>
       </w:r>
-      <w:hyperlink r:id="rId37">
-        <w:r>
-          <w:rPr>
-            <w:lang w:val="es_ES" w:bidi="es_ES"/>
-          </w:rPr>
-          <w:rPr>
-            <w:color w:val="0000EE"/>
-            <w:u w:val="single"/>
-          </w:rPr>
-          <w:t>2:19;</w:t>
-        </w:r>
-      </w:hyperlink>
+      <w:r>
+        <w:rPr>
+          <w:lang w:val="es_ES" w:bidi="es_ES"/>
+        </w:rPr>
+        <w:t>2:19;</w:t>
+      </w:r>
       <w:r>
         <w:rPr>
           <w:lang w:val="es_ES" w:bidi="es_ES"/>
         </w:rPr>
         <w:t xml:space="preserve"> </w:t>
       </w:r>
-      <w:hyperlink r:id="rId42">
-        <w:r>
-          <w:rPr>
-            <w:lang w:val="es_ES" w:bidi="es_ES"/>
-          </w:rPr>
-          <w:rPr>
-            <w:color w:val="0000EE"/>
-            <w:u w:val="single"/>
-          </w:rPr>
-          <w:t>3:15;</w:t>
-        </w:r>
-      </w:hyperlink>
+      <w:r>
+        <w:rPr>
+          <w:lang w:val="es_ES" w:bidi="es_ES"/>
+        </w:rPr>
+        <w:t>3:15;</w:t>
+      </w:r>
       <w:r>
         <w:rPr>
           <w:lang w:val="es_ES" w:bidi="es_ES"/>
         </w:rPr>
         <w:t xml:space="preserve"> </w:t>
       </w:r>
-      <w:hyperlink r:id="rId43">
-        <w:r>
-          <w:rPr>
-            <w:lang w:val="es_ES" w:bidi="es_ES"/>
-          </w:rPr>
-          <w:rPr>
-            <w:color w:val="0000EE"/>
-            <w:u w:val="single"/>
-          </w:rPr>
-          <w:t>Ef 1:23;</w:t>
-        </w:r>
-      </w:hyperlink>
+      <w:r>
+        <w:rPr>
+          <w:lang w:val="es_ES" w:bidi="es_ES"/>
+        </w:rPr>
+        <w:t>Ef 1:23;</w:t>
+      </w:r>
       <w:r>
         <w:rPr>
           <w:lang w:val="es_ES" w:bidi="es_ES"/>
         </w:rPr>
         <w:t xml:space="preserve"> </w:t>
       </w:r>
-      <w:hyperlink r:id="rId44">
-        <w:r>
-          <w:rPr>
-            <w:lang w:val="es_ES" w:bidi="es_ES"/>
-          </w:rPr>
-          <w:rPr>
-            <w:color w:val="0000EE"/>
-            <w:u w:val="single"/>
-          </w:rPr>
-          <w:t>2:16;</w:t>
-        </w:r>
-      </w:hyperlink>
+      <w:r>
+        <w:rPr>
+          <w:lang w:val="es_ES" w:bidi="es_ES"/>
+        </w:rPr>
+        <w:t>2:16;</w:t>
+      </w:r>
       <w:r>
         <w:rPr>
           <w:lang w:val="es_ES" w:bidi="es_ES"/>
         </w:rPr>
         <w:t xml:space="preserve"> </w:t>
       </w:r>
-      <w:hyperlink r:id="rId45">
-        <w:r>
-          <w:rPr>
-            <w:lang w:val="es_ES" w:bidi="es_ES"/>
-          </w:rPr>
-          <w:rPr>
-            <w:color w:val="0000EE"/>
-            <w:u w:val="single"/>
-          </w:rPr>
-          <w:t>4:4,</w:t>
-        </w:r>
-      </w:hyperlink>
-      <w:hyperlink r:id="rId46">
-        <w:r>
-          <w:rPr>
-            <w:lang w:val="es_ES" w:bidi="es_ES"/>
-          </w:rPr>
-          <w:rPr>
-            <w:color w:val="0000EE"/>
-            <w:u w:val="single"/>
-          </w:rPr>
-          <w:t>12;</w:t>
-        </w:r>
-      </w:hyperlink>
+      <w:r>
+        <w:rPr>
+          <w:lang w:val="es_ES" w:bidi="es_ES"/>
+        </w:rPr>
+        <w:t>4:4,</w:t>
+      </w:r>
+      <w:r>
+        <w:rPr>
+          <w:lang w:val="es_ES" w:bidi="es_ES"/>
+        </w:rPr>
+        <w:t>12;</w:t>
+      </w:r>
       <w:r>
         <w:rPr>
           <w:lang w:val="es_ES" w:bidi="es_ES"/>
         </w:rPr>
         <w:t xml:space="preserve"> </w:t>
       </w:r>
-      <w:hyperlink r:id="rId40">
-        <w:r>
-          <w:rPr>
-            <w:lang w:val="es_ES" w:bidi="es_ES"/>
-          </w:rPr>
-          <w:rPr>
-            <w:color w:val="0000EE"/>
-            <w:u w:val="single"/>
-          </w:rPr>
-          <w:t>5:23,</w:t>
-        </w:r>
-      </w:hyperlink>
-      <w:hyperlink r:id="rId47">
-        <w:r>
-          <w:rPr>
-            <w:lang w:val="es_ES" w:bidi="es_ES"/>
-          </w:rPr>
-          <w:rPr>
-            <w:color w:val="0000EE"/>
-            <w:u w:val="single"/>
-          </w:rPr>
-          <w:t>30</w:t>
-        </w:r>
-      </w:hyperlink>
+      <w:r>
+        <w:rPr>
+          <w:lang w:val="es_ES" w:bidi="es_ES"/>
+        </w:rPr>
+        <w:t>5:23,</w:t>
+      </w:r>
+      <w:r>
+        <w:rPr>
+          <w:lang w:val="es_ES" w:bidi="es_ES"/>
+        </w:rPr>
+        <w:t>30</w:t>
+      </w:r>
       <w:r>
         <w:rPr>
           <w:lang w:val="es_ES" w:bidi="es_ES"/>
@@ -1618,66 +1396,42 @@
         </w:rPr>
         <w:t xml:space="preserve">Dios en toda su plenitud enfatiza que él ha elegido revelarse plenamente en Jesucristo. Por lo tanto, ver a Jesús y comprenderlo significa ver y comprender a Dios (ver </w:t>
       </w:r>
-      <w:hyperlink r:id="rId48">
-        <w:r>
-          <w:rPr>
-            <w:lang w:val="es_ES" w:bidi="es_ES"/>
-          </w:rPr>
-          <w:rPr>
-            <w:color w:val="0000EE"/>
-            <w:u w:val="single"/>
-          </w:rPr>
-          <w:t>Jn 14:6–11</w:t>
-        </w:r>
-      </w:hyperlink>
+      <w:r>
+        <w:rPr>
+          <w:lang w:val="es_ES" w:bidi="es_ES"/>
+        </w:rPr>
+        <w:t>Jn 14:6–11</w:t>
+      </w:r>
       <w:r>
         <w:rPr>
           <w:lang w:val="es_ES" w:bidi="es_ES"/>
         </w:rPr>
         <w:t xml:space="preserve">). Los falsos maestros parecían decir que los cristianos necesitaban recurrir a otros seres espirituales para conocer mejor a Dios (ver </w:t>
       </w:r>
-      <w:hyperlink r:id="rId49">
-        <w:r>
-          <w:rPr>
-            <w:lang w:val="es_ES" w:bidi="es_ES"/>
-          </w:rPr>
-          <w:rPr>
-            <w:color w:val="0000EE"/>
-            <w:u w:val="single"/>
-          </w:rPr>
-          <w:t>Col 1:16,</w:t>
-        </w:r>
-      </w:hyperlink>
-      <w:hyperlink r:id="rId50">
-        <w:r>
-          <w:rPr>
-            <w:lang w:val="es_ES" w:bidi="es_ES"/>
-          </w:rPr>
-          <w:rPr>
-            <w:color w:val="0000EE"/>
-            <w:u w:val="single"/>
-          </w:rPr>
-          <w:t>20</w:t>
-        </w:r>
-      </w:hyperlink>
+      <w:r>
+        <w:rPr>
+          <w:lang w:val="es_ES" w:bidi="es_ES"/>
+        </w:rPr>
+        <w:t>Col 1:16,</w:t>
+      </w:r>
+      <w:r>
+        <w:rPr>
+          <w:lang w:val="es_ES" w:bidi="es_ES"/>
+        </w:rPr>
+        <w:t>20</w:t>
+      </w:r>
       <w:r>
         <w:rPr>
           <w:lang w:val="es_ES" w:bidi="es_ES"/>
         </w:rPr>
         <w:t xml:space="preserve">). Pero Cristo es suficiente para todo nuestro conocimiento de Dios (cp. </w:t>
       </w:r>
-      <w:hyperlink r:id="rId51">
-        <w:r>
-          <w:rPr>
-            <w:lang w:val="es_ES" w:bidi="es_ES"/>
-          </w:rPr>
-          <w:rPr>
-            <w:color w:val="0000EE"/>
-            <w:u w:val="single"/>
-          </w:rPr>
-          <w:t>2:8–9</w:t>
-        </w:r>
-      </w:hyperlink>
+      <w:r>
+        <w:rPr>
+          <w:lang w:val="es_ES" w:bidi="es_ES"/>
+        </w:rPr>
+        <w:t>2:8–9</w:t>
+      </w:r>
       <w:r>
         <w:rPr>
           <w:lang w:val="es_ES" w:bidi="es_ES"/>
@@ -1792,18 +1546,12 @@
         </w:rPr>
         <w:t xml:space="preserve">" probablemente se refiere a la condición como gentiles (ver </w:t>
       </w:r>
-      <w:hyperlink r:id="rId52">
-        <w:r>
-          <w:rPr>
-            <w:lang w:val="es_ES" w:bidi="es_ES"/>
-          </w:rPr>
-          <w:rPr>
-            <w:color w:val="0000EE"/>
-            <w:u w:val="single"/>
-          </w:rPr>
-          <w:t>Ef 2:12</w:t>
-        </w:r>
-      </w:hyperlink>
+      <w:r>
+        <w:rPr>
+          <w:lang w:val="es_ES" w:bidi="es_ES"/>
+        </w:rPr>
+        <w:t>Ef 2:12</w:t>
+      </w:r>
       <w:r>
         <w:rPr>
           <w:lang w:val="es_ES" w:bidi="es_ES"/>
@@ -1858,18 +1606,12 @@
         </w:rPr>
         <w:t xml:space="preserve">Pablo aplica la verdad de </w:t>
       </w:r>
-      <w:hyperlink r:id="rId53">
-        <w:r>
-          <w:rPr>
-            <w:lang w:val="es_ES" w:bidi="es_ES"/>
-          </w:rPr>
-          <w:rPr>
-            <w:color w:val="0000EE"/>
-            <w:u w:val="single"/>
-          </w:rPr>
-          <w:t>1:15–20</w:t>
-        </w:r>
-      </w:hyperlink>
+      <w:r>
+        <w:rPr>
+          <w:lang w:val="es_ES" w:bidi="es_ES"/>
+        </w:rPr>
+        <w:t>1:15–20</w:t>
+      </w:r>
       <w:r>
         <w:rPr>
           <w:lang w:val="es_ES" w:bidi="es_ES"/>
@@ -1972,18 +1714,12 @@
         </w:rPr>
         <w:t xml:space="preserve">Predicado por todo el mundo (literalmente "es predicado á toda criatura que está debajo del cielo"): El punto de la hipérbole de Pablo (exageración para enfatizar) es que se habían establecido centros de predicación de las buenas nuevas en ciudades clave de todo el mundo romano (ver también </w:t>
       </w:r>
-      <w:hyperlink r:id="rId54">
-        <w:r>
-          <w:rPr>
-            <w:lang w:val="es_ES" w:bidi="es_ES"/>
-          </w:rPr>
-          <w:rPr>
-            <w:color w:val="0000EE"/>
-            <w:u w:val="single"/>
-          </w:rPr>
-          <w:t>1:6</w:t>
-        </w:r>
-      </w:hyperlink>
+      <w:r>
+        <w:rPr>
+          <w:lang w:val="es_ES" w:bidi="es_ES"/>
+        </w:rPr>
+        <w:t>1:6</w:t>
+      </w:r>
       <w:r>
         <w:rPr>
           <w:lang w:val="es_ES" w:bidi="es_ES"/>
@@ -2038,54 +1774,36 @@
         </w:rPr>
         <w:t xml:space="preserve">Participando en los sufrimientos de Cristo (literalmente "cumplo en mi carne lo que falta de las aflicciones de Cristo"): aunque el sufrimiento redentor de Cristo es único y está completamente terminado, Cristo sigue sufriendo a través de su pueblo en un mundo hostil al mensaje de la redención. Cristo y su Iglesia seguirán sufriendo hasta que se completen los propósitos de Dios en este mundo (ver también </w:t>
       </w:r>
-      <w:hyperlink r:id="rId55">
-        <w:r>
-          <w:rPr>
-            <w:lang w:val="es_ES" w:bidi="es_ES"/>
-          </w:rPr>
-          <w:rPr>
-            <w:color w:val="0000EE"/>
-            <w:u w:val="single"/>
-          </w:rPr>
-          <w:t>Mc 13:19–23,</w:t>
-        </w:r>
-      </w:hyperlink>
+      <w:r>
+        <w:rPr>
+          <w:lang w:val="es_ES" w:bidi="es_ES"/>
+        </w:rPr>
+        <w:t>Mc 13:19–23,</w:t>
+      </w:r>
       <w:r>
         <w:rPr>
           <w:lang w:val="es_ES" w:bidi="es_ES"/>
         </w:rPr>
         <w:t xml:space="preserve"> </w:t>
       </w:r>
-      <w:hyperlink r:id="rId56">
-        <w:r>
-          <w:rPr>
-            <w:lang w:val="es_ES" w:bidi="es_ES"/>
-          </w:rPr>
-          <w:rPr>
-            <w:color w:val="0000EE"/>
-            <w:u w:val="single"/>
-          </w:rPr>
-          <w:t>Ro 8:17–18,</w:t>
-        </w:r>
-      </w:hyperlink>
+      <w:r>
+        <w:rPr>
+          <w:lang w:val="es_ES" w:bidi="es_ES"/>
+        </w:rPr>
+        <w:t>Ro 8:17–18,</w:t>
+      </w:r>
       <w:r>
         <w:rPr>
           <w:lang w:val="es_ES" w:bidi="es_ES"/>
         </w:rPr>
         <w:t xml:space="preserve"> </w:t>
       </w:r>
-      <w:hyperlink r:id="rId57">
-        <w:r>
-          <w:rPr>
-            <w:lang w:val="es_ES" w:bidi="es_ES"/>
-          </w:rPr>
-          <w:rPr>
-            <w:color w:val="0000EE"/>
-            <w:u w:val="single"/>
-          </w:rPr>
-          <w:t>1 Ts 3:3</w:t>
-        </w:r>
-      </w:hyperlink>
+      <w:r>
+        <w:rPr>
+          <w:lang w:val="es_ES" w:bidi="es_ES"/>
+        </w:rPr>
+        <w:t>1 Ts 3:3</w:t>
+      </w:r>
       <w:r>
         <w:rPr>
           <w:lang w:val="es_ES" w:bidi="es_ES"/>
@@ -2140,18 +1858,12 @@
         </w:rPr>
         <w:t>Pablo considera su propio papel en la predicación generalizada de las buenas nuevas (</w:t>
       </w:r>
-      <w:hyperlink r:id="rId58">
-        <w:r>
-          <w:rPr>
-            <w:lang w:val="es_ES" w:bidi="es_ES"/>
-          </w:rPr>
-          <w:rPr>
-            <w:color w:val="0000EE"/>
-            <w:u w:val="single"/>
-          </w:rPr>
-          <w:t>1:23</w:t>
-        </w:r>
-      </w:hyperlink>
+      <w:r>
+        <w:rPr>
+          <w:lang w:val="es_ES" w:bidi="es_ES"/>
+        </w:rPr>
+        <w:t>1:23</w:t>
+      </w:r>
       <w:r>
         <w:rPr>
           <w:lang w:val="es_ES" w:bidi="es_ES"/>
@@ -2314,18 +2026,12 @@
         </w:rPr>
         <w:t xml:space="preserve">": Ver </w:t>
       </w:r>
-      <w:hyperlink r:id="rId59">
-        <w:r>
-          <w:rPr>
-            <w:lang w:val="es_ES" w:bidi="es_ES"/>
-          </w:rPr>
-          <w:rPr>
-            <w:color w:val="0000EE"/>
-            <w:u w:val="single"/>
-          </w:rPr>
-          <w:t>1:26,</w:t>
-        </w:r>
-      </w:hyperlink>
+      <w:r>
+        <w:rPr>
+          <w:lang w:val="es_ES" w:bidi="es_ES"/>
+        </w:rPr>
+        <w:t>1:26,</w:t>
+      </w:r>
       <w:r>
         <w:rPr>
           <w:lang w:val="es_ES" w:bidi="es_ES"/>
@@ -2380,18 +2086,12 @@
         </w:rPr>
         <w:t xml:space="preserve">Pablo se basa en </w:t>
       </w:r>
-      <w:hyperlink r:id="rId53">
-        <w:r>
-          <w:rPr>
-            <w:lang w:val="es_ES" w:bidi="es_ES"/>
-          </w:rPr>
-          <w:rPr>
-            <w:color w:val="0000EE"/>
-            <w:u w:val="single"/>
-          </w:rPr>
-          <w:t>1:15–20</w:t>
-        </w:r>
-      </w:hyperlink>
+      <w:r>
+        <w:rPr>
+          <w:lang w:val="es_ES" w:bidi="es_ES"/>
+        </w:rPr>
+        <w:t>1:15–20</w:t>
+      </w:r>
       <w:r>
         <w:rPr>
           <w:lang w:val="es_ES" w:bidi="es_ES"/>
@@ -2519,84 +2219,54 @@
         </w:rPr>
         <w:t xml:space="preserve">o los principios espirituales del mundo; también en </w:t>
       </w:r>
-      <w:hyperlink r:id="rId60">
-        <w:r>
-          <w:rPr>
-            <w:lang w:val="es_ES" w:bidi="es_ES"/>
-          </w:rPr>
-          <w:rPr>
-            <w:color w:val="0000EE"/>
-            <w:u w:val="single"/>
-          </w:rPr>
-          <w:t>2:20</w:t>
-        </w:r>
-      </w:hyperlink>
+      <w:r>
+        <w:rPr>
+          <w:lang w:val="es_ES" w:bidi="es_ES"/>
+        </w:rPr>
+        <w:t>2:20</w:t>
+      </w:r>
       <w:r>
         <w:rPr>
           <w:lang w:val="es_ES" w:bidi="es_ES"/>
         </w:rPr>
         <w:t xml:space="preserve">): esta frase puede referirse a enseñanzas elementales propias de este mundo (ver </w:t>
       </w:r>
-      <w:hyperlink r:id="rId61">
-        <w:r>
-          <w:rPr>
-            <w:lang w:val="es_ES" w:bidi="es_ES"/>
-          </w:rPr>
-          <w:rPr>
-            <w:color w:val="0000EE"/>
-            <w:u w:val="single"/>
-          </w:rPr>
-          <w:t>Hb 5:12</w:t>
-        </w:r>
-      </w:hyperlink>
+      <w:r>
+        <w:rPr>
+          <w:lang w:val="es_ES" w:bidi="es_ES"/>
+        </w:rPr>
+        <w:t>Hb 5:12</w:t>
+      </w:r>
       <w:r>
         <w:rPr>
           <w:lang w:val="es_ES" w:bidi="es_ES"/>
         </w:rPr>
         <w:t xml:space="preserve">), o a seres espirituales que se pensaba que tenían una influencia decisiva en el curso de los eventos (ver también </w:t>
       </w:r>
-      <w:hyperlink r:id="rId62">
-        <w:r>
-          <w:rPr>
-            <w:lang w:val="es_ES" w:bidi="es_ES"/>
-          </w:rPr>
-          <w:rPr>
-            <w:color w:val="0000EE"/>
-            <w:u w:val="single"/>
-          </w:rPr>
-          <w:t>Col 2:15,</w:t>
-        </w:r>
-      </w:hyperlink>
-      <w:hyperlink r:id="rId60">
-        <w:r>
-          <w:rPr>
-            <w:lang w:val="es_ES" w:bidi="es_ES"/>
-          </w:rPr>
-          <w:rPr>
-            <w:color w:val="0000EE"/>
-            <w:u w:val="single"/>
-          </w:rPr>
-          <w:t>20;</w:t>
-        </w:r>
-      </w:hyperlink>
+      <w:r>
+        <w:rPr>
+          <w:lang w:val="es_ES" w:bidi="es_ES"/>
+        </w:rPr>
+        <w:t>Col 2:15,</w:t>
+      </w:r>
+      <w:r>
+        <w:rPr>
+          <w:lang w:val="es_ES" w:bidi="es_ES"/>
+        </w:rPr>
+        <w:t>20;</w:t>
+      </w:r>
       <w:r>
         <w:rPr>
           <w:lang w:val="es_ES" w:bidi="es_ES"/>
         </w:rPr>
         <w:t xml:space="preserve"> </w:t>
       </w:r>
-      <w:hyperlink r:id="rId63">
-        <w:r>
-          <w:rPr>
-            <w:lang w:val="es_ES" w:bidi="es_ES"/>
-          </w:rPr>
-          <w:rPr>
-            <w:color w:val="0000EE"/>
-            <w:u w:val="single"/>
-          </w:rPr>
-          <w:t>Ga 4:3</w:t>
-        </w:r>
-      </w:hyperlink>
+      <w:r>
+        <w:rPr>
+          <w:lang w:val="es_ES" w:bidi="es_ES"/>
+        </w:rPr>
+        <w:t>Ga 4:3</w:t>
+      </w:r>
       <w:r>
         <w:rPr>
           <w:lang w:val="es_ES" w:bidi="es_ES"/>
@@ -2729,18 +2399,12 @@
         </w:rPr>
         <w:t>": como en un pasaje aproximadamente paralelo (</w:t>
       </w:r>
-      <w:hyperlink r:id="rId64">
-        <w:r>
-          <w:rPr>
-            <w:lang w:val="es_ES" w:bidi="es_ES"/>
-          </w:rPr>
-          <w:rPr>
-            <w:color w:val="0000EE"/>
-            <w:u w:val="single"/>
-          </w:rPr>
-          <w:t>Ro 6:3–6</w:t>
-        </w:r>
-      </w:hyperlink>
+      <w:r>
+        <w:rPr>
+          <w:lang w:val="es_ES" w:bidi="es_ES"/>
+        </w:rPr>
+        <w:t>Ro 6:3–6</w:t>
+      </w:r>
       <w:r>
         <w:rPr>
           <w:lang w:val="es_ES" w:bidi="es_ES"/>
@@ -2820,18 +2484,12 @@
         </w:rPr>
         <w:t xml:space="preserve"> La ley de Dios requería una obediencia que las personas no pueden ofrecer, pero Dios ha perdonado nuestra deuda a través de la obra de Cristo (</w:t>
       </w:r>
-      <w:hyperlink r:id="rId65">
-        <w:r>
-          <w:rPr>
-            <w:lang w:val="es_ES" w:bidi="es_ES"/>
-          </w:rPr>
-          <w:rPr>
-            <w:color w:val="0000EE"/>
-            <w:u w:val="single"/>
-          </w:rPr>
-          <w:t>2:13</w:t>
-        </w:r>
-      </w:hyperlink>
+      <w:r>
+        <w:rPr>
+          <w:lang w:val="es_ES" w:bidi="es_ES"/>
+        </w:rPr>
+        <w:t>2:13</w:t>
+      </w:r>
       <w:r>
         <w:rPr>
           <w:lang w:val="es_ES" w:bidi="es_ES"/>
@@ -2898,18 +2556,12 @@
         </w:rPr>
         <w:t xml:space="preserve">): el ejército romano celebraba las grandes victorias con una procesión triunfal. El general romano victorioso llevaba a los cautivos humillados de su campaña a la ciudad conquistada. La imagen captura vívidamente la gloriosa victoria que Dios, a través de la cruz de Cristo, ha ganado sobre todos los poderes espirituales hostiles (ver también </w:t>
       </w:r>
-      <w:hyperlink r:id="rId66">
-        <w:r>
-          <w:rPr>
-            <w:lang w:val="es_ES" w:bidi="es_ES"/>
-          </w:rPr>
-          <w:rPr>
-            <w:color w:val="0000EE"/>
-            <w:u w:val="single"/>
-          </w:rPr>
-          <w:t>Ef 4:7–11</w:t>
-        </w:r>
-      </w:hyperlink>
+      <w:r>
+        <w:rPr>
+          <w:lang w:val="es_ES" w:bidi="es_ES"/>
+        </w:rPr>
+        <w:t>Ef 4:7–11</w:t>
+      </w:r>
       <w:r>
         <w:rPr>
           <w:lang w:val="es_ES" w:bidi="es_ES"/>
@@ -2970,90 +2622,60 @@
         </w:rPr>
         <w:t xml:space="preserve">: las enseñanzas religiosas que prohibían ciertos tipos de alimentos y bebidas eran comunes en el mundo antiguo. El Antiguo Testamento no prohíbe beber alcohol, pero muchos judíos devotos que vivían en culturas paganas se abstenían (cp. </w:t>
       </w:r>
-      <w:hyperlink r:id="rId67">
-        <w:r>
-          <w:rPr>
-            <w:lang w:val="es_ES" w:bidi="es_ES"/>
-          </w:rPr>
-          <w:rPr>
-            <w:color w:val="0000EE"/>
-            <w:u w:val="single"/>
-          </w:rPr>
-          <w:t>Dn 1:8–16</w:t>
-        </w:r>
-      </w:hyperlink>
+      <w:r>
+        <w:rPr>
+          <w:lang w:val="es_ES" w:bidi="es_ES"/>
+        </w:rPr>
+        <w:t>Dn 1:8–16</w:t>
+      </w:r>
       <w:r>
         <w:rPr>
           <w:lang w:val="es_ES" w:bidi="es_ES"/>
         </w:rPr>
         <w:t xml:space="preserve">). • Muchos grupos religiosos antiguos, incluidos los judíos, celebraban la luna nueva con varias ceremonias (ver </w:t>
       </w:r>
-      <w:hyperlink r:id="rId68">
-        <w:r>
-          <w:rPr>
-            <w:lang w:val="es_ES" w:bidi="es_ES"/>
-          </w:rPr>
-          <w:rPr>
-            <w:color w:val="0000EE"/>
-            <w:u w:val="single"/>
-          </w:rPr>
-          <w:t>Nm 10:10,</w:t>
-        </w:r>
-      </w:hyperlink>
+      <w:r>
+        <w:rPr>
+          <w:lang w:val="es_ES" w:bidi="es_ES"/>
+        </w:rPr>
+        <w:t>Nm 10:10,</w:t>
+      </w:r>
       <w:r>
         <w:rPr>
           <w:lang w:val="es_ES" w:bidi="es_ES"/>
         </w:rPr>
         <w:t xml:space="preserve"> </w:t>
       </w:r>
-      <w:hyperlink r:id="rId69">
-        <w:r>
-          <w:rPr>
-            <w:lang w:val="es_ES" w:bidi="es_ES"/>
-          </w:rPr>
-          <w:rPr>
-            <w:color w:val="0000EE"/>
-            <w:u w:val="single"/>
-          </w:rPr>
-          <w:t>Sal 81:3,</w:t>
-        </w:r>
-      </w:hyperlink>
+      <w:r>
+        <w:rPr>
+          <w:lang w:val="es_ES" w:bidi="es_ES"/>
+        </w:rPr>
+        <w:t>Sal 81:3,</w:t>
+      </w:r>
       <w:r>
         <w:rPr>
           <w:lang w:val="es_ES" w:bidi="es_ES"/>
         </w:rPr>
         <w:t xml:space="preserve"> </w:t>
       </w:r>
-      <w:hyperlink r:id="rId70">
-        <w:r>
-          <w:rPr>
-            <w:lang w:val="es_ES" w:bidi="es_ES"/>
-          </w:rPr>
-          <w:rPr>
-            <w:color w:val="0000EE"/>
-            <w:u w:val="single"/>
-          </w:rPr>
-          <w:t>Is 1:13</w:t>
-        </w:r>
-      </w:hyperlink>
+      <w:r>
+        <w:rPr>
+          <w:lang w:val="es_ES" w:bidi="es_ES"/>
+        </w:rPr>
+        <w:t>Is 1:13</w:t>
+      </w:r>
       <w:r>
         <w:rPr>
           <w:lang w:val="es_ES" w:bidi="es_ES"/>
         </w:rPr>
         <w:t xml:space="preserve">). • Los sábados judíos se establecieron en la ley de Moisés y fueron celebrados por los judíos como una parte esencial de su religión. Los cristianos podían continuar observando el sábado si lo deseaban, pero Pablo afirmó que los cristianos tienen libertad en este asunto (ver </w:t>
       </w:r>
-      <w:hyperlink r:id="rId71">
-        <w:r>
-          <w:rPr>
-            <w:lang w:val="es_ES" w:bidi="es_ES"/>
-          </w:rPr>
-          <w:rPr>
-            <w:color w:val="0000EE"/>
-            <w:u w:val="single"/>
-          </w:rPr>
-          <w:t>Ro 14:5</w:t>
-        </w:r>
-      </w:hyperlink>
+      <w:r>
+        <w:rPr>
+          <w:lang w:val="es_ES" w:bidi="es_ES"/>
+        </w:rPr>
+        <w:t>Ro 14:5</w:t>
+      </w:r>
       <w:r>
         <w:rPr>
           <w:lang w:val="es_ES" w:bidi="es_ES"/>
@@ -3108,18 +2730,12 @@
         </w:rPr>
         <w:t xml:space="preserve">Pablo rechaza a los falsos maestros y a sus exigencias, explicando que su atractivo proviene de enseñanzas humanas (ver </w:t>
       </w:r>
-      <w:hyperlink r:id="rId72">
-        <w:r>
-          <w:rPr>
-            <w:lang w:val="es_ES" w:bidi="es_ES"/>
-          </w:rPr>
-          <w:rPr>
-            <w:color w:val="0000EE"/>
-            <w:u w:val="single"/>
-          </w:rPr>
-          <w:t>2:8</w:t>
-        </w:r>
-      </w:hyperlink>
+      <w:r>
+        <w:rPr>
+          <w:lang w:val="es_ES" w:bidi="es_ES"/>
+        </w:rPr>
+        <w:t>2:8</w:t>
+      </w:r>
       <w:r>
         <w:rPr>
           <w:lang w:val="es_ES" w:bidi="es_ES"/>
@@ -3174,18 +2790,12 @@
         </w:rPr>
         <w:t xml:space="preserve">La realidad de Cristo fue anticipada por los rituales del Antiguo Testamento, a los que Pablo llama sombras (ver también </w:t>
       </w:r>
-      <w:hyperlink r:id="rId73">
-        <w:r>
-          <w:rPr>
-            <w:lang w:val="es_ES" w:bidi="es_ES"/>
-          </w:rPr>
-          <w:rPr>
-            <w:color w:val="0000EE"/>
-            <w:u w:val="single"/>
-          </w:rPr>
-          <w:t>Hb 10:1</w:t>
-        </w:r>
-      </w:hyperlink>
+      <w:r>
+        <w:rPr>
+          <w:lang w:val="es_ES" w:bidi="es_ES"/>
+        </w:rPr>
+        <w:t>Hb 10:1</w:t>
+      </w:r>
       <w:r>
         <w:rPr>
           <w:lang w:val="es_ES" w:bidi="es_ES"/>
@@ -3306,36 +2916,24 @@
         </w:rPr>
         <w:t>": La muerte de Cristo en la cruz marcó su victoria sobre los poderes espirituales (</w:t>
       </w:r>
-      <w:hyperlink r:id="rId62">
-        <w:r>
-          <w:rPr>
-            <w:lang w:val="es_ES" w:bidi="es_ES"/>
-          </w:rPr>
-          <w:rPr>
-            <w:color w:val="0000EE"/>
-            <w:u w:val="single"/>
-          </w:rPr>
-          <w:t>2:15</w:t>
-        </w:r>
-      </w:hyperlink>
+      <w:r>
+        <w:rPr>
+          <w:lang w:val="es_ES" w:bidi="es_ES"/>
+        </w:rPr>
+        <w:t>2:15</w:t>
+      </w:r>
       <w:r>
         <w:rPr>
           <w:lang w:val="es_ES" w:bidi="es_ES"/>
         </w:rPr>
         <w:t xml:space="preserve">), por lo que nosotros, que participamos en su muerte, también hemos sido liberados de los poderes espirituales malignos de este mundo (ver </w:t>
       </w:r>
-      <w:hyperlink r:id="rId72">
-        <w:r>
-          <w:rPr>
-            <w:lang w:val="es_ES" w:bidi="es_ES"/>
-          </w:rPr>
-          <w:rPr>
-            <w:color w:val="0000EE"/>
-            <w:u w:val="single"/>
-          </w:rPr>
-          <w:t>2:8</w:t>
-        </w:r>
-      </w:hyperlink>
+      <w:r>
+        <w:rPr>
+          <w:lang w:val="es_ES" w:bidi="es_ES"/>
+        </w:rPr>
+        <w:t>2:8</w:t>
+      </w:r>
       <w:r>
         <w:rPr>
           <w:lang w:val="es_ES" w:bidi="es_ES"/>
@@ -3402,18 +3000,12 @@
         </w:rPr>
         <w:t>": No sólo están arraigadas en el mundo y no en Cristo (</w:t>
       </w:r>
-      <w:hyperlink r:id="rId37">
-        <w:r>
-          <w:rPr>
-            <w:lang w:val="es_ES" w:bidi="es_ES"/>
-          </w:rPr>
-          <w:rPr>
-            <w:color w:val="0000EE"/>
-            <w:u w:val="single"/>
-          </w:rPr>
-          <w:t>2:19</w:t>
-        </w:r>
-      </w:hyperlink>
+      <w:r>
+        <w:rPr>
+          <w:lang w:val="es_ES" w:bidi="es_ES"/>
+        </w:rPr>
+        <w:t>2:19</w:t>
+      </w:r>
       <w:r>
         <w:rPr>
           <w:lang w:val="es_ES" w:bidi="es_ES"/>
@@ -3474,18 +3066,12 @@
         </w:rPr>
         <w:t>: los cristianos viven en la tierra, pero como han resucitado con Cristo, su verdadero ser está orientado al reino espiritual sobre el que Cristo gobierna. De manera contraria, las normas y reglamentos de los falsos maestros se centraban en el reino terrenal (</w:t>
       </w:r>
-      <w:hyperlink r:id="rId74">
-        <w:r>
-          <w:rPr>
-            <w:lang w:val="es_ES" w:bidi="es_ES"/>
-          </w:rPr>
-          <w:rPr>
-            <w:color w:val="0000EE"/>
-            <w:u w:val="single"/>
-          </w:rPr>
-          <w:t>2:22</w:t>
-        </w:r>
-      </w:hyperlink>
+      <w:r>
+        <w:rPr>
+          <w:lang w:val="es_ES" w:bidi="es_ES"/>
+        </w:rPr>
+        <w:t>2:22</w:t>
+      </w:r>
       <w:r>
         <w:rPr>
           <w:lang w:val="es_ES" w:bidi="es_ES"/>
@@ -3594,36 +3180,24 @@
         </w:rPr>
         <w:t xml:space="preserve">: Ver </w:t>
       </w:r>
-      <w:hyperlink r:id="rId60">
-        <w:r>
-          <w:rPr>
-            <w:lang w:val="es_ES" w:bidi="es_ES"/>
-          </w:rPr>
-          <w:rPr>
-            <w:color w:val="0000EE"/>
-            <w:u w:val="single"/>
-          </w:rPr>
-          <w:t>2:20</w:t>
-        </w:r>
-      </w:hyperlink>
+      <w:r>
+        <w:rPr>
+          <w:lang w:val="es_ES" w:bidi="es_ES"/>
+        </w:rPr>
+        <w:t>2:20</w:t>
+      </w:r>
       <w:r>
         <w:rPr>
           <w:lang w:val="es_ES" w:bidi="es_ES"/>
         </w:rPr>
         <w:t xml:space="preserve">. • Lo que ahora está oculto un día será revelado (cp. </w:t>
       </w:r>
-      <w:hyperlink r:id="rId59">
-        <w:r>
-          <w:rPr>
-            <w:lang w:val="es_ES" w:bidi="es_ES"/>
-          </w:rPr>
-          <w:rPr>
-            <w:color w:val="0000EE"/>
-            <w:u w:val="single"/>
-          </w:rPr>
-          <w:t>1:26</w:t>
-        </w:r>
-      </w:hyperlink>
+      <w:r>
+        <w:rPr>
+          <w:lang w:val="es_ES" w:bidi="es_ES"/>
+        </w:rPr>
+        <w:t>1:26</w:t>
+      </w:r>
       <w:r>
         <w:rPr>
           <w:lang w:val="es_ES" w:bidi="es_ES"/>
@@ -3690,18 +3264,12 @@
         </w:rPr>
         <w:t>": nuestra muerte a esta vida (</w:t>
       </w:r>
-      <w:hyperlink r:id="rId75">
-        <w:r>
-          <w:rPr>
-            <w:lang w:val="es_ES" w:bidi="es_ES"/>
-          </w:rPr>
-          <w:rPr>
-            <w:color w:val="0000EE"/>
-            <w:u w:val="single"/>
-          </w:rPr>
-          <w:t>3:3</w:t>
-        </w:r>
-      </w:hyperlink>
+      <w:r>
+        <w:rPr>
+          <w:lang w:val="es_ES" w:bidi="es_ES"/>
+        </w:rPr>
+        <w:t>3:3</w:t>
+      </w:r>
       <w:r>
         <w:rPr>
           <w:lang w:val="es_ES" w:bidi="es_ES"/>
@@ -3780,18 +3348,12 @@
         </w:rPr>
         <w:t xml:space="preserve">": Algunos manuscritos dicen que vendrá sobre todos los que le desobedecen. En el texto griego, estas palabras aparecen textualmente en </w:t>
       </w:r>
-      <w:hyperlink r:id="rId76">
-        <w:r>
-          <w:rPr>
-            <w:lang w:val="es_ES" w:bidi="es_ES"/>
-          </w:rPr>
-          <w:rPr>
-            <w:color w:val="0000EE"/>
-            <w:u w:val="single"/>
-          </w:rPr>
-          <w:t>Ef 5:6,</w:t>
-        </w:r>
-      </w:hyperlink>
+      <w:r>
+        <w:rPr>
+          <w:lang w:val="es_ES" w:bidi="es_ES"/>
+        </w:rPr>
+        <w:t>Ef 5:6,</w:t>
+      </w:r>
       <w:r>
         <w:rPr>
           <w:lang w:val="es_ES" w:bidi="es_ES"/>
@@ -3846,96 +3408,60 @@
         </w:rPr>
         <w:t xml:space="preserve">deshacerse de (literalmente "dejad"): quitarse la ropa es una metáfora de librar nuestras vidas de prácticas que interfieren con nuestro caminar con el Señor (ver </w:t>
       </w:r>
-      <w:hyperlink r:id="rId77">
-        <w:r>
-          <w:rPr>
-            <w:lang w:val="es_ES" w:bidi="es_ES"/>
-          </w:rPr>
-          <w:rPr>
-            <w:color w:val="0000EE"/>
-            <w:u w:val="single"/>
-          </w:rPr>
-          <w:t>Ro 13:12;</w:t>
-        </w:r>
-      </w:hyperlink>
+      <w:r>
+        <w:rPr>
+          <w:lang w:val="es_ES" w:bidi="es_ES"/>
+        </w:rPr>
+        <w:t>Ro 13:12;</w:t>
+      </w:r>
       <w:r>
         <w:rPr>
           <w:lang w:val="es_ES" w:bidi="es_ES"/>
         </w:rPr>
         <w:t xml:space="preserve"> </w:t>
       </w:r>
-      <w:hyperlink r:id="rId78">
-        <w:r>
-          <w:rPr>
-            <w:lang w:val="es_ES" w:bidi="es_ES"/>
-          </w:rPr>
-          <w:rPr>
-            <w:color w:val="0000EE"/>
-            <w:u w:val="single"/>
-          </w:rPr>
-          <w:t>Ef 4:22,</w:t>
-        </w:r>
-      </w:hyperlink>
-      <w:hyperlink r:id="rId79">
-        <w:r>
-          <w:rPr>
-            <w:lang w:val="es_ES" w:bidi="es_ES"/>
-          </w:rPr>
-          <w:rPr>
-            <w:color w:val="0000EE"/>
-            <w:u w:val="single"/>
-          </w:rPr>
-          <w:t>25;</w:t>
-        </w:r>
-      </w:hyperlink>
+      <w:r>
+        <w:rPr>
+          <w:lang w:val="es_ES" w:bidi="es_ES"/>
+        </w:rPr>
+        <w:t>Ef 4:22,</w:t>
+      </w:r>
+      <w:r>
+        <w:rPr>
+          <w:lang w:val="es_ES" w:bidi="es_ES"/>
+        </w:rPr>
+        <w:t>25;</w:t>
+      </w:r>
       <w:r>
         <w:rPr>
           <w:lang w:val="es_ES" w:bidi="es_ES"/>
         </w:rPr>
         <w:t xml:space="preserve"> </w:t>
       </w:r>
-      <w:hyperlink r:id="rId80">
-        <w:r>
-          <w:rPr>
-            <w:lang w:val="es_ES" w:bidi="es_ES"/>
-          </w:rPr>
-          <w:rPr>
-            <w:color w:val="0000EE"/>
-            <w:u w:val="single"/>
-          </w:rPr>
-          <w:t xml:space="preserve">Hb 12:1; </w:t>
-        </w:r>
-      </w:hyperlink>
-      <w:hyperlink r:id="rId81">
-        <w:r>
-          <w:rPr>
-            <w:lang w:val="es_ES" w:bidi="es_ES"/>
-          </w:rPr>
-          <w:rPr>
-            <w:color w:val="0000EE"/>
-            <w:u w:val="single"/>
-          </w:rPr>
-          <w:t>St 1:21;</w:t>
-        </w:r>
-      </w:hyperlink>
+      <w:r>
+        <w:rPr>
+          <w:lang w:val="es_ES" w:bidi="es_ES"/>
+        </w:rPr>
+        <w:t xml:space="preserve">Hb 12:1; </w:t>
+      </w:r>
+      <w:r>
+        <w:rPr>
+          <w:lang w:val="es_ES" w:bidi="es_ES"/>
+        </w:rPr>
+        <w:t>St 1:21;</w:t>
+      </w:r>
       <w:r>
         <w:rPr>
           <w:lang w:val="es_ES" w:bidi="es_ES"/>
         </w:rPr>
         <w:t xml:space="preserve"> </w:t>
       </w:r>
-      <w:hyperlink r:id="rId82">
-        <w:r>
-          <w:rPr>
-            <w:lang w:val="es_ES" w:bidi="es_ES"/>
-          </w:rPr>
-          <w:rPr>
-            <w:color w:val="0000EE"/>
-            <w:u w:val="single"/>
-          </w:rPr>
-          <w:t>1 Pe 2:1</w:t>
-        </w:r>
-      </w:hyperlink>
+      <w:r>
+        <w:rPr>
+          <w:lang w:val="es_ES" w:bidi="es_ES"/>
+        </w:rPr>
+        <w:t>1 Pe 2:1</w:t>
+      </w:r>
       <w:r>
         <w:rPr>
           <w:lang w:val="es_ES" w:bidi="es_ES"/>
@@ -4014,48 +3540,30 @@
         </w:rPr>
         <w:t xml:space="preserve">": Pablo contrasta la identidad antigua y la nueva (ver también </w:t>
       </w:r>
-      <w:hyperlink r:id="rId83">
-        <w:r>
-          <w:rPr>
-            <w:lang w:val="es_ES" w:bidi="es_ES"/>
-          </w:rPr>
-          <w:rPr>
-            <w:color w:val="0000EE"/>
-            <w:u w:val="single"/>
-          </w:rPr>
-          <w:t>Ro 5:12–21,</w:t>
-        </w:r>
-      </w:hyperlink>
-      <w:hyperlink r:id="rId84">
-        <w:r>
-          <w:rPr>
-            <w:lang w:val="es_ES" w:bidi="es_ES"/>
-          </w:rPr>
-          <w:rPr>
-            <w:color w:val="0000EE"/>
-            <w:u w:val="single"/>
-          </w:rPr>
-          <w:t>6:6;</w:t>
-        </w:r>
-      </w:hyperlink>
+      <w:r>
+        <w:rPr>
+          <w:lang w:val="es_ES" w:bidi="es_ES"/>
+        </w:rPr>
+        <w:t>Ro 5:12–21,</w:t>
+      </w:r>
+      <w:r>
+        <w:rPr>
+          <w:lang w:val="es_ES" w:bidi="es_ES"/>
+        </w:rPr>
+        <w:t>6:6;</w:t>
+      </w:r>
       <w:r>
         <w:rPr>
           <w:lang w:val="es_ES" w:bidi="es_ES"/>
         </w:rPr>
         <w:t xml:space="preserve"> </w:t>
       </w:r>
-      <w:hyperlink r:id="rId85">
-        <w:r>
-          <w:rPr>
-            <w:lang w:val="es_ES" w:bidi="es_ES"/>
-          </w:rPr>
-          <w:rPr>
-            <w:color w:val="0000EE"/>
-            <w:u w:val="single"/>
-          </w:rPr>
-          <w:t>Ef 4:22–24</w:t>
-        </w:r>
-      </w:hyperlink>
+      <w:r>
+        <w:rPr>
+          <w:lang w:val="es_ES" w:bidi="es_ES"/>
+        </w:rPr>
+        <w:t>Ef 4:22–24</w:t>
+      </w:r>
       <w:r>
         <w:rPr>
           <w:lang w:val="es_ES" w:bidi="es_ES"/>
@@ -4171,18 +3679,12 @@
         </w:rPr>
         <w:t>Pablo describe la esencia de la nueva vida de las personas que han resucitado con Cristo (</w:t>
       </w:r>
-      <w:hyperlink r:id="rId86">
-        <w:r>
-          <w:rPr>
-            <w:lang w:val="es_ES" w:bidi="es_ES"/>
-          </w:rPr>
-          <w:rPr>
-            <w:color w:val="0000EE"/>
-            <w:u w:val="single"/>
-          </w:rPr>
-          <w:t>3:1</w:t>
-        </w:r>
-      </w:hyperlink>
+      <w:r>
+        <w:rPr>
+          <w:lang w:val="es_ES" w:bidi="es_ES"/>
+        </w:rPr>
+        <w:t>3:1</w:t>
+      </w:r>
       <w:r>
         <w:rPr>
           <w:lang w:val="es_ES" w:bidi="es_ES"/>
@@ -4237,36 +3739,24 @@
         </w:rPr>
         <w:t xml:space="preserve">Así como Cristo es uno, solo puede haber un cuerpo de Cristo (ver </w:t>
       </w:r>
-      <w:hyperlink r:id="rId87">
-        <w:r>
-          <w:rPr>
-            <w:lang w:val="es_ES" w:bidi="es_ES"/>
-          </w:rPr>
-          <w:rPr>
-            <w:color w:val="0000EE"/>
-            <w:u w:val="single"/>
-          </w:rPr>
-          <w:t>1:18,</w:t>
-        </w:r>
-      </w:hyperlink>
+      <w:r>
+        <w:rPr>
+          <w:lang w:val="es_ES" w:bidi="es_ES"/>
+        </w:rPr>
+        <w:t>1:18,</w:t>
+      </w:r>
       <w:r>
         <w:rPr>
           <w:lang w:val="es_ES" w:bidi="es_ES"/>
         </w:rPr>
         <w:t xml:space="preserve"> </w:t>
       </w:r>
-      <w:hyperlink r:id="rId88">
-        <w:r>
-          <w:rPr>
-            <w:lang w:val="es_ES" w:bidi="es_ES"/>
-          </w:rPr>
-          <w:rPr>
-            <w:color w:val="0000EE"/>
-            <w:u w:val="single"/>
-          </w:rPr>
-          <w:t>Ef 4:4–6</w:t>
-        </w:r>
-      </w:hyperlink>
+      <w:r>
+        <w:rPr>
+          <w:lang w:val="es_ES" w:bidi="es_ES"/>
+        </w:rPr>
+        <w:t>Ef 4:4–6</w:t>
+      </w:r>
       <w:r>
         <w:rPr>
           <w:lang w:val="es_ES" w:bidi="es_ES"/>
@@ -4321,36 +3811,24 @@
         </w:rPr>
         <w:t xml:space="preserve">Los salmos, himnos y cánticos espirituales son canciones de alabanza y adoración (ver </w:t>
       </w:r>
-      <w:hyperlink r:id="rId89">
-        <w:r>
-          <w:rPr>
-            <w:lang w:val="es_ES" w:bidi="es_ES"/>
-          </w:rPr>
-          <w:rPr>
-            <w:color w:val="0000EE"/>
-            <w:u w:val="single"/>
-          </w:rPr>
-          <w:t>1 Co 14:26,</w:t>
-        </w:r>
-      </w:hyperlink>
+      <w:r>
+        <w:rPr>
+          <w:lang w:val="es_ES" w:bidi="es_ES"/>
+        </w:rPr>
+        <w:t>1 Co 14:26,</w:t>
+      </w:r>
       <w:r>
         <w:rPr>
           <w:lang w:val="es_ES" w:bidi="es_ES"/>
         </w:rPr>
         <w:t xml:space="preserve"> </w:t>
       </w:r>
-      <w:hyperlink r:id="rId90">
-        <w:r>
-          <w:rPr>
-            <w:lang w:val="es_ES" w:bidi="es_ES"/>
-          </w:rPr>
-          <w:rPr>
-            <w:color w:val="0000EE"/>
-            <w:u w:val="single"/>
-          </w:rPr>
-          <w:t>Ef 5:19</w:t>
-        </w:r>
-      </w:hyperlink>
+      <w:r>
+        <w:rPr>
+          <w:lang w:val="es_ES" w:bidi="es_ES"/>
+        </w:rPr>
+        <w:t>Ef 5:19</w:t>
+      </w:r>
       <w:r>
         <w:rPr>
           <w:lang w:val="es_ES" w:bidi="es_ES"/>
@@ -4453,30 +3931,18 @@
         </w:rPr>
         <w:t xml:space="preserve">Estar sujetos significa reconocer el lugar de uno bajo otra persona en un orden social. Tal sumisión siempre implica que Dios está en la cima y que su voluntad es suprema (cp. </w:t>
       </w:r>
-      <w:hyperlink r:id="rId91">
-        <w:r>
-          <w:rPr>
-            <w:lang w:val="es_ES" w:bidi="es_ES"/>
-          </w:rPr>
-          <w:rPr>
-            <w:color w:val="0000EE"/>
-            <w:u w:val="single"/>
-          </w:rPr>
-          <w:t xml:space="preserve">Hc 4:19–20, </w:t>
-        </w:r>
-      </w:hyperlink>
-      <w:hyperlink r:id="rId92">
-        <w:r>
-          <w:rPr>
-            <w:lang w:val="es_ES" w:bidi="es_ES"/>
-          </w:rPr>
-          <w:rPr>
-            <w:color w:val="0000EE"/>
-            <w:u w:val="single"/>
-          </w:rPr>
-          <w:t>5:29</w:t>
-        </w:r>
-      </w:hyperlink>
+      <w:r>
+        <w:rPr>
+          <w:lang w:val="es_ES" w:bidi="es_ES"/>
+        </w:rPr>
+        <w:t xml:space="preserve">Hc 4:19–20, </w:t>
+      </w:r>
+      <w:r>
+        <w:rPr>
+          <w:lang w:val="es_ES" w:bidi="es_ES"/>
+        </w:rPr>
+        <w:t>5:29</w:t>
+      </w:r>
       <w:r>
         <w:rPr>
           <w:lang w:val="es_ES" w:bidi="es_ES"/>
@@ -4544,144 +4010,96 @@
         </w:rPr>
         <w:t xml:space="preserve"> Pablo ofrece instrucciones a las esposas (</w:t>
       </w:r>
-      <w:hyperlink r:id="rId93">
-        <w:r>
-          <w:rPr>
-            <w:lang w:val="es_ES" w:bidi="es_ES"/>
-          </w:rPr>
-          <w:rPr>
-            <w:color w:val="0000EE"/>
-            <w:u w:val="single"/>
-          </w:rPr>
-          <w:t>3:18</w:t>
-        </w:r>
-      </w:hyperlink>
+      <w:r>
+        <w:rPr>
+          <w:lang w:val="es_ES" w:bidi="es_ES"/>
+        </w:rPr>
+        <w:t>3:18</w:t>
+      </w:r>
       <w:r>
         <w:rPr>
           <w:lang w:val="es_ES" w:bidi="es_ES"/>
         </w:rPr>
         <w:t>), maridos (</w:t>
       </w:r>
-      <w:hyperlink r:id="rId94">
-        <w:r>
-          <w:rPr>
-            <w:lang w:val="es_ES" w:bidi="es_ES"/>
-          </w:rPr>
-          <w:rPr>
-            <w:color w:val="0000EE"/>
-            <w:u w:val="single"/>
-          </w:rPr>
-          <w:t>3:19</w:t>
-        </w:r>
-      </w:hyperlink>
+      <w:r>
+        <w:rPr>
+          <w:lang w:val="es_ES" w:bidi="es_ES"/>
+        </w:rPr>
+        <w:t>3:19</w:t>
+      </w:r>
       <w:r>
         <w:rPr>
           <w:lang w:val="es_ES" w:bidi="es_ES"/>
         </w:rPr>
         <w:t>), hijos (</w:t>
       </w:r>
-      <w:hyperlink r:id="rId95">
-        <w:r>
-          <w:rPr>
-            <w:lang w:val="es_ES" w:bidi="es_ES"/>
-          </w:rPr>
-          <w:rPr>
-            <w:color w:val="0000EE"/>
-            <w:u w:val="single"/>
-          </w:rPr>
-          <w:t>3:20</w:t>
-        </w:r>
-      </w:hyperlink>
+      <w:r>
+        <w:rPr>
+          <w:lang w:val="es_ES" w:bidi="es_ES"/>
+        </w:rPr>
+        <w:t>3:20</w:t>
+      </w:r>
       <w:r>
         <w:rPr>
           <w:lang w:val="es_ES" w:bidi="es_ES"/>
         </w:rPr>
         <w:t>), padres (</w:t>
       </w:r>
-      <w:hyperlink r:id="rId96">
-        <w:r>
-          <w:rPr>
-            <w:lang w:val="es_ES" w:bidi="es_ES"/>
-          </w:rPr>
-          <w:rPr>
-            <w:color w:val="0000EE"/>
-            <w:u w:val="single"/>
-          </w:rPr>
-          <w:t>3:21</w:t>
-        </w:r>
-      </w:hyperlink>
+      <w:r>
+        <w:rPr>
+          <w:lang w:val="es_ES" w:bidi="es_ES"/>
+        </w:rPr>
+        <w:t>3:21</w:t>
+      </w:r>
       <w:r>
         <w:rPr>
           <w:lang w:val="es_ES" w:bidi="es_ES"/>
         </w:rPr>
         <w:t>), esclavos (</w:t>
       </w:r>
-      <w:hyperlink r:id="rId97">
-        <w:r>
-          <w:rPr>
-            <w:lang w:val="es_ES" w:bidi="es_ES"/>
-          </w:rPr>
-          <w:rPr>
-            <w:color w:val="0000EE"/>
-            <w:u w:val="single"/>
-          </w:rPr>
-          <w:t>3:22–25</w:t>
-        </w:r>
-      </w:hyperlink>
+      <w:r>
+        <w:rPr>
+          <w:lang w:val="es_ES" w:bidi="es_ES"/>
+        </w:rPr>
+        <w:t>3:22–25</w:t>
+      </w:r>
       <w:r>
         <w:rPr>
           <w:lang w:val="es_ES" w:bidi="es_ES"/>
         </w:rPr>
         <w:t>) y amos (</w:t>
       </w:r>
-      <w:hyperlink r:id="rId98">
-        <w:r>
-          <w:rPr>
-            <w:lang w:val="es_ES" w:bidi="es_ES"/>
-          </w:rPr>
-          <w:rPr>
-            <w:color w:val="0000EE"/>
-            <w:u w:val="single"/>
-          </w:rPr>
-          <w:t>4:1</w:t>
-        </w:r>
-      </w:hyperlink>
+      <w:r>
+        <w:rPr>
+          <w:lang w:val="es_ES" w:bidi="es_ES"/>
+        </w:rPr>
+        <w:t>4:1</w:t>
+      </w:r>
       <w:r>
         <w:rPr>
           <w:lang w:val="es_ES" w:bidi="es_ES"/>
         </w:rPr>
         <w:t xml:space="preserve">). Estos códigos aparecen en escritores grecorromanos y en otras partes del Nuevo Testamento (ver </w:t>
       </w:r>
-      <w:hyperlink r:id="rId99">
-        <w:r>
-          <w:rPr>
-            <w:lang w:val="es_ES" w:bidi="es_ES"/>
-          </w:rPr>
-          <w:rPr>
-            <w:color w:val="0000EE"/>
-            <w:u w:val="single"/>
-          </w:rPr>
-          <w:t>Ef 5:22–6:9,</w:t>
-        </w:r>
-      </w:hyperlink>
+      <w:r>
+        <w:rPr>
+          <w:lang w:val="es_ES" w:bidi="es_ES"/>
+        </w:rPr>
+        <w:t>Ef 5:22–6:9,</w:t>
+      </w:r>
       <w:r>
         <w:rPr>
           <w:lang w:val="es_ES" w:bidi="es_ES"/>
         </w:rPr>
         <w:t xml:space="preserve"> </w:t>
       </w:r>
-      <w:hyperlink r:id="rId100">
-        <w:r>
-          <w:rPr>
-            <w:lang w:val="es_ES" w:bidi="es_ES"/>
-          </w:rPr>
-          <w:rPr>
-            <w:color w:val="0000EE"/>
-            <w:u w:val="single"/>
-          </w:rPr>
-          <w:t>1 Pe 2:18–3:7</w:t>
-        </w:r>
-      </w:hyperlink>
+      <w:r>
+        <w:rPr>
+          <w:lang w:val="es_ES" w:bidi="es_ES"/>
+        </w:rPr>
+        <w:t>1 Pe 2:18–3:7</w:t>
+      </w:r>
       <w:r>
         <w:rPr>
           <w:lang w:val="es_ES" w:bidi="es_ES"/>
@@ -4736,30 +4154,18 @@
         </w:rPr>
         <w:t xml:space="preserve">La exhortación a las esposas para que se sometan a sus maridos es seguida inmediatamente por un mandato a los maridos de amar a sus esposas (ver también </w:t>
       </w:r>
-      <w:hyperlink r:id="rId101">
-        <w:r>
-          <w:rPr>
-            <w:lang w:val="es_ES" w:bidi="es_ES"/>
-          </w:rPr>
-          <w:rPr>
-            <w:color w:val="0000EE"/>
-            <w:u w:val="single"/>
-          </w:rPr>
-          <w:t xml:space="preserve">Ef 5:25–30, </w:t>
-        </w:r>
-      </w:hyperlink>
-      <w:hyperlink r:id="rId102">
-        <w:r>
-          <w:rPr>
-            <w:lang w:val="es_ES" w:bidi="es_ES"/>
-          </w:rPr>
-          <w:rPr>
-            <w:color w:val="0000EE"/>
-            <w:u w:val="single"/>
-          </w:rPr>
-          <w:t>1 Pe 3:7</w:t>
-        </w:r>
-      </w:hyperlink>
+      <w:r>
+        <w:rPr>
+          <w:lang w:val="es_ES" w:bidi="es_ES"/>
+        </w:rPr>
+        <w:t xml:space="preserve">Ef 5:25–30, </w:t>
+      </w:r>
+      <w:r>
+        <w:rPr>
+          <w:lang w:val="es_ES" w:bidi="es_ES"/>
+        </w:rPr>
+        <w:t>1 Pe 3:7</w:t>
+      </w:r>
       <w:r>
         <w:rPr>
           <w:lang w:val="es_ES" w:bidi="es_ES"/>
@@ -4814,18 +4220,12 @@
         </w:rPr>
         <w:t xml:space="preserve">Los esclavos tienen amos terrenales a quienes deben obedecer. La esclavitud era central en la vida y la economía del mundo antiguo, y el Nuevo Testamento nunca ataca la práctica como tal. Sin embargo, la fe cristiana establece relaciones que transforman la naturaleza de la estructura social (ver </w:t>
       </w:r>
-      <w:hyperlink r:id="rId103">
-        <w:r>
-          <w:rPr>
-            <w:lang w:val="es_ES" w:bidi="es_ES"/>
-          </w:rPr>
-          <w:rPr>
-            <w:color w:val="0000EE"/>
-            <w:u w:val="single"/>
-          </w:rPr>
-          <w:t>Fl 1:15–16</w:t>
-        </w:r>
-      </w:hyperlink>
+      <w:r>
+        <w:rPr>
+          <w:lang w:val="es_ES" w:bidi="es_ES"/>
+        </w:rPr>
+        <w:t>Fl 1:15–16</w:t>
+      </w:r>
       <w:r>
         <w:rPr>
           <w:lang w:val="es_ES" w:bidi="es_ES"/>
@@ -4928,120 +4328,78 @@
         </w:rPr>
         <w:t>"Perseverad en oración, velando en ella": el verbo griego que subyace a esta frase se utiliza en el Nuevo Testamento para describir la necesidad de que los cristianos estén alerta ante el regreso de Cristo (</w:t>
       </w:r>
-      <w:hyperlink r:id="rId104">
-        <w:r>
-          <w:rPr>
-            <w:lang w:val="es_ES" w:bidi="es_ES"/>
-          </w:rPr>
-          <w:rPr>
-            <w:color w:val="0000EE"/>
-            <w:u w:val="single"/>
-          </w:rPr>
-          <w:t>Mt 24:42;</w:t>
-        </w:r>
-      </w:hyperlink>
+      <w:r>
+        <w:rPr>
+          <w:lang w:val="es_ES" w:bidi="es_ES"/>
+        </w:rPr>
+        <w:t>Mt 24:42;</w:t>
+      </w:r>
       <w:r>
         <w:rPr>
           <w:lang w:val="es_ES" w:bidi="es_ES"/>
         </w:rPr>
         <w:t xml:space="preserve"> </w:t>
       </w:r>
-      <w:hyperlink r:id="rId105">
-        <w:r>
-          <w:rPr>
-            <w:lang w:val="es_ES" w:bidi="es_ES"/>
-          </w:rPr>
-          <w:rPr>
-            <w:color w:val="0000EE"/>
-            <w:u w:val="single"/>
-          </w:rPr>
-          <w:t>25:13;</w:t>
-        </w:r>
-      </w:hyperlink>
+      <w:r>
+        <w:rPr>
+          <w:lang w:val="es_ES" w:bidi="es_ES"/>
+        </w:rPr>
+        <w:t>25:13;</w:t>
+      </w:r>
       <w:r>
         <w:rPr>
           <w:lang w:val="es_ES" w:bidi="es_ES"/>
         </w:rPr>
         <w:t xml:space="preserve"> </w:t>
       </w:r>
-      <w:hyperlink r:id="rId106">
-        <w:r>
-          <w:rPr>
-            <w:lang w:val="es_ES" w:bidi="es_ES"/>
-          </w:rPr>
-          <w:rPr>
-            <w:color w:val="0000EE"/>
-            <w:u w:val="single"/>
-          </w:rPr>
-          <w:t>Mc 13:35,</w:t>
-        </w:r>
-      </w:hyperlink>
-      <w:hyperlink r:id="rId107">
-        <w:r>
-          <w:rPr>
-            <w:lang w:val="es_ES" w:bidi="es_ES"/>
-          </w:rPr>
-          <w:rPr>
-            <w:color w:val="0000EE"/>
-            <w:u w:val="single"/>
-          </w:rPr>
-          <w:t>37;</w:t>
-        </w:r>
-      </w:hyperlink>
+      <w:r>
+        <w:rPr>
+          <w:lang w:val="es_ES" w:bidi="es_ES"/>
+        </w:rPr>
+        <w:t>Mc 13:35,</w:t>
+      </w:r>
+      <w:r>
+        <w:rPr>
+          <w:lang w:val="es_ES" w:bidi="es_ES"/>
+        </w:rPr>
+        <w:t>37;</w:t>
+      </w:r>
       <w:r>
         <w:rPr>
           <w:lang w:val="es_ES" w:bidi="es_ES"/>
         </w:rPr>
         <w:t xml:space="preserve"> </w:t>
       </w:r>
-      <w:hyperlink r:id="rId108">
-        <w:r>
-          <w:rPr>
-            <w:lang w:val="es_ES" w:bidi="es_ES"/>
-          </w:rPr>
-          <w:rPr>
-            <w:color w:val="0000EE"/>
-            <w:u w:val="single"/>
-          </w:rPr>
-          <w:t>1 Ts 5:6;</w:t>
-        </w:r>
-      </w:hyperlink>
+      <w:r>
+        <w:rPr>
+          <w:lang w:val="es_ES" w:bidi="es_ES"/>
+        </w:rPr>
+        <w:t>1 Ts 5:6;</w:t>
+      </w:r>
       <w:r>
         <w:rPr>
           <w:lang w:val="es_ES" w:bidi="es_ES"/>
         </w:rPr>
         <w:t xml:space="preserve"> </w:t>
       </w:r>
-      <w:hyperlink r:id="rId109">
-        <w:r>
-          <w:rPr>
-            <w:lang w:val="es_ES" w:bidi="es_ES"/>
-          </w:rPr>
-          <w:rPr>
-            <w:color w:val="0000EE"/>
-            <w:u w:val="single"/>
-          </w:rPr>
-          <w:t>Ap 3:3;</w:t>
-        </w:r>
-      </w:hyperlink>
+      <w:r>
+        <w:rPr>
+          <w:lang w:val="es_ES" w:bidi="es_ES"/>
+        </w:rPr>
+        <w:t>Ap 3:3;</w:t>
+      </w:r>
       <w:r>
         <w:rPr>
           <w:lang w:val="es_ES" w:bidi="es_ES"/>
         </w:rPr>
         <w:t xml:space="preserve"> </w:t>
       </w:r>
-      <w:hyperlink r:id="rId110">
-        <w:r>
-          <w:rPr>
-            <w:lang w:val="es_ES" w:bidi="es_ES"/>
-          </w:rPr>
-          <w:rPr>
-            <w:color w:val="0000EE"/>
-            <w:u w:val="single"/>
-          </w:rPr>
-          <w:t>16:15</w:t>
-        </w:r>
-      </w:hyperlink>
+      <w:r>
+        <w:rPr>
+          <w:lang w:val="es_ES" w:bidi="es_ES"/>
+        </w:rPr>
+        <w:t>16:15</w:t>
+      </w:r>
       <w:r>
         <w:rPr>
           <w:lang w:val="es_ES" w:bidi="es_ES"/>
@@ -5144,90 +4502,60 @@
         </w:rPr>
         <w:t xml:space="preserve">Para que el Señor nos dé muchas oportunidades (literalmente "que el Señor nos abra la puerta"): una puerta abierta es una metáfora de una oportunidad para proclamar las buenas nuevas (ver también </w:t>
       </w:r>
-      <w:hyperlink r:id="rId111">
-        <w:r>
-          <w:rPr>
-            <w:lang w:val="es_ES" w:bidi="es_ES"/>
-          </w:rPr>
-          <w:rPr>
-            <w:color w:val="0000EE"/>
-            <w:u w:val="single"/>
-          </w:rPr>
-          <w:t>Hc 14:27,</w:t>
-        </w:r>
-      </w:hyperlink>
+      <w:r>
+        <w:rPr>
+          <w:lang w:val="es_ES" w:bidi="es_ES"/>
+        </w:rPr>
+        <w:t>Hc 14:27,</w:t>
+      </w:r>
       <w:r>
         <w:rPr>
           <w:lang w:val="es_ES" w:bidi="es_ES"/>
         </w:rPr>
         <w:t xml:space="preserve"> </w:t>
       </w:r>
-      <w:hyperlink r:id="rId112">
-        <w:r>
-          <w:rPr>
-            <w:lang w:val="es_ES" w:bidi="es_ES"/>
-          </w:rPr>
-          <w:rPr>
-            <w:color w:val="0000EE"/>
-            <w:u w:val="single"/>
-          </w:rPr>
-          <w:t>1 Co 16:9,</w:t>
-        </w:r>
-      </w:hyperlink>
+      <w:r>
+        <w:rPr>
+          <w:lang w:val="es_ES" w:bidi="es_ES"/>
+        </w:rPr>
+        <w:t>1 Co 16:9,</w:t>
+      </w:r>
       <w:r>
         <w:rPr>
           <w:lang w:val="es_ES" w:bidi="es_ES"/>
         </w:rPr>
         <w:t xml:space="preserve"> </w:t>
       </w:r>
-      <w:hyperlink r:id="rId113">
-        <w:r>
-          <w:rPr>
-            <w:lang w:val="es_ES" w:bidi="es_ES"/>
-          </w:rPr>
-          <w:rPr>
-            <w:color w:val="0000EE"/>
-            <w:u w:val="single"/>
-          </w:rPr>
-          <w:t>2 Co 2:12</w:t>
-        </w:r>
-      </w:hyperlink>
+      <w:r>
+        <w:rPr>
+          <w:lang w:val="es_ES" w:bidi="es_ES"/>
+        </w:rPr>
+        <w:t>2 Co 2:12</w:t>
+      </w:r>
       <w:r>
         <w:rPr>
           <w:lang w:val="es_ES" w:bidi="es_ES"/>
         </w:rPr>
         <w:t xml:space="preserve">). • "para hablar el misterio de Cristo": ver </w:t>
       </w:r>
-      <w:hyperlink r:id="rId114">
-        <w:r>
-          <w:rPr>
-            <w:lang w:val="es_ES" w:bidi="es_ES"/>
-          </w:rPr>
-          <w:rPr>
-            <w:color w:val="0000EE"/>
-            <w:u w:val="single"/>
-          </w:rPr>
-          <w:t>Col 1:26–27,</w:t>
-        </w:r>
-      </w:hyperlink>
+      <w:r>
+        <w:rPr>
+          <w:lang w:val="es_ES" w:bidi="es_ES"/>
+        </w:rPr>
+        <w:t>Col 1:26–27,</w:t>
+      </w:r>
       <w:r>
         <w:rPr>
           <w:lang w:val="es_ES" w:bidi="es_ES"/>
         </w:rPr>
         <w:t xml:space="preserve"> </w:t>
       </w:r>
-      <w:hyperlink r:id="rId115">
-        <w:r>
-          <w:rPr>
-            <w:lang w:val="es_ES" w:bidi="es_ES"/>
-          </w:rPr>
-          <w:rPr>
-            <w:color w:val="0000EE"/>
-            <w:u w:val="single"/>
-          </w:rPr>
-          <w:t>2:2</w:t>
-        </w:r>
-      </w:hyperlink>
+      <w:r>
+        <w:rPr>
+          <w:lang w:val="es_ES" w:bidi="es_ES"/>
+        </w:rPr>
+        <w:t>2:2</w:t>
+      </w:r>
       <w:r>
         <w:rPr>
           <w:lang w:val="es_ES" w:bidi="es_ES"/>
@@ -5342,18 +4670,12 @@
         </w:rPr>
         <w:t xml:space="preserve">Atractiva (literalmente "sazonado con sal"): la sal es un condimento y un conservante (ver </w:t>
       </w:r>
-      <w:hyperlink r:id="rId116">
-        <w:r>
-          <w:rPr>
-            <w:lang w:val="es_ES" w:bidi="es_ES"/>
-          </w:rPr>
-          <w:rPr>
-            <w:color w:val="0000EE"/>
-            <w:u w:val="single"/>
-          </w:rPr>
-          <w:t>Mt 5:13</w:t>
-        </w:r>
-      </w:hyperlink>
+      <w:r>
+        <w:rPr>
+          <w:lang w:val="es_ES" w:bidi="es_ES"/>
+        </w:rPr>
+        <w:t>Mt 5:13</w:t>
+      </w:r>
       <w:r>
         <w:rPr>
           <w:lang w:val="es_ES" w:bidi="es_ES"/>
@@ -5414,72 +4736,48 @@
         </w:rPr>
         <w:t xml:space="preserve"> era de la provincia de Asia, donde se encontraba Colosas (</w:t>
       </w:r>
-      <w:hyperlink r:id="rId117">
-        <w:r>
-          <w:rPr>
-            <w:lang w:val="es_ES" w:bidi="es_ES"/>
-          </w:rPr>
-          <w:rPr>
-            <w:color w:val="0000EE"/>
-            <w:u w:val="single"/>
-          </w:rPr>
-          <w:t>Hc 20:4</w:t>
-        </w:r>
-      </w:hyperlink>
+      <w:r>
+        <w:rPr>
+          <w:lang w:val="es_ES" w:bidi="es_ES"/>
+        </w:rPr>
+        <w:t>Hc 20:4</w:t>
+      </w:r>
       <w:r>
         <w:rPr>
           <w:lang w:val="es_ES" w:bidi="es_ES"/>
         </w:rPr>
         <w:t>). Trabajó con Pablo especialmente en esa provincia (</w:t>
       </w:r>
-      <w:hyperlink r:id="rId118">
-        <w:r>
-          <w:rPr>
-            <w:lang w:val="es_ES" w:bidi="es_ES"/>
-          </w:rPr>
-          <w:rPr>
-            <w:color w:val="0000EE"/>
-            <w:u w:val="single"/>
-          </w:rPr>
-          <w:t>Ef 6:21,</w:t>
-        </w:r>
-      </w:hyperlink>
+      <w:r>
+        <w:rPr>
+          <w:lang w:val="es_ES" w:bidi="es_ES"/>
+        </w:rPr>
+        <w:t>Ef 6:21,</w:t>
+      </w:r>
       <w:r>
         <w:rPr>
           <w:lang w:val="es_ES" w:bidi="es_ES"/>
         </w:rPr>
         <w:t xml:space="preserve"> </w:t>
       </w:r>
-      <w:hyperlink r:id="rId119">
-        <w:r>
-          <w:rPr>
-            <w:lang w:val="es_ES" w:bidi="es_ES"/>
-          </w:rPr>
-          <w:rPr>
-            <w:color w:val="0000EE"/>
-            <w:u w:val="single"/>
-          </w:rPr>
-          <w:t>2 Tm 4:12</w:t>
-        </w:r>
-      </w:hyperlink>
+      <w:r>
+        <w:rPr>
+          <w:lang w:val="es_ES" w:bidi="es_ES"/>
+        </w:rPr>
+        <w:t>2 Tm 4:12</w:t>
+      </w:r>
       <w:r>
         <w:rPr>
           <w:lang w:val="es_ES" w:bidi="es_ES"/>
         </w:rPr>
         <w:t>). Más tarde, fue enviado a trabajar con Tito en Creta (</w:t>
       </w:r>
-      <w:hyperlink r:id="rId120">
-        <w:r>
-          <w:rPr>
-            <w:lang w:val="es_ES" w:bidi="es_ES"/>
-          </w:rPr>
-          <w:rPr>
-            <w:color w:val="0000EE"/>
-            <w:u w:val="single"/>
-          </w:rPr>
-          <w:t>Tt 3:12</w:t>
-        </w:r>
-      </w:hyperlink>
+      <w:r>
+        <w:rPr>
+          <w:lang w:val="es_ES" w:bidi="es_ES"/>
+        </w:rPr>
+        <w:t>Tt 3:12</w:t>
+      </w:r>
       <w:r>
         <w:rPr>
           <w:lang w:val="es_ES" w:bidi="es_ES"/>
@@ -5582,18 +4880,12 @@
         </w:rPr>
         <w:t xml:space="preserve">Onésimo era un esclavo fugitivo que Pablo envió de regreso a su amo, Filemón (ver el </w:t>
       </w:r>
-      <w:hyperlink r:id="rId121">
-        <w:r>
-          <w:rPr>
-            <w:lang w:val="es_ES" w:bidi="es_ES"/>
-          </w:rPr>
-          <w:rPr>
-            <w:color w:val="0000EE"/>
-            <w:u w:val="single"/>
-          </w:rPr>
-          <w:t>Libro de Filemón</w:t>
-        </w:r>
-      </w:hyperlink>
+      <w:r>
+        <w:rPr>
+          <w:lang w:val="es_ES" w:bidi="es_ES"/>
+        </w:rPr>
+        <w:t>Libro de Filemón</w:t>
+      </w:r>
       <w:r>
         <w:rPr>
           <w:lang w:val="es_ES" w:bidi="es_ES"/>
@@ -5654,126 +4946,84 @@
         </w:rPr>
         <w:t xml:space="preserve"> era un nombre común, pero probablemente era el mismo hombre de Tesalónica (</w:t>
       </w:r>
-      <w:hyperlink r:id="rId122">
-        <w:r>
-          <w:rPr>
-            <w:lang w:val="es_ES" w:bidi="es_ES"/>
-          </w:rPr>
-          <w:rPr>
-            <w:color w:val="0000EE"/>
-            <w:u w:val="single"/>
-          </w:rPr>
-          <w:t>Hc 19:29,</w:t>
-        </w:r>
-      </w:hyperlink>
+      <w:r>
+        <w:rPr>
+          <w:lang w:val="es_ES" w:bidi="es_ES"/>
+        </w:rPr>
+        <w:t>Hc 19:29,</w:t>
+      </w:r>
       <w:r>
         <w:rPr>
           <w:lang w:val="es_ES" w:bidi="es_ES"/>
         </w:rPr>
         <w:t xml:space="preserve"> </w:t>
       </w:r>
-      <w:hyperlink r:id="rId117">
-        <w:r>
-          <w:rPr>
-            <w:lang w:val="es_ES" w:bidi="es_ES"/>
-          </w:rPr>
-          <w:rPr>
-            <w:color w:val="0000EE"/>
-            <w:u w:val="single"/>
-          </w:rPr>
-          <w:t>20:4</w:t>
-        </w:r>
-      </w:hyperlink>
+      <w:r>
+        <w:rPr>
+          <w:lang w:val="es_ES" w:bidi="es_ES"/>
+        </w:rPr>
+        <w:t>20:4</w:t>
+      </w:r>
       <w:r>
         <w:rPr>
           <w:lang w:val="es_ES" w:bidi="es_ES"/>
         </w:rPr>
         <w:t>) que acompañó a Pablo en su viaje a Roma (</w:t>
       </w:r>
-      <w:hyperlink r:id="rId123">
-        <w:r>
-          <w:rPr>
-            <w:lang w:val="es_ES" w:bidi="es_ES"/>
-          </w:rPr>
-          <w:rPr>
-            <w:color w:val="0000EE"/>
-            <w:u w:val="single"/>
-          </w:rPr>
-          <w:t>Hc 27:2</w:t>
-        </w:r>
-      </w:hyperlink>
+      <w:r>
+        <w:rPr>
+          <w:lang w:val="es_ES" w:bidi="es_ES"/>
+        </w:rPr>
+        <w:t>Hc 27:2</w:t>
+      </w:r>
       <w:r>
         <w:rPr>
           <w:lang w:val="es_ES" w:bidi="es_ES"/>
         </w:rPr>
         <w:t>). Hechos no sugiere que Aristarchô también estuviera bajo arresto, por lo que quizás estaba en la prisión con Pablo voluntariamente, compartiendo su confinamiento para animarlo y ayudarlo en el ministerio. • Marcos, el primo de Bernabé, había acompañado a Bernabé y Pablo en su primer viaje misionero, pero los había dejado antes de que el viaje concluyera (</w:t>
       </w:r>
-      <w:hyperlink r:id="rId124">
-        <w:r>
-          <w:rPr>
-            <w:lang w:val="es_ES" w:bidi="es_ES"/>
-          </w:rPr>
-          <w:rPr>
-            <w:color w:val="0000EE"/>
-            <w:u w:val="single"/>
-          </w:rPr>
-          <w:t>Hc 13:13</w:t>
-        </w:r>
-      </w:hyperlink>
+      <w:r>
+        <w:rPr>
+          <w:lang w:val="es_ES" w:bidi="es_ES"/>
+        </w:rPr>
+        <w:t>Hc 13:13</w:t>
+      </w:r>
       <w:r>
         <w:rPr>
           <w:lang w:val="es_ES" w:bidi="es_ES"/>
         </w:rPr>
         <w:t>). Esa deserción provocó una separación entre Pablo y Bernabé cuando estaban a punto de comenzar el segundo viaje (</w:t>
       </w:r>
-      <w:hyperlink r:id="rId125">
-        <w:r>
-          <w:rPr>
-            <w:lang w:val="es_ES" w:bidi="es_ES"/>
-          </w:rPr>
-          <w:rPr>
-            <w:color w:val="0000EE"/>
-            <w:u w:val="single"/>
-          </w:rPr>
-          <w:t>Hc 15:37–40</w:t>
-        </w:r>
-      </w:hyperlink>
+      <w:r>
+        <w:rPr>
+          <w:lang w:val="es_ES" w:bidi="es_ES"/>
+        </w:rPr>
+        <w:t>Hc 15:37–40</w:t>
+      </w:r>
       <w:r>
         <w:rPr>
           <w:lang w:val="es_ES" w:bidi="es_ES"/>
         </w:rPr>
         <w:t xml:space="preserve">). Pablo y Marcos aparentemente ahora se habían reconciliado (ver también </w:t>
       </w:r>
-      <w:hyperlink r:id="rId126">
-        <w:r>
-          <w:rPr>
-            <w:lang w:val="es_ES" w:bidi="es_ES"/>
-          </w:rPr>
-          <w:rPr>
-            <w:color w:val="0000EE"/>
-            <w:u w:val="single"/>
-          </w:rPr>
-          <w:t>2 Tm 4:11,</w:t>
-        </w:r>
-      </w:hyperlink>
+      <w:r>
+        <w:rPr>
+          <w:lang w:val="es_ES" w:bidi="es_ES"/>
+        </w:rPr>
+        <w:t>2 Tm 4:11,</w:t>
+      </w:r>
       <w:r>
         <w:rPr>
           <w:lang w:val="es_ES" w:bidi="es_ES"/>
         </w:rPr>
         <w:t xml:space="preserve"> </w:t>
       </w:r>
-      <w:hyperlink r:id="rId127">
-        <w:r>
-          <w:rPr>
-            <w:lang w:val="es_ES" w:bidi="es_ES"/>
-          </w:rPr>
-          <w:rPr>
-            <w:color w:val="0000EE"/>
-            <w:u w:val="single"/>
-          </w:rPr>
-          <w:t>Flm 1:24</w:t>
-        </w:r>
-      </w:hyperlink>
+      <w:r>
+        <w:rPr>
+          <w:lang w:val="es_ES" w:bidi="es_ES"/>
+        </w:rPr>
+        <w:t>Flm 1:24</w:t>
+      </w:r>
       <w:r>
         <w:rPr>
           <w:lang w:val="es_ES" w:bidi="es_ES"/>
@@ -5840,18 +5090,12 @@
         </w:rPr>
         <w:t xml:space="preserve">De las seis personas nombradas, cinco también se mencionan en </w:t>
       </w:r>
-      <w:hyperlink r:id="rId128">
-        <w:r>
-          <w:rPr>
-            <w:lang w:val="es_ES" w:bidi="es_ES"/>
-          </w:rPr>
-          <w:rPr>
-            <w:color w:val="0000EE"/>
-            <w:u w:val="single"/>
-          </w:rPr>
-          <w:t>Flm 1:23–24</w:t>
-        </w:r>
-      </w:hyperlink>
+      <w:r>
+        <w:rPr>
+          <w:lang w:val="es_ES" w:bidi="es_ES"/>
+        </w:rPr>
+        <w:t>Flm 1:23–24</w:t>
+      </w:r>
       <w:r>
         <w:rPr>
           <w:lang w:val="es_ES" w:bidi="es_ES"/>
@@ -6002,36 +5246,24 @@
         </w:rPr>
         <w:t xml:space="preserve">"Lucas, el médico amado": es bien conocido como autor de los Hechos y del Evangelio que lleva su nombre. Este versículo es la única prueba de dos hechos sobre Lucas: Era médico y no era creyente judío (ver </w:t>
       </w:r>
-      <w:hyperlink r:id="rId129">
-        <w:r>
-          <w:rPr>
-            <w:lang w:val="es_ES" w:bidi="es_ES"/>
-          </w:rPr>
-          <w:rPr>
-            <w:color w:val="0000EE"/>
-            <w:u w:val="single"/>
-          </w:rPr>
-          <w:t>Col 4:10–11</w:t>
-        </w:r>
-      </w:hyperlink>
+      <w:r>
+        <w:rPr>
+          <w:lang w:val="es_ES" w:bidi="es_ES"/>
+        </w:rPr>
+        <w:t>Col 4:10–11</w:t>
+      </w:r>
       <w:r>
         <w:rPr>
           <w:lang w:val="es_ES" w:bidi="es_ES"/>
         </w:rPr>
         <w:t>). • En contraste con las otras personas mencionadas en este pasaje, no se dan detalles sobre Demas. Quizás Pablo no lo conocía bien. Más tarde, Demas abandonó a Pablo (</w:t>
       </w:r>
-      <w:hyperlink r:id="rId130">
-        <w:r>
-          <w:rPr>
-            <w:lang w:val="es_ES" w:bidi="es_ES"/>
-          </w:rPr>
-          <w:rPr>
-            <w:color w:val="0000EE"/>
-            <w:u w:val="single"/>
-          </w:rPr>
-          <w:t>2 Tm 4:10</w:t>
-        </w:r>
-      </w:hyperlink>
+      <w:r>
+        <w:rPr>
+          <w:lang w:val="es_ES" w:bidi="es_ES"/>
+        </w:rPr>
+        <w:t>2 Tm 4:10</w:t>
+      </w:r>
       <w:r>
         <w:rPr>
           <w:lang w:val="es_ES" w:bidi="es_ES"/>
@@ -6182,18 +5414,12 @@
         </w:rPr>
         <w:t xml:space="preserve">"Y decid á Archîpo": Ver también </w:t>
       </w:r>
-      <w:hyperlink r:id="rId131">
-        <w:r>
-          <w:rPr>
-            <w:lang w:val="es_ES" w:bidi="es_ES"/>
-          </w:rPr>
-          <w:rPr>
-            <w:color w:val="0000EE"/>
-            <w:u w:val="single"/>
-          </w:rPr>
-          <w:t>Flm 1:2</w:t>
-        </w:r>
-      </w:hyperlink>
+      <w:r>
+        <w:rPr>
+          <w:lang w:val="es_ES" w:bidi="es_ES"/>
+        </w:rPr>
+        <w:t>Flm 1:2</w:t>
+      </w:r>
       <w:r>
         <w:rPr>
           <w:lang w:val="es_ES" w:bidi="es_ES"/>
@@ -6248,18 +5474,12 @@
         </w:rPr>
         <w:t xml:space="preserve">"La salutación de mi mano, de Pablo": Como la mayoría de las cartas antiguas, Colosenses fue probablemente dictada por Pablo a un escriba o amanuense, que habría sido entrenado para escribir de forma prolija y compacta. Como forma de autentificar la carta, Pablo añadió al final su propio saludo manuscrito (cp. el comentario de Pablo en </w:t>
       </w:r>
-      <w:hyperlink r:id="rId132">
-        <w:r>
-          <w:rPr>
-            <w:lang w:val="es_ES" w:bidi="es_ES"/>
-          </w:rPr>
-          <w:rPr>
-            <w:color w:val="0000EE"/>
-            <w:u w:val="single"/>
-          </w:rPr>
-          <w:t>2 Ts 2:2</w:t>
-        </w:r>
-      </w:hyperlink>
+      <w:r>
+        <w:rPr>
+          <w:lang w:val="es_ES" w:bidi="es_ES"/>
+        </w:rPr>
+        <w:t>2 Ts 2:2</w:t>
+      </w:r>
       <w:r>
         <w:rPr>
           <w:lang w:val="es_ES" w:bidi="es_ES"/>
